--- a/course-2_semester-2/LOIS/lab-1/lois-1.docx
+++ b/course-2_semester-2/LOIS/lab-1/lois-1.docx
@@ -871,7 +871,7 @@
           <w:bCs/>
           <w:sz w:val="28"/>
           <w:szCs w:val="28"/>
-          <w:lang w:val="en-US"/>
+          <w:lang w:val="ru-RU"/>
         </w:rPr>
         <w:t>5</w:t>
       </w:r>
@@ -1244,10 +1244,10 @@
         </w:tabs>
         <w:spacing w:before="240" w:after="240"/>
         <w:rPr>
-          <w:rFonts w:ascii="Times New Roman" w:eastAsia="Times New Roman" w:hAnsi="Times New Roman" w:cs="Times New Roman"/>
-          <w:sz w:val="26"/>
-          <w:szCs w:val="26"/>
-          <w:lang w:val="ru-RU"/>
+          <w:rFonts w:ascii="Cambria Math" w:eastAsia="Times New Roman" w:hAnsi="Cambria Math" w:cs="Cambria Math"/>
+          <w:sz w:val="26"/>
+          <w:szCs w:val="26"/>
+          <w:lang w:val="en-US"/>
         </w:rPr>
       </w:pPr>
       <w:r>
@@ -1305,15 +1305,17 @@
           <w:rFonts w:ascii="Times New Roman" w:eastAsia="Times New Roman" w:hAnsi="Times New Roman" w:cs="Times New Roman"/>
           <w:sz w:val="26"/>
           <w:szCs w:val="26"/>
-        </w:rPr>
-      </w:pPr>
-      <w:r>
-        <w:rPr>
-          <w:rFonts w:ascii="Times New Roman" w:eastAsia="Times New Roman" w:hAnsi="Times New Roman" w:cs="Times New Roman"/>
-          <w:sz w:val="26"/>
-          <w:szCs w:val="26"/>
-        </w:rPr>
-        <w:t xml:space="preserve">&lt;открывающая </w:t>
+          <w:lang w:val="ru-RU"/>
+        </w:rPr>
+      </w:pPr>
+      <w:r>
+        <w:rPr>
+          <w:rFonts w:ascii="Times New Roman" w:eastAsia="Times New Roman" w:hAnsi="Times New Roman" w:cs="Times New Roman"/>
+          <w:sz w:val="26"/>
+          <w:szCs w:val="26"/>
+          <w:lang w:val="ru-RU"/>
+        </w:rPr>
+        <w:t>&lt;импликация&gt;</w:t>
       </w:r>
       <w:proofErr w:type="gramStart"/>
       <w:r>
@@ -1321,23 +1323,9 @@
           <w:rFonts w:ascii="Times New Roman" w:eastAsia="Times New Roman" w:hAnsi="Times New Roman" w:cs="Times New Roman"/>
           <w:sz w:val="26"/>
           <w:szCs w:val="26"/>
-        </w:rPr>
-        <w:t>скобка&gt;</w:t>
-      </w:r>
-      <w:r>
-        <w:rPr>
-          <w:rFonts w:ascii="Times New Roman" w:eastAsia="Times New Roman" w:hAnsi="Times New Roman" w:cs="Times New Roman"/>
-          <w:sz w:val="26"/>
-          <w:szCs w:val="26"/>
+          <w:lang w:val="ru-RU"/>
         </w:rPr>
         <w:tab/>
-      </w:r>
-      <w:r>
-        <w:rPr>
-          <w:rFonts w:ascii="Times New Roman" w:eastAsia="Times New Roman" w:hAnsi="Times New Roman" w:cs="Times New Roman"/>
-          <w:sz w:val="26"/>
-          <w:szCs w:val="26"/>
-        </w:rPr>
         <w:t>::</w:t>
       </w:r>
       <w:proofErr w:type="gramEnd"/>
@@ -1346,26 +1334,21 @@
           <w:rFonts w:ascii="Times New Roman" w:eastAsia="Times New Roman" w:hAnsi="Times New Roman" w:cs="Times New Roman"/>
           <w:sz w:val="26"/>
           <w:szCs w:val="26"/>
-        </w:rPr>
-        <w:t>=</w:t>
-      </w:r>
-      <w:r>
-        <w:rPr>
-          <w:rFonts w:ascii="Times New Roman" w:eastAsia="Times New Roman" w:hAnsi="Times New Roman" w:cs="Times New Roman"/>
-          <w:sz w:val="26"/>
-          <w:szCs w:val="26"/>
-          <w:lang w:val="ru-RU"/>
-        </w:rPr>
-        <w:t xml:space="preserve"> </w:t>
-      </w:r>
-      <w:r>
-        <w:rPr>
-          <w:rFonts w:ascii="Times New Roman" w:eastAsia="Times New Roman" w:hAnsi="Times New Roman" w:cs="Times New Roman"/>
-          <w:sz w:val="26"/>
-          <w:szCs w:val="26"/>
-        </w:rPr>
-        <w:t>(</w:t>
-      </w:r>
+          <w:lang w:val="ru-RU"/>
+        </w:rPr>
+        <w:t xml:space="preserve">= </w:t>
+      </w:r>
+      <m:oMath>
+        <m:r>
+          <w:rPr>
+            <w:rFonts w:ascii="Cambria Math" w:eastAsia="Times New Roman" w:hAnsi="Cambria Math" w:cs="Times New Roman"/>
+            <w:sz w:val="26"/>
+            <w:szCs w:val="26"/>
+            <w:lang w:val="ru-RU"/>
+          </w:rPr>
+          <m:t>→</m:t>
+        </m:r>
+      </m:oMath>
     </w:p>
     <w:p>
       <w:pPr>
@@ -1377,15 +1360,37 @@
           <w:rFonts w:ascii="Times New Roman" w:eastAsia="Times New Roman" w:hAnsi="Times New Roman" w:cs="Times New Roman"/>
           <w:sz w:val="26"/>
           <w:szCs w:val="26"/>
-        </w:rPr>
-      </w:pPr>
-      <w:r>
-        <w:rPr>
-          <w:rFonts w:ascii="Times New Roman" w:eastAsia="Times New Roman" w:hAnsi="Times New Roman" w:cs="Times New Roman"/>
-          <w:sz w:val="26"/>
-          <w:szCs w:val="26"/>
-        </w:rPr>
-        <w:t xml:space="preserve">&lt;закрывающая </w:t>
+          <w:lang w:val="ru-RU"/>
+        </w:rPr>
+      </w:pPr>
+      <w:r>
+        <w:rPr>
+          <w:rFonts w:ascii="Times New Roman" w:eastAsia="Times New Roman" w:hAnsi="Times New Roman" w:cs="Times New Roman"/>
+          <w:sz w:val="26"/>
+          <w:szCs w:val="26"/>
+          <w:lang w:val="ru-RU"/>
+        </w:rPr>
+        <w:t>&lt;</w:t>
+      </w:r>
+      <w:proofErr w:type="spellStart"/>
+      <w:r>
+        <w:rPr>
+          <w:rFonts w:ascii="Times New Roman" w:eastAsia="Times New Roman" w:hAnsi="Times New Roman" w:cs="Times New Roman"/>
+          <w:sz w:val="26"/>
+          <w:szCs w:val="26"/>
+          <w:lang w:val="ru-RU"/>
+        </w:rPr>
+        <w:t>эквиваленция</w:t>
+      </w:r>
+      <w:proofErr w:type="spellEnd"/>
+      <w:r>
+        <w:rPr>
+          <w:rFonts w:ascii="Times New Roman" w:eastAsia="Times New Roman" w:hAnsi="Times New Roman" w:cs="Times New Roman"/>
+          <w:sz w:val="26"/>
+          <w:szCs w:val="26"/>
+          <w:lang w:val="ru-RU"/>
+        </w:rPr>
+        <w:t>&gt;</w:t>
       </w:r>
       <w:proofErr w:type="gramStart"/>
       <w:r>
@@ -1393,43 +1398,21 @@
           <w:rFonts w:ascii="Times New Roman" w:eastAsia="Times New Roman" w:hAnsi="Times New Roman" w:cs="Times New Roman"/>
           <w:sz w:val="26"/>
           <w:szCs w:val="26"/>
-        </w:rPr>
-        <w:t>скобка&gt;</w:t>
-      </w:r>
-      <w:r>
-        <w:rPr>
-          <w:rFonts w:ascii="Times New Roman" w:eastAsia="Times New Roman" w:hAnsi="Times New Roman" w:cs="Times New Roman"/>
-          <w:sz w:val="26"/>
-          <w:szCs w:val="26"/>
+          <w:lang w:val="ru-RU"/>
         </w:rPr>
         <w:tab/>
-      </w:r>
-      <w:r>
-        <w:rPr>
-          <w:rFonts w:ascii="Times New Roman" w:eastAsia="Times New Roman" w:hAnsi="Times New Roman" w:cs="Times New Roman"/>
-          <w:sz w:val="26"/>
-          <w:szCs w:val="26"/>
-        </w:rPr>
-        <w:t>::=</w:t>
-      </w:r>
-      <w:r>
-        <w:rPr>
-          <w:rFonts w:ascii="Times New Roman" w:eastAsia="Times New Roman" w:hAnsi="Times New Roman" w:cs="Times New Roman"/>
-          <w:sz w:val="26"/>
-          <w:szCs w:val="26"/>
-          <w:lang w:val="ru-RU"/>
-        </w:rPr>
-        <w:t xml:space="preserve"> </w:t>
-      </w:r>
-      <w:r>
-        <w:rPr>
-          <w:rFonts w:ascii="Times New Roman" w:eastAsia="Times New Roman" w:hAnsi="Times New Roman" w:cs="Times New Roman"/>
-          <w:sz w:val="26"/>
-          <w:szCs w:val="26"/>
-        </w:rPr>
-        <w:t>)</w:t>
+        <w:t>::</w:t>
       </w:r>
       <w:proofErr w:type="gramEnd"/>
+      <w:r>
+        <w:rPr>
+          <w:rFonts w:ascii="Times New Roman" w:eastAsia="Times New Roman" w:hAnsi="Times New Roman" w:cs="Times New Roman"/>
+          <w:sz w:val="26"/>
+          <w:szCs w:val="26"/>
+          <w:lang w:val="ru-RU"/>
+        </w:rPr>
+        <w:t>= ~</w:t>
+      </w:r>
     </w:p>
     <w:p>
       <w:pPr>
@@ -1441,16 +1424,15 @@
           <w:rFonts w:ascii="Times New Roman" w:eastAsia="Times New Roman" w:hAnsi="Times New Roman" w:cs="Times New Roman"/>
           <w:sz w:val="26"/>
           <w:szCs w:val="26"/>
-          <w:lang w:val="ru-RU"/>
-        </w:rPr>
-      </w:pPr>
-      <w:r>
-        <w:rPr>
-          <w:rFonts w:ascii="Times New Roman" w:eastAsia="Times New Roman" w:hAnsi="Times New Roman" w:cs="Times New Roman"/>
-          <w:sz w:val="26"/>
-          <w:szCs w:val="26"/>
-        </w:rPr>
-        <w:t>&lt;КНФ-</w:t>
+        </w:rPr>
+      </w:pPr>
+      <w:r>
+        <w:rPr>
+          <w:rFonts w:ascii="Times New Roman" w:eastAsia="Times New Roman" w:hAnsi="Times New Roman" w:cs="Times New Roman"/>
+          <w:sz w:val="26"/>
+          <w:szCs w:val="26"/>
+        </w:rPr>
+        <w:t xml:space="preserve">&lt;открывающая </w:t>
       </w:r>
       <w:proofErr w:type="gramStart"/>
       <w:r>
@@ -1459,52 +1441,49 @@
           <w:sz w:val="26"/>
           <w:szCs w:val="26"/>
         </w:rPr>
-        <w:t>формула</w:t>
-      </w:r>
-      <w:r>
-        <w:rPr>
-          <w:rFonts w:ascii="Times New Roman" w:eastAsia="Times New Roman" w:hAnsi="Times New Roman" w:cs="Times New Roman"/>
-          <w:sz w:val="26"/>
-          <w:szCs w:val="26"/>
-          <w:lang w:val="ru-RU"/>
+        <w:t>скобка&gt;</w:t>
+      </w:r>
+      <w:r>
+        <w:rPr>
+          <w:rFonts w:ascii="Times New Roman" w:eastAsia="Times New Roman" w:hAnsi="Times New Roman" w:cs="Times New Roman"/>
+          <w:sz w:val="26"/>
+          <w:szCs w:val="26"/>
+        </w:rPr>
+        <w:tab/>
+      </w:r>
+      <w:r>
+        <w:rPr>
+          <w:rFonts w:ascii="Times New Roman" w:eastAsia="Times New Roman" w:hAnsi="Times New Roman" w:cs="Times New Roman"/>
+          <w:sz w:val="26"/>
+          <w:szCs w:val="26"/>
+        </w:rPr>
+        <w:t>::</w:t>
+      </w:r>
+      <w:proofErr w:type="gramEnd"/>
+      <w:r>
+        <w:rPr>
+          <w:rFonts w:ascii="Times New Roman" w:eastAsia="Times New Roman" w:hAnsi="Times New Roman" w:cs="Times New Roman"/>
+          <w:sz w:val="26"/>
+          <w:szCs w:val="26"/>
+        </w:rPr>
+        <w:t>=</w:t>
+      </w:r>
+      <w:r>
+        <w:rPr>
+          <w:rFonts w:ascii="Times New Roman" w:eastAsia="Times New Roman" w:hAnsi="Times New Roman" w:cs="Times New Roman"/>
+          <w:sz w:val="26"/>
+          <w:szCs w:val="26"/>
+          <w:lang w:val="ru-RU"/>
+        </w:rPr>
+        <w:t xml:space="preserve"> </w:t>
+      </w:r>
+      <w:r>
+        <w:rPr>
+          <w:rFonts w:ascii="Times New Roman" w:eastAsia="Times New Roman" w:hAnsi="Times New Roman" w:cs="Times New Roman"/>
+          <w:sz w:val="26"/>
+          <w:szCs w:val="26"/>
         </w:rPr>
         <w:t>(</w:t>
-      </w:r>
-      <w:proofErr w:type="gramEnd"/>
-      <w:r>
-        <w:rPr>
-          <w:rFonts w:ascii="Times New Roman" w:eastAsia="Times New Roman" w:hAnsi="Times New Roman" w:cs="Times New Roman"/>
-          <w:sz w:val="26"/>
-          <w:szCs w:val="26"/>
-        </w:rPr>
-        <w:t>Конъюнктивная Нормальная Форма</w:t>
-      </w:r>
-      <w:r>
-        <w:rPr>
-          <w:rFonts w:ascii="Times New Roman" w:eastAsia="Times New Roman" w:hAnsi="Times New Roman" w:cs="Times New Roman"/>
-          <w:sz w:val="26"/>
-          <w:szCs w:val="26"/>
-          <w:lang w:val="ru-RU"/>
-        </w:rPr>
-        <w:t>)</w:t>
-      </w:r>
-      <w:proofErr w:type="gramStart"/>
-      <w:r>
-        <w:rPr>
-          <w:rFonts w:ascii="Times New Roman" w:eastAsia="Times New Roman" w:hAnsi="Times New Roman" w:cs="Times New Roman"/>
-          <w:sz w:val="26"/>
-          <w:szCs w:val="26"/>
-        </w:rPr>
-        <w:t>&gt; ::=</w:t>
-      </w:r>
-      <w:proofErr w:type="gramEnd"/>
-      <w:r>
-        <w:rPr>
-          <w:rFonts w:ascii="Times New Roman" w:eastAsia="Times New Roman" w:hAnsi="Times New Roman" w:cs="Times New Roman"/>
-          <w:sz w:val="26"/>
-          <w:szCs w:val="26"/>
-        </w:rPr>
-        <w:t xml:space="preserve"> &lt;конъюнкция клауз&gt;</w:t>
       </w:r>
     </w:p>
     <w:p>
@@ -1517,16 +1496,15 @@
           <w:rFonts w:ascii="Times New Roman" w:eastAsia="Times New Roman" w:hAnsi="Times New Roman" w:cs="Times New Roman"/>
           <w:sz w:val="26"/>
           <w:szCs w:val="26"/>
-          <w:lang w:val="ru-RU"/>
-        </w:rPr>
-      </w:pPr>
-      <w:r>
-        <w:rPr>
-          <w:rFonts w:ascii="Times New Roman" w:eastAsia="Times New Roman" w:hAnsi="Times New Roman" w:cs="Times New Roman"/>
-          <w:sz w:val="26"/>
-          <w:szCs w:val="26"/>
-        </w:rPr>
-        <w:t>&lt;конъюнкция клауз</w:t>
+        </w:rPr>
+      </w:pPr>
+      <w:r>
+        <w:rPr>
+          <w:rFonts w:ascii="Times New Roman" w:eastAsia="Times New Roman" w:hAnsi="Times New Roman" w:cs="Times New Roman"/>
+          <w:sz w:val="26"/>
+          <w:szCs w:val="26"/>
+        </w:rPr>
+        <w:t xml:space="preserve">&lt;закрывающая </w:t>
       </w:r>
       <w:proofErr w:type="gramStart"/>
       <w:r>
@@ -1535,33 +1513,42 @@
           <w:sz w:val="26"/>
           <w:szCs w:val="26"/>
         </w:rPr>
-        <w:t>&gt; ::=</w:t>
+        <w:t>скобка&gt;</w:t>
+      </w:r>
+      <w:r>
+        <w:rPr>
+          <w:rFonts w:ascii="Times New Roman" w:eastAsia="Times New Roman" w:hAnsi="Times New Roman" w:cs="Times New Roman"/>
+          <w:sz w:val="26"/>
+          <w:szCs w:val="26"/>
+        </w:rPr>
+        <w:tab/>
+      </w:r>
+      <w:r>
+        <w:rPr>
+          <w:rFonts w:ascii="Times New Roman" w:eastAsia="Times New Roman" w:hAnsi="Times New Roman" w:cs="Times New Roman"/>
+          <w:sz w:val="26"/>
+          <w:szCs w:val="26"/>
+        </w:rPr>
+        <w:t>::=</w:t>
+      </w:r>
+      <w:r>
+        <w:rPr>
+          <w:rFonts w:ascii="Times New Roman" w:eastAsia="Times New Roman" w:hAnsi="Times New Roman" w:cs="Times New Roman"/>
+          <w:sz w:val="26"/>
+          <w:szCs w:val="26"/>
+          <w:lang w:val="ru-RU"/>
+        </w:rPr>
+        <w:t xml:space="preserve"> </w:t>
+      </w:r>
+      <w:r>
+        <w:rPr>
+          <w:rFonts w:ascii="Times New Roman" w:eastAsia="Times New Roman" w:hAnsi="Times New Roman" w:cs="Times New Roman"/>
+          <w:sz w:val="26"/>
+          <w:szCs w:val="26"/>
+        </w:rPr>
+        <w:t>)</w:t>
       </w:r>
       <w:proofErr w:type="gramEnd"/>
-      <w:r>
-        <w:rPr>
-          <w:rFonts w:ascii="Times New Roman" w:eastAsia="Times New Roman" w:hAnsi="Times New Roman" w:cs="Times New Roman"/>
-          <w:sz w:val="26"/>
-          <w:szCs w:val="26"/>
-        </w:rPr>
-        <w:t xml:space="preserve"> &lt;клауз&gt;| &lt;клауз&gt; </w:t>
-      </w:r>
-      <w:r>
-        <w:rPr>
-          <w:rFonts w:ascii="Cambria Math" w:eastAsia="Times New Roman" w:hAnsi="Cambria Math" w:cs="Cambria Math"/>
-          <w:sz w:val="26"/>
-          <w:szCs w:val="26"/>
-        </w:rPr>
-        <w:t>∧</w:t>
-      </w:r>
-      <w:r>
-        <w:rPr>
-          <w:rFonts w:ascii="Times New Roman" w:eastAsia="Times New Roman" w:hAnsi="Times New Roman" w:cs="Times New Roman"/>
-          <w:sz w:val="26"/>
-          <w:szCs w:val="26"/>
-        </w:rPr>
-        <w:t xml:space="preserve"> &lt;конъюнкция клауз&gt;</w:t>
-      </w:r>
     </w:p>
     <w:p>
       <w:pPr>
@@ -1582,7 +1569,7 @@
           <w:sz w:val="26"/>
           <w:szCs w:val="26"/>
         </w:rPr>
-        <w:t>&lt;клауз</w:t>
+        <w:t>&lt;КНФ-</w:t>
       </w:r>
       <w:proofErr w:type="gramStart"/>
       <w:r>
@@ -1591,6 +1578,42 @@
           <w:sz w:val="26"/>
           <w:szCs w:val="26"/>
         </w:rPr>
+        <w:t>формула</w:t>
+      </w:r>
+      <w:r>
+        <w:rPr>
+          <w:rFonts w:ascii="Times New Roman" w:eastAsia="Times New Roman" w:hAnsi="Times New Roman" w:cs="Times New Roman"/>
+          <w:sz w:val="26"/>
+          <w:szCs w:val="26"/>
+          <w:lang w:val="ru-RU"/>
+        </w:rPr>
+        <w:t>(</w:t>
+      </w:r>
+      <w:proofErr w:type="gramEnd"/>
+      <w:r>
+        <w:rPr>
+          <w:rFonts w:ascii="Times New Roman" w:eastAsia="Times New Roman" w:hAnsi="Times New Roman" w:cs="Times New Roman"/>
+          <w:sz w:val="26"/>
+          <w:szCs w:val="26"/>
+        </w:rPr>
+        <w:t>Конъюнктивная Нормальная Форма</w:t>
+      </w:r>
+      <w:r>
+        <w:rPr>
+          <w:rFonts w:ascii="Times New Roman" w:eastAsia="Times New Roman" w:hAnsi="Times New Roman" w:cs="Times New Roman"/>
+          <w:sz w:val="26"/>
+          <w:szCs w:val="26"/>
+          <w:lang w:val="ru-RU"/>
+        </w:rPr>
+        <w:t>)</w:t>
+      </w:r>
+      <w:proofErr w:type="gramStart"/>
+      <w:r>
+        <w:rPr>
+          <w:rFonts w:ascii="Times New Roman" w:eastAsia="Times New Roman" w:hAnsi="Times New Roman" w:cs="Times New Roman"/>
+          <w:sz w:val="26"/>
+          <w:szCs w:val="26"/>
+        </w:rPr>
         <w:t>&gt; ::=</w:t>
       </w:r>
       <w:proofErr w:type="gramEnd"/>
@@ -1600,36 +1623,8 @@
           <w:sz w:val="26"/>
           <w:szCs w:val="26"/>
         </w:rPr>
-        <w:t xml:space="preserve"> </w:t>
-      </w:r>
-      <w:proofErr w:type="gramStart"/>
-      <w:r>
-        <w:rPr>
-          <w:rFonts w:ascii="Times New Roman" w:eastAsia="Times New Roman" w:hAnsi="Times New Roman" w:cs="Times New Roman"/>
-          <w:sz w:val="26"/>
-          <w:szCs w:val="26"/>
-        </w:rPr>
-        <w:t>( &lt;</w:t>
-      </w:r>
-      <w:proofErr w:type="gramEnd"/>
-      <w:r>
-        <w:rPr>
-          <w:rFonts w:ascii="Times New Roman" w:eastAsia="Times New Roman" w:hAnsi="Times New Roman" w:cs="Times New Roman"/>
-          <w:sz w:val="26"/>
-          <w:szCs w:val="26"/>
-        </w:rPr>
-        <w:t>дизъюнкция литералов</w:t>
-      </w:r>
-      <w:proofErr w:type="gramStart"/>
-      <w:r>
-        <w:rPr>
-          <w:rFonts w:ascii="Times New Roman" w:eastAsia="Times New Roman" w:hAnsi="Times New Roman" w:cs="Times New Roman"/>
-          <w:sz w:val="26"/>
-          <w:szCs w:val="26"/>
-        </w:rPr>
-        <w:t>&gt; )</w:t>
-      </w:r>
-      <w:proofErr w:type="gramEnd"/>
+        <w:t xml:space="preserve"> &lt;конъюнкция клауз&gt;</w:t>
+      </w:r>
     </w:p>
     <w:p>
       <w:pPr>
@@ -1641,16 +1636,16 @@
           <w:rFonts w:ascii="Times New Roman" w:eastAsia="Times New Roman" w:hAnsi="Times New Roman" w:cs="Times New Roman"/>
           <w:sz w:val="26"/>
           <w:szCs w:val="26"/>
-          <w:lang w:val="en-US"/>
-        </w:rPr>
-      </w:pPr>
-      <w:r>
-        <w:rPr>
-          <w:rFonts w:ascii="Times New Roman" w:eastAsia="Times New Roman" w:hAnsi="Times New Roman" w:cs="Times New Roman"/>
-          <w:sz w:val="26"/>
-          <w:szCs w:val="26"/>
-        </w:rPr>
-        <w:t>&lt;дизъюнкция литералов</w:t>
+          <w:lang w:val="ru-RU"/>
+        </w:rPr>
+      </w:pPr>
+      <w:r>
+        <w:rPr>
+          <w:rFonts w:ascii="Times New Roman" w:eastAsia="Times New Roman" w:hAnsi="Times New Roman" w:cs="Times New Roman"/>
+          <w:sz w:val="26"/>
+          <w:szCs w:val="26"/>
+        </w:rPr>
+        <w:t>&lt;конъюнкция клауз</w:t>
       </w:r>
       <w:proofErr w:type="gramStart"/>
       <w:r>
@@ -1668,7 +1663,7 @@
           <w:sz w:val="26"/>
           <w:szCs w:val="26"/>
         </w:rPr>
-        <w:t xml:space="preserve"> &lt;литерал&gt;| &lt;литерал&gt; </w:t>
+        <w:t xml:space="preserve"> &lt;клауз&gt;| &lt;клауз&gt; </w:t>
       </w:r>
       <w:r>
         <w:rPr>
@@ -1676,15 +1671,15 @@
           <w:sz w:val="26"/>
           <w:szCs w:val="26"/>
         </w:rPr>
-        <w:t>∨</w:t>
-      </w:r>
-      <w:r>
-        <w:rPr>
-          <w:rFonts w:ascii="Times New Roman" w:eastAsia="Times New Roman" w:hAnsi="Times New Roman" w:cs="Times New Roman"/>
-          <w:sz w:val="26"/>
-          <w:szCs w:val="26"/>
-        </w:rPr>
-        <w:t xml:space="preserve"> &lt;дизъюнкция литералов&gt;</w:t>
+        <w:t>∧</w:t>
+      </w:r>
+      <w:r>
+        <w:rPr>
+          <w:rFonts w:ascii="Times New Roman" w:eastAsia="Times New Roman" w:hAnsi="Times New Roman" w:cs="Times New Roman"/>
+          <w:sz w:val="26"/>
+          <w:szCs w:val="26"/>
+        </w:rPr>
+        <w:t xml:space="preserve"> &lt;конъюнкция клауз&gt;</w:t>
       </w:r>
     </w:p>
     <w:p>
@@ -1706,7 +1701,7 @@
           <w:sz w:val="26"/>
           <w:szCs w:val="26"/>
         </w:rPr>
-        <w:t>&lt;литерал</w:t>
+        <w:t>&lt;клауз</w:t>
       </w:r>
       <w:proofErr w:type="gramStart"/>
       <w:r>
@@ -1724,7 +1719,7 @@
           <w:sz w:val="26"/>
           <w:szCs w:val="26"/>
         </w:rPr>
-        <w:t xml:space="preserve"> &lt;переменная&gt;</w:t>
+        <w:t xml:space="preserve"> </w:t>
       </w:r>
       <w:proofErr w:type="gramStart"/>
       <w:r>
@@ -1733,16 +1728,7 @@
           <w:sz w:val="26"/>
           <w:szCs w:val="26"/>
         </w:rPr>
-        <w:t xml:space="preserve">| </w:t>
-      </w:r>
-      <w:r>
-        <w:rPr>
-          <w:rFonts w:ascii="Times New Roman" w:eastAsia="Times New Roman" w:hAnsi="Times New Roman" w:cs="Times New Roman"/>
-          <w:sz w:val="26"/>
-          <w:szCs w:val="26"/>
-          <w:lang w:val="ru-RU"/>
-        </w:rPr>
-        <w:t>!</w:t>
+        <w:t>( &lt;</w:t>
       </w:r>
       <w:proofErr w:type="gramEnd"/>
       <w:r>
@@ -1751,8 +1737,18 @@
           <w:sz w:val="26"/>
           <w:szCs w:val="26"/>
         </w:rPr>
-        <w:t>&lt;переменная&gt;</w:t>
-      </w:r>
+        <w:t>дизъюнкция литералов</w:t>
+      </w:r>
+      <w:proofErr w:type="gramStart"/>
+      <w:r>
+        <w:rPr>
+          <w:rFonts w:ascii="Times New Roman" w:eastAsia="Times New Roman" w:hAnsi="Times New Roman" w:cs="Times New Roman"/>
+          <w:sz w:val="26"/>
+          <w:szCs w:val="26"/>
+        </w:rPr>
+        <w:t>&gt; )</w:t>
+      </w:r>
+      <w:proofErr w:type="gramEnd"/>
     </w:p>
     <w:p>
       <w:pPr>
@@ -1773,6 +1769,129 @@
           <w:sz w:val="26"/>
           <w:szCs w:val="26"/>
         </w:rPr>
+        <w:t>&lt;дизъюнкция литералов</w:t>
+      </w:r>
+      <w:proofErr w:type="gramStart"/>
+      <w:r>
+        <w:rPr>
+          <w:rFonts w:ascii="Times New Roman" w:eastAsia="Times New Roman" w:hAnsi="Times New Roman" w:cs="Times New Roman"/>
+          <w:sz w:val="26"/>
+          <w:szCs w:val="26"/>
+        </w:rPr>
+        <w:t>&gt; ::=</w:t>
+      </w:r>
+      <w:proofErr w:type="gramEnd"/>
+      <w:r>
+        <w:rPr>
+          <w:rFonts w:ascii="Times New Roman" w:eastAsia="Times New Roman" w:hAnsi="Times New Roman" w:cs="Times New Roman"/>
+          <w:sz w:val="26"/>
+          <w:szCs w:val="26"/>
+        </w:rPr>
+        <w:t xml:space="preserve"> &lt;литерал&gt;| &lt;литерал&gt; </w:t>
+      </w:r>
+      <w:r>
+        <w:rPr>
+          <w:rFonts w:ascii="Cambria Math" w:eastAsia="Times New Roman" w:hAnsi="Cambria Math" w:cs="Cambria Math"/>
+          <w:sz w:val="26"/>
+          <w:szCs w:val="26"/>
+        </w:rPr>
+        <w:t>∨</w:t>
+      </w:r>
+      <w:r>
+        <w:rPr>
+          <w:rFonts w:ascii="Times New Roman" w:eastAsia="Times New Roman" w:hAnsi="Times New Roman" w:cs="Times New Roman"/>
+          <w:sz w:val="26"/>
+          <w:szCs w:val="26"/>
+        </w:rPr>
+        <w:t xml:space="preserve"> &lt;дизъюнкция литералов&gt;</w:t>
+      </w:r>
+    </w:p>
+    <w:p>
+      <w:pPr>
+        <w:tabs>
+          <w:tab w:val="left" w:pos="3119"/>
+        </w:tabs>
+        <w:spacing w:before="240" w:after="240"/>
+        <w:rPr>
+          <w:rFonts w:ascii="Times New Roman" w:eastAsia="Times New Roman" w:hAnsi="Times New Roman" w:cs="Times New Roman"/>
+          <w:sz w:val="26"/>
+          <w:szCs w:val="26"/>
+          <w:lang w:val="ru-RU"/>
+        </w:rPr>
+      </w:pPr>
+      <w:r>
+        <w:rPr>
+          <w:rFonts w:ascii="Times New Roman" w:eastAsia="Times New Roman" w:hAnsi="Times New Roman" w:cs="Times New Roman"/>
+          <w:sz w:val="26"/>
+          <w:szCs w:val="26"/>
+        </w:rPr>
+        <w:t>&lt;литерал</w:t>
+      </w:r>
+      <w:proofErr w:type="gramStart"/>
+      <w:r>
+        <w:rPr>
+          <w:rFonts w:ascii="Times New Roman" w:eastAsia="Times New Roman" w:hAnsi="Times New Roman" w:cs="Times New Roman"/>
+          <w:sz w:val="26"/>
+          <w:szCs w:val="26"/>
+        </w:rPr>
+        <w:t>&gt; ::=</w:t>
+      </w:r>
+      <w:proofErr w:type="gramEnd"/>
+      <w:r>
+        <w:rPr>
+          <w:rFonts w:ascii="Times New Roman" w:eastAsia="Times New Roman" w:hAnsi="Times New Roman" w:cs="Times New Roman"/>
+          <w:sz w:val="26"/>
+          <w:szCs w:val="26"/>
+        </w:rPr>
+        <w:t xml:space="preserve"> &lt;переменная&gt;</w:t>
+      </w:r>
+      <w:proofErr w:type="gramStart"/>
+      <w:r>
+        <w:rPr>
+          <w:rFonts w:ascii="Times New Roman" w:eastAsia="Times New Roman" w:hAnsi="Times New Roman" w:cs="Times New Roman"/>
+          <w:sz w:val="26"/>
+          <w:szCs w:val="26"/>
+        </w:rPr>
+        <w:t xml:space="preserve">| </w:t>
+      </w:r>
+      <w:r>
+        <w:rPr>
+          <w:rFonts w:ascii="Times New Roman" w:eastAsia="Times New Roman" w:hAnsi="Times New Roman" w:cs="Times New Roman"/>
+          <w:sz w:val="26"/>
+          <w:szCs w:val="26"/>
+          <w:lang w:val="ru-RU"/>
+        </w:rPr>
+        <w:t>!</w:t>
+      </w:r>
+      <w:proofErr w:type="gramEnd"/>
+      <w:r>
+        <w:rPr>
+          <w:rFonts w:ascii="Times New Roman" w:eastAsia="Times New Roman" w:hAnsi="Times New Roman" w:cs="Times New Roman"/>
+          <w:sz w:val="26"/>
+          <w:szCs w:val="26"/>
+        </w:rPr>
+        <w:t>&lt;переменная&gt;</w:t>
+      </w:r>
+    </w:p>
+    <w:p>
+      <w:pPr>
+        <w:tabs>
+          <w:tab w:val="left" w:pos="3119"/>
+        </w:tabs>
+        <w:spacing w:before="240" w:after="240"/>
+        <w:rPr>
+          <w:rFonts w:ascii="Times New Roman" w:eastAsia="Times New Roman" w:hAnsi="Times New Roman" w:cs="Times New Roman"/>
+          <w:sz w:val="26"/>
+          <w:szCs w:val="26"/>
+          <w:lang w:val="ru-RU"/>
+        </w:rPr>
+      </w:pPr>
+      <w:r>
+        <w:rPr>
+          <w:rFonts w:ascii="Times New Roman" w:eastAsia="Times New Roman" w:hAnsi="Times New Roman" w:cs="Times New Roman"/>
+          <w:sz w:val="26"/>
+          <w:szCs w:val="26"/>
+        </w:rPr>
         <w:t>&lt;переменная</w:t>
       </w:r>
       <w:proofErr w:type="gramStart"/>
@@ -1826,6 +1945,7 @@
           <w:color w:val="000000"/>
           <w:sz w:val="28"/>
           <w:szCs w:val="28"/>
+          <w:lang w:val="ru-RU"/>
         </w:rPr>
       </w:pPr>
     </w:p>
@@ -1837,6 +1957,7 @@
           <w:color w:val="000000"/>
           <w:sz w:val="28"/>
           <w:szCs w:val="28"/>
+          <w:lang w:val="ru-RU"/>
         </w:rPr>
       </w:pPr>
     </w:p>
@@ -1848,6 +1969,7 @@
           <w:color w:val="000000"/>
           <w:sz w:val="28"/>
           <w:szCs w:val="28"/>
+          <w:lang w:val="ru-RU"/>
         </w:rPr>
       </w:pPr>
     </w:p>
@@ -1883,7 +2005,6 @@
           <w:szCs w:val="26"/>
           <w:lang w:val="ru-RU"/>
         </w:rPr>
-        <w:lastRenderedPageBreak/>
         <w:t>Блок-схем</w:t>
       </w:r>
       <w:r>
@@ -1934,13 +2055,13 @@
           <w:rFonts w:ascii="Times New Roman" w:eastAsia="Times New Roman" w:hAnsi="Times New Roman" w:cs="Times New Roman"/>
           <w:sz w:val="26"/>
           <w:szCs w:val="26"/>
-          <w:lang w:val="ru-BY"/>
+          <w:lang w:val="en-US"/>
         </w:rPr>
         <w:drawing>
-          <wp:inline distT="0" distB="0" distL="0" distR="0" wp14:anchorId="4AE92971" wp14:editId="6292BA9F">
-            <wp:extent cx="6301740" cy="6515735"/>
+          <wp:inline distT="0" distB="0" distL="0" distR="0" wp14:anchorId="6FE22BC1" wp14:editId="50434905">
+            <wp:extent cx="6301740" cy="6154420"/>
             <wp:effectExtent l="0" t="0" r="3810" b="0"/>
-            <wp:docPr id="519188237" name="Рисунок 1" descr="Изображение выглядит как диаграмма, зарисовка, План, Технический чертеж&#10;&#10;Контент, сгенерированный ИИ, может содержать ошибки."/>
+            <wp:docPr id="1692073113" name="Рисунок 1" descr="Изображение выглядит как текст, диаграмма, зарисовка, План&#10;&#10;Содержимое, созданное искусственным интеллектом, может быть неверным."/>
             <wp:cNvGraphicFramePr>
               <a:graphicFrameLocks xmlns:a="http://schemas.openxmlformats.org/drawingml/2006/main" noChangeAspect="1"/>
             </wp:cNvGraphicFramePr>
@@ -1948,7 +2069,7 @@
               <a:graphicData uri="http://schemas.openxmlformats.org/drawingml/2006/picture">
                 <pic:pic xmlns:pic="http://schemas.openxmlformats.org/drawingml/2006/picture">
                   <pic:nvPicPr>
-                    <pic:cNvPr id="519188237" name="Рисунок 1" descr="Изображение выглядит как диаграмма, зарисовка, План, Технический чертеж&#10;&#10;Контент, сгенерированный ИИ, может содержать ошибки."/>
+                    <pic:cNvPr id="1692073113" name="Рисунок 1" descr="Изображение выглядит как текст, диаграмма, зарисовка, План&#10;&#10;Содержимое, созданное искусственным интеллектом, может быть неверным."/>
                     <pic:cNvPicPr/>
                   </pic:nvPicPr>
                   <pic:blipFill>
@@ -1960,7 +2081,7 @@
                   <pic:spPr>
                     <a:xfrm>
                       <a:off x="0" y="0"/>
-                      <a:ext cx="6301740" cy="6515735"/>
+                      <a:ext cx="6301740" cy="6154420"/>
                     </a:xfrm>
                     <a:prstGeom prst="rect">
                       <a:avLst/>
@@ -2092,10 +2213,10 @@
         </w:rPr>
         <w:lastRenderedPageBreak/>
         <w:drawing>
-          <wp:inline distT="0" distB="0" distL="0" distR="0" wp14:anchorId="6557269F" wp14:editId="49DA93BE">
-            <wp:extent cx="6301740" cy="3744595"/>
-            <wp:effectExtent l="0" t="0" r="3810" b="8255"/>
-            <wp:docPr id="1194702027" name="Рисунок 1" descr="Изображение выглядит как диаграмма, зарисовка, Технический чертеж, линия&#10;&#10;Контент, сгенерированный ИИ, может содержать ошибки."/>
+          <wp:inline distT="0" distB="0" distL="0" distR="0" wp14:anchorId="60B8BCE3" wp14:editId="08BF7A71">
+            <wp:extent cx="3419952" cy="3258005"/>
+            <wp:effectExtent l="0" t="0" r="0" b="0"/>
+            <wp:docPr id="1422950227" name="Рисунок 1" descr="Изображение выглядит как текст, снимок экрана, диаграмма, Шрифт&#10;&#10;Содержимое, созданное искусственным интеллектом, может быть неверным."/>
             <wp:cNvGraphicFramePr>
               <a:graphicFrameLocks xmlns:a="http://schemas.openxmlformats.org/drawingml/2006/main" noChangeAspect="1"/>
             </wp:cNvGraphicFramePr>
@@ -2103,7 +2224,7 @@
               <a:graphicData uri="http://schemas.openxmlformats.org/drawingml/2006/picture">
                 <pic:pic xmlns:pic="http://schemas.openxmlformats.org/drawingml/2006/picture">
                   <pic:nvPicPr>
-                    <pic:cNvPr id="1194702027" name="Рисунок 1" descr="Изображение выглядит как диаграмма, зарисовка, Технический чертеж, линия&#10;&#10;Контент, сгенерированный ИИ, может содержать ошибки."/>
+                    <pic:cNvPr id="1422950227" name="Рисунок 1" descr="Изображение выглядит как текст, снимок экрана, диаграмма, Шрифт&#10;&#10;Содержимое, созданное искусственным интеллектом, может быть неверным."/>
                     <pic:cNvPicPr/>
                   </pic:nvPicPr>
                   <pic:blipFill>
@@ -2115,7 +2236,7 @@
                   <pic:spPr>
                     <a:xfrm>
                       <a:off x="0" y="0"/>
-                      <a:ext cx="6301740" cy="3744595"/>
+                      <a:ext cx="3419952" cy="3258005"/>
                     </a:xfrm>
                     <a:prstGeom prst="rect">
                       <a:avLst/>
@@ -2188,7 +2309,6 @@
         <w:t xml:space="preserve"> </w:t>
       </w:r>
       <w:proofErr w:type="spellStart"/>
-      <w:proofErr w:type="gramStart"/>
       <w:r>
         <w:rPr>
           <w:rFonts w:ascii="Cascadia Mono" w:eastAsiaTheme="minorHAnsi" w:hAnsi="Cascadia Mono" w:cs="Cascadia Mono"/>
@@ -2196,9 +2316,9 @@
           <w:szCs w:val="19"/>
           <w:lang w:val="ru-BY" w:eastAsia="en-US"/>
         </w:rPr>
-        <w:t>readFormulaFromFile</w:t>
-      </w:r>
-      <w:proofErr w:type="spellEnd"/>
+        <w:t>read_formula_from_</w:t>
+      </w:r>
+      <w:proofErr w:type="gramStart"/>
       <w:r>
         <w:rPr>
           <w:rFonts w:ascii="Cascadia Mono" w:eastAsiaTheme="minorHAnsi" w:hAnsi="Cascadia Mono" w:cs="Cascadia Mono"/>
@@ -2206,10 +2326,9 @@
           <w:szCs w:val="19"/>
           <w:lang w:val="ru-BY" w:eastAsia="en-US"/>
         </w:rPr>
-        <w:t>(</w:t>
-      </w:r>
-      <w:proofErr w:type="spellStart"/>
-      <w:proofErr w:type="gramEnd"/>
+        <w:t>file</w:t>
+      </w:r>
+      <w:proofErr w:type="spellEnd"/>
       <w:r>
         <w:rPr>
           <w:rFonts w:ascii="Cascadia Mono" w:eastAsiaTheme="minorHAnsi" w:hAnsi="Cascadia Mono" w:cs="Cascadia Mono"/>
@@ -2217,9 +2336,10 @@
           <w:szCs w:val="19"/>
           <w:lang w:val="ru-BY" w:eastAsia="en-US"/>
         </w:rPr>
-        <w:t>const</w:t>
-      </w:r>
-      <w:proofErr w:type="spellEnd"/>
+        <w:t>(</w:t>
+      </w:r>
+      <w:proofErr w:type="spellStart"/>
+      <w:proofErr w:type="gramEnd"/>
       <w:r>
         <w:rPr>
           <w:rFonts w:ascii="Cascadia Mono" w:eastAsiaTheme="minorHAnsi" w:hAnsi="Cascadia Mono" w:cs="Cascadia Mono"/>
@@ -2227,9 +2347,9 @@
           <w:szCs w:val="19"/>
           <w:lang w:val="ru-BY" w:eastAsia="en-US"/>
         </w:rPr>
-        <w:t xml:space="preserve"> </w:t>
-      </w:r>
-      <w:proofErr w:type="spellStart"/>
+        <w:t>filename</w:t>
+      </w:r>
+      <w:proofErr w:type="spellEnd"/>
       <w:r>
         <w:rPr>
           <w:rFonts w:ascii="Cascadia Mono" w:eastAsiaTheme="minorHAnsi" w:hAnsi="Cascadia Mono" w:cs="Cascadia Mono"/>
@@ -2237,9 +2357,9 @@
           <w:szCs w:val="19"/>
           <w:lang w:val="ru-BY" w:eastAsia="en-US"/>
         </w:rPr>
-        <w:t>string</w:t>
-      </w:r>
-      <w:proofErr w:type="spellEnd"/>
+        <w:t xml:space="preserve">: </w:t>
+      </w:r>
+      <w:proofErr w:type="spellStart"/>
       <w:r>
         <w:rPr>
           <w:rFonts w:ascii="Cascadia Mono" w:eastAsiaTheme="minorHAnsi" w:hAnsi="Cascadia Mono" w:cs="Cascadia Mono"/>
@@ -2247,9 +2367,9 @@
           <w:szCs w:val="19"/>
           <w:lang w:val="ru-BY" w:eastAsia="en-US"/>
         </w:rPr>
-        <w:t xml:space="preserve">&amp; </w:t>
-      </w:r>
-      <w:proofErr w:type="spellStart"/>
+        <w:t>str</w:t>
+      </w:r>
+      <w:proofErr w:type="spellEnd"/>
       <w:r>
         <w:rPr>
           <w:rFonts w:ascii="Cascadia Mono" w:eastAsiaTheme="minorHAnsi" w:hAnsi="Cascadia Mono" w:cs="Cascadia Mono"/>
@@ -2257,18 +2377,21 @@
           <w:szCs w:val="19"/>
           <w:lang w:val="ru-BY" w:eastAsia="en-US"/>
         </w:rPr>
-        <w:t>filename</w:t>
-      </w:r>
-      <w:proofErr w:type="spellEnd"/>
-      <w:r>
+        <w:t>)</w:t>
+      </w:r>
+    </w:p>
+    <w:p>
+      <w:pPr>
+        <w:pStyle w:val="a3"/>
+        <w:spacing w:before="240" w:after="240"/>
+        <w:jc w:val="center"/>
         <w:rPr>
           <w:rFonts w:ascii="Cascadia Mono" w:eastAsiaTheme="minorHAnsi" w:hAnsi="Cascadia Mono" w:cs="Cascadia Mono"/>
           <w:sz w:val="19"/>
           <w:szCs w:val="19"/>
           <w:lang w:val="ru-BY" w:eastAsia="en-US"/>
         </w:rPr>
-        <w:t>)</w:t>
-      </w:r>
+      </w:pPr>
     </w:p>
     <w:p>
       <w:pPr>
@@ -2295,45 +2418,19 @@
           <w:lang w:val="ru-BY" w:eastAsia="en-US"/>
         </w:rPr>
       </w:pPr>
-    </w:p>
-    <w:p>
-      <w:pPr>
-        <w:pStyle w:val="a3"/>
-        <w:spacing w:before="240" w:after="240"/>
-        <w:jc w:val="center"/>
+      <w:r>
         <w:rPr>
           <w:rFonts w:ascii="Cascadia Mono" w:eastAsiaTheme="minorHAnsi" w:hAnsi="Cascadia Mono" w:cs="Cascadia Mono"/>
           <w:sz w:val="19"/>
           <w:szCs w:val="19"/>
           <w:lang w:val="ru-BY" w:eastAsia="en-US"/>
         </w:rPr>
-      </w:pPr>
-    </w:p>
-    <w:p>
-      <w:pPr>
-        <w:pStyle w:val="a3"/>
-        <w:spacing w:before="240" w:after="240"/>
-        <w:jc w:val="center"/>
-        <w:rPr>
-          <w:rFonts w:ascii="Cascadia Mono" w:eastAsiaTheme="minorHAnsi" w:hAnsi="Cascadia Mono" w:cs="Cascadia Mono"/>
-          <w:sz w:val="19"/>
-          <w:szCs w:val="19"/>
-          <w:lang w:val="ru-BY" w:eastAsia="en-US"/>
-        </w:rPr>
-      </w:pPr>
-      <w:r>
-        <w:rPr>
-          <w:rFonts w:ascii="Cascadia Mono" w:eastAsiaTheme="minorHAnsi" w:hAnsi="Cascadia Mono" w:cs="Cascadia Mono"/>
-          <w:sz w:val="19"/>
-          <w:szCs w:val="19"/>
-          <w:lang w:val="ru-BY" w:eastAsia="en-US"/>
-        </w:rPr>
         <w:lastRenderedPageBreak/>
         <w:drawing>
-          <wp:inline distT="0" distB="0" distL="0" distR="0" wp14:anchorId="6000B94C" wp14:editId="7E2B9FE9">
-            <wp:extent cx="5706271" cy="7868748"/>
-            <wp:effectExtent l="0" t="0" r="8890" b="0"/>
-            <wp:docPr id="1390035567" name="Рисунок 1" descr="Изображение выглядит как диаграмма, зарисовка, План, Технический чертеж&#10;&#10;Контент, сгенерированный ИИ, может содержать ошибки."/>
+          <wp:inline distT="0" distB="0" distL="0" distR="0" wp14:anchorId="7FCCC0C8" wp14:editId="19764031">
+            <wp:extent cx="6182588" cy="7249537"/>
+            <wp:effectExtent l="0" t="0" r="8890" b="8890"/>
+            <wp:docPr id="239483387" name="Рисунок 1" descr="Изображение выглядит как диаграмма, текст, План, Технический чертеж&#10;&#10;Содержимое, созданное искусственным интеллектом, может быть неверным."/>
             <wp:cNvGraphicFramePr>
               <a:graphicFrameLocks xmlns:a="http://schemas.openxmlformats.org/drawingml/2006/main" noChangeAspect="1"/>
             </wp:cNvGraphicFramePr>
@@ -2341,7 +2438,7 @@
               <a:graphicData uri="http://schemas.openxmlformats.org/drawingml/2006/picture">
                 <pic:pic xmlns:pic="http://schemas.openxmlformats.org/drawingml/2006/picture">
                   <pic:nvPicPr>
-                    <pic:cNvPr id="1390035567" name="Рисунок 1" descr="Изображение выглядит как диаграмма, зарисовка, План, Технический чертеж&#10;&#10;Контент, сгенерированный ИИ, может содержать ошибки."/>
+                    <pic:cNvPr id="239483387" name="Рисунок 1" descr="Изображение выглядит как диаграмма, текст, План, Технический чертеж&#10;&#10;Содержимое, созданное искусственным интеллектом, может быть неверным."/>
                     <pic:cNvPicPr/>
                   </pic:nvPicPr>
                   <pic:blipFill>
@@ -2353,7 +2450,7 @@
                   <pic:spPr>
                     <a:xfrm>
                       <a:off x="0" y="0"/>
-                      <a:ext cx="5706271" cy="7868748"/>
+                      <a:ext cx="6182588" cy="7249537"/>
                     </a:xfrm>
                     <a:prstGeom prst="rect">
                       <a:avLst/>
@@ -2378,72 +2475,51 @@
           <w:lang w:val="ru-BY" w:eastAsia="en-US"/>
         </w:rPr>
       </w:pPr>
-    </w:p>
-    <w:p>
-      <w:pPr>
-        <w:pStyle w:val="a3"/>
-        <w:spacing w:before="240" w:after="240"/>
-        <w:jc w:val="center"/>
+      <w:r>
+        <w:rPr>
+          <w:rFonts w:ascii="Times New Roman" w:eastAsia="Times New Roman" w:hAnsi="Times New Roman" w:cs="Times New Roman"/>
+          <w:sz w:val="24"/>
+          <w:szCs w:val="24"/>
+          <w:lang w:val="en-US"/>
+        </w:rPr>
+        <w:t>3</w:t>
+      </w:r>
+      <w:r>
+        <w:rPr>
+          <w:rFonts w:ascii="Times New Roman" w:eastAsia="Times New Roman" w:hAnsi="Times New Roman" w:cs="Times New Roman"/>
+          <w:sz w:val="24"/>
+          <w:szCs w:val="24"/>
+          <w:lang w:val="en-US"/>
+        </w:rPr>
+        <w:t xml:space="preserve">. </w:t>
+      </w:r>
+      <w:r>
+        <w:rPr>
+          <w:rFonts w:ascii="Times New Roman" w:eastAsia="Times New Roman" w:hAnsi="Times New Roman" w:cs="Times New Roman"/>
+          <w:sz w:val="24"/>
+          <w:szCs w:val="24"/>
+        </w:rPr>
+        <w:t>Функция</w:t>
+      </w:r>
+      <w:r>
+        <w:rPr>
+          <w:rFonts w:ascii="Times New Roman" w:eastAsia="Times New Roman" w:hAnsi="Times New Roman" w:cs="Times New Roman"/>
+          <w:sz w:val="24"/>
+          <w:szCs w:val="24"/>
+          <w:lang w:val="en-US"/>
+        </w:rPr>
+        <w:t xml:space="preserve"> </w:t>
+      </w:r>
+      <w:proofErr w:type="spellStart"/>
+      <w:r>
         <w:rPr>
           <w:rFonts w:ascii="Cascadia Mono" w:eastAsiaTheme="minorHAnsi" w:hAnsi="Cascadia Mono" w:cs="Cascadia Mono"/>
           <w:sz w:val="19"/>
           <w:szCs w:val="19"/>
           <w:lang w:val="ru-BY" w:eastAsia="en-US"/>
         </w:rPr>
-      </w:pPr>
-      <w:r>
-        <w:rPr>
-          <w:rFonts w:ascii="Times New Roman" w:eastAsia="Times New Roman" w:hAnsi="Times New Roman" w:cs="Times New Roman"/>
-          <w:sz w:val="24"/>
-          <w:szCs w:val="24"/>
-        </w:rPr>
-        <w:t>Рис</w:t>
-      </w:r>
-      <w:r>
-        <w:rPr>
-          <w:rFonts w:ascii="Times New Roman" w:eastAsia="Times New Roman" w:hAnsi="Times New Roman" w:cs="Times New Roman"/>
-          <w:sz w:val="24"/>
-          <w:szCs w:val="24"/>
-          <w:lang w:val="en-US"/>
-        </w:rPr>
-        <w:t xml:space="preserve"> </w:t>
-      </w:r>
-      <w:r>
-        <w:rPr>
-          <w:rFonts w:ascii="Times New Roman" w:eastAsia="Times New Roman" w:hAnsi="Times New Roman" w:cs="Times New Roman"/>
-          <w:sz w:val="24"/>
-          <w:szCs w:val="24"/>
-          <w:lang w:val="en-US"/>
-        </w:rPr>
-        <w:t>3</w:t>
-      </w:r>
-      <w:r>
-        <w:rPr>
-          <w:rFonts w:ascii="Times New Roman" w:eastAsia="Times New Roman" w:hAnsi="Times New Roman" w:cs="Times New Roman"/>
-          <w:sz w:val="24"/>
-          <w:szCs w:val="24"/>
-          <w:lang w:val="en-US"/>
-        </w:rPr>
-        <w:t xml:space="preserve">. </w:t>
-      </w:r>
-      <w:r>
-        <w:rPr>
-          <w:rFonts w:ascii="Times New Roman" w:eastAsia="Times New Roman" w:hAnsi="Times New Roman" w:cs="Times New Roman"/>
-          <w:sz w:val="24"/>
-          <w:szCs w:val="24"/>
-        </w:rPr>
-        <w:t>Функция</w:t>
-      </w:r>
-      <w:r>
-        <w:rPr>
-          <w:rFonts w:ascii="Times New Roman" w:eastAsia="Times New Roman" w:hAnsi="Times New Roman" w:cs="Times New Roman"/>
-          <w:sz w:val="24"/>
-          <w:szCs w:val="24"/>
-          <w:lang w:val="en-US"/>
-        </w:rPr>
-        <w:t xml:space="preserve"> </w:t>
-      </w:r>
-      <w:proofErr w:type="spellStart"/>
+        <w:t>is_</w:t>
+      </w:r>
       <w:proofErr w:type="gramStart"/>
       <w:r>
         <w:rPr>
@@ -2452,7 +2528,7 @@
           <w:szCs w:val="19"/>
           <w:lang w:val="ru-BY" w:eastAsia="en-US"/>
         </w:rPr>
-        <w:t>isCNF</w:t>
+        <w:t>cnf</w:t>
       </w:r>
       <w:proofErr w:type="spellEnd"/>
       <w:r>
@@ -2473,7 +2549,7 @@
           <w:szCs w:val="19"/>
           <w:lang w:val="ru-BY" w:eastAsia="en-US"/>
         </w:rPr>
-        <w:t>const</w:t>
+        <w:t>formula</w:t>
       </w:r>
       <w:proofErr w:type="spellEnd"/>
       <w:r>
@@ -2483,7 +2559,7 @@
           <w:szCs w:val="19"/>
           <w:lang w:val="ru-BY" w:eastAsia="en-US"/>
         </w:rPr>
-        <w:t xml:space="preserve"> </w:t>
+        <w:t xml:space="preserve">: </w:t>
       </w:r>
       <w:proofErr w:type="spellStart"/>
       <w:r>
@@ -2493,7 +2569,7 @@
           <w:szCs w:val="19"/>
           <w:lang w:val="ru-BY" w:eastAsia="en-US"/>
         </w:rPr>
-        <w:t>string</w:t>
+        <w:t>str</w:t>
       </w:r>
       <w:proofErr w:type="spellEnd"/>
       <w:r>
@@ -2503,67 +2579,26 @@
           <w:szCs w:val="19"/>
           <w:lang w:val="ru-BY" w:eastAsia="en-US"/>
         </w:rPr>
-        <w:t xml:space="preserve">&amp; </w:t>
-      </w:r>
-      <w:proofErr w:type="spellStart"/>
-      <w:r>
-        <w:rPr>
-          <w:rFonts w:ascii="Cascadia Mono" w:eastAsiaTheme="minorHAnsi" w:hAnsi="Cascadia Mono" w:cs="Cascadia Mono"/>
-          <w:sz w:val="19"/>
-          <w:szCs w:val="19"/>
+        <w:t>)</w:t>
+      </w:r>
+    </w:p>
+    <w:p>
+      <w:pPr>
+        <w:jc w:val="center"/>
+        <w:rPr>
           <w:lang w:val="ru-BY" w:eastAsia="en-US"/>
         </w:rPr>
-        <w:t>formula</w:t>
-      </w:r>
-      <w:proofErr w:type="spellEnd"/>
-      <w:r>
-        <w:rPr>
-          <w:rFonts w:ascii="Cascadia Mono" w:eastAsiaTheme="minorHAnsi" w:hAnsi="Cascadia Mono" w:cs="Cascadia Mono"/>
-          <w:sz w:val="19"/>
-          <w:szCs w:val="19"/>
+      </w:pPr>
+      <w:r>
+        <w:rPr>
           <w:lang w:val="ru-BY" w:eastAsia="en-US"/>
-        </w:rPr>
-        <w:t>)</w:t>
-      </w:r>
-    </w:p>
-    <w:p>
-      <w:pPr>
-        <w:pStyle w:val="a3"/>
-        <w:spacing w:before="240" w:after="240"/>
-        <w:jc w:val="center"/>
-        <w:rPr>
-          <w:rFonts w:ascii="Times New Roman" w:eastAsia="Times New Roman" w:hAnsi="Times New Roman" w:cs="Times New Roman"/>
-          <w:sz w:val="24"/>
-          <w:szCs w:val="24"/>
-          <w:lang w:val="ru-BY"/>
-        </w:rPr>
-      </w:pPr>
-    </w:p>
-    <w:p>
-      <w:pPr>
-        <w:pStyle w:val="a3"/>
-        <w:spacing w:before="240" w:after="240"/>
-        <w:jc w:val="center"/>
-        <w:rPr>
-          <w:rFonts w:ascii="Times New Roman" w:eastAsia="Times New Roman" w:hAnsi="Times New Roman" w:cs="Times New Roman"/>
-          <w:sz w:val="24"/>
-          <w:szCs w:val="24"/>
-          <w:lang w:val="en-US"/>
-        </w:rPr>
-      </w:pPr>
-      <w:r>
-        <w:rPr>
-          <w:rFonts w:ascii="Times New Roman" w:eastAsia="Times New Roman" w:hAnsi="Times New Roman" w:cs="Times New Roman"/>
-          <w:sz w:val="24"/>
-          <w:szCs w:val="24"/>
-          <w:lang w:val="en-US"/>
         </w:rPr>
         <w:lastRenderedPageBreak/>
         <w:drawing>
-          <wp:inline distT="0" distB="0" distL="0" distR="0" wp14:anchorId="788DF1B5" wp14:editId="2FBDD92B">
-            <wp:extent cx="5896798" cy="8249801"/>
-            <wp:effectExtent l="0" t="0" r="8890" b="0"/>
-            <wp:docPr id="2067187299" name="Рисунок 1" descr="Изображение выглядит как диаграмма, План, текст, зарисовка&#10;&#10;Контент, сгенерированный ИИ, может содержать ошибки."/>
+          <wp:inline distT="0" distB="0" distL="0" distR="0" wp14:anchorId="1CD0E75A" wp14:editId="0D15D854">
+            <wp:extent cx="5925377" cy="7316221"/>
+            <wp:effectExtent l="0" t="0" r="0" b="0"/>
+            <wp:docPr id="993006469" name="Рисунок 1"/>
             <wp:cNvGraphicFramePr>
               <a:graphicFrameLocks xmlns:a="http://schemas.openxmlformats.org/drawingml/2006/main" noChangeAspect="1"/>
             </wp:cNvGraphicFramePr>
@@ -2571,7 +2606,7 @@
               <a:graphicData uri="http://schemas.openxmlformats.org/drawingml/2006/picture">
                 <pic:pic xmlns:pic="http://schemas.openxmlformats.org/drawingml/2006/picture">
                   <pic:nvPicPr>
-                    <pic:cNvPr id="2067187299" name="Рисунок 1" descr="Изображение выглядит как диаграмма, План, текст, зарисовка&#10;&#10;Контент, сгенерированный ИИ, может содержать ошибки."/>
+                    <pic:cNvPr id="993006469" name="Рисунок 1"/>
                     <pic:cNvPicPr/>
                   </pic:nvPicPr>
                   <pic:blipFill>
@@ -2583,7 +2618,7 @@
                   <pic:spPr>
                     <a:xfrm>
                       <a:off x="0" y="0"/>
-                      <a:ext cx="5896798" cy="8249801"/>
+                      <a:ext cx="5925377" cy="7316221"/>
                     </a:xfrm>
                     <a:prstGeom prst="rect">
                       <a:avLst/>
@@ -2602,19 +2637,6 @@
         <w:spacing w:before="240" w:after="240"/>
         <w:jc w:val="center"/>
         <w:rPr>
-          <w:rFonts w:ascii="Times New Roman" w:eastAsia="Times New Roman" w:hAnsi="Times New Roman" w:cs="Times New Roman"/>
-          <w:sz w:val="24"/>
-          <w:szCs w:val="24"/>
-          <w:lang w:val="en-US"/>
-        </w:rPr>
-      </w:pPr>
-    </w:p>
-    <w:p>
-      <w:pPr>
-        <w:pStyle w:val="a3"/>
-        <w:spacing w:before="240" w:after="240"/>
-        <w:jc w:val="center"/>
-        <w:rPr>
           <w:rFonts w:ascii="Cascadia Mono" w:eastAsiaTheme="minorHAnsi" w:hAnsi="Cascadia Mono" w:cs="Cascadia Mono"/>
           <w:sz w:val="19"/>
           <w:szCs w:val="19"/>
@@ -2626,8 +2648,26 @@
           <w:rFonts w:ascii="Times New Roman" w:eastAsia="Times New Roman" w:hAnsi="Times New Roman" w:cs="Times New Roman"/>
           <w:sz w:val="24"/>
           <w:szCs w:val="24"/>
-        </w:rPr>
-        <w:t>Рис</w:t>
+          <w:lang w:val="en-US"/>
+        </w:rPr>
+        <w:t>4</w:t>
+      </w:r>
+      <w:r>
+        <w:rPr>
+          <w:rFonts w:ascii="Times New Roman" w:eastAsia="Times New Roman" w:hAnsi="Times New Roman" w:cs="Times New Roman"/>
+          <w:sz w:val="24"/>
+          <w:szCs w:val="24"/>
+          <w:lang w:val="en-US"/>
+        </w:rPr>
+        <w:t xml:space="preserve">. </w:t>
+      </w:r>
+      <w:r>
+        <w:rPr>
+          <w:rFonts w:ascii="Times New Roman" w:eastAsia="Times New Roman" w:hAnsi="Times New Roman" w:cs="Times New Roman"/>
+          <w:sz w:val="24"/>
+          <w:szCs w:val="24"/>
+        </w:rPr>
+        <w:t>Функция</w:t>
       </w:r>
       <w:r>
         <w:rPr>
@@ -2638,43 +2678,7 @@
         </w:rPr>
         <w:t xml:space="preserve"> </w:t>
       </w:r>
-      <w:r>
-        <w:rPr>
-          <w:rFonts w:ascii="Times New Roman" w:eastAsia="Times New Roman" w:hAnsi="Times New Roman" w:cs="Times New Roman"/>
-          <w:sz w:val="24"/>
-          <w:szCs w:val="24"/>
-          <w:lang w:val="en-US"/>
-        </w:rPr>
-        <w:t>4</w:t>
-      </w:r>
-      <w:r>
-        <w:rPr>
-          <w:rFonts w:ascii="Times New Roman" w:eastAsia="Times New Roman" w:hAnsi="Times New Roman" w:cs="Times New Roman"/>
-          <w:sz w:val="24"/>
-          <w:szCs w:val="24"/>
-          <w:lang w:val="en-US"/>
-        </w:rPr>
-        <w:t xml:space="preserve">. </w:t>
-      </w:r>
-      <w:r>
-        <w:rPr>
-          <w:rFonts w:ascii="Times New Roman" w:eastAsia="Times New Roman" w:hAnsi="Times New Roman" w:cs="Times New Roman"/>
-          <w:sz w:val="24"/>
-          <w:szCs w:val="24"/>
-        </w:rPr>
-        <w:t>Функция</w:t>
-      </w:r>
-      <w:r>
-        <w:rPr>
-          <w:rFonts w:ascii="Times New Roman" w:eastAsia="Times New Roman" w:hAnsi="Times New Roman" w:cs="Times New Roman"/>
-          <w:sz w:val="24"/>
-          <w:szCs w:val="24"/>
-          <w:lang w:val="en-US"/>
-        </w:rPr>
-        <w:t xml:space="preserve"> </w:t>
-      </w:r>
       <w:proofErr w:type="spellStart"/>
-      <w:proofErr w:type="gramStart"/>
       <w:r>
         <w:rPr>
           <w:rFonts w:ascii="Cascadia Mono" w:eastAsiaTheme="minorHAnsi" w:hAnsi="Cascadia Mono" w:cs="Cascadia Mono"/>
@@ -2682,9 +2686,9 @@
           <w:szCs w:val="19"/>
           <w:lang w:val="ru-BY" w:eastAsia="en-US"/>
         </w:rPr>
-        <w:t>isValidClause</w:t>
-      </w:r>
-      <w:proofErr w:type="spellEnd"/>
+        <w:t>is_valid_</w:t>
+      </w:r>
+      <w:proofErr w:type="gramStart"/>
       <w:r>
         <w:rPr>
           <w:rFonts w:ascii="Cascadia Mono" w:eastAsiaTheme="minorHAnsi" w:hAnsi="Cascadia Mono" w:cs="Cascadia Mono"/>
@@ -2692,10 +2696,9 @@
           <w:szCs w:val="19"/>
           <w:lang w:val="ru-BY" w:eastAsia="en-US"/>
         </w:rPr>
-        <w:t>(</w:t>
-      </w:r>
-      <w:proofErr w:type="spellStart"/>
-      <w:proofErr w:type="gramEnd"/>
+        <w:t>clause</w:t>
+      </w:r>
+      <w:proofErr w:type="spellEnd"/>
       <w:r>
         <w:rPr>
           <w:rFonts w:ascii="Cascadia Mono" w:eastAsiaTheme="minorHAnsi" w:hAnsi="Cascadia Mono" w:cs="Cascadia Mono"/>
@@ -2703,9 +2706,10 @@
           <w:szCs w:val="19"/>
           <w:lang w:val="ru-BY" w:eastAsia="en-US"/>
         </w:rPr>
-        <w:t>const</w:t>
-      </w:r>
-      <w:proofErr w:type="spellEnd"/>
+        <w:t>(</w:t>
+      </w:r>
+      <w:proofErr w:type="spellStart"/>
+      <w:proofErr w:type="gramEnd"/>
       <w:r>
         <w:rPr>
           <w:rFonts w:ascii="Cascadia Mono" w:eastAsiaTheme="minorHAnsi" w:hAnsi="Cascadia Mono" w:cs="Cascadia Mono"/>
@@ -2713,9 +2717,9 @@
           <w:szCs w:val="19"/>
           <w:lang w:val="ru-BY" w:eastAsia="en-US"/>
         </w:rPr>
-        <w:t xml:space="preserve"> </w:t>
-      </w:r>
-      <w:proofErr w:type="spellStart"/>
+        <w:t>clause</w:t>
+      </w:r>
+      <w:proofErr w:type="spellEnd"/>
       <w:r>
         <w:rPr>
           <w:rFonts w:ascii="Cascadia Mono" w:eastAsiaTheme="minorHAnsi" w:hAnsi="Cascadia Mono" w:cs="Cascadia Mono"/>
@@ -2723,9 +2727,9 @@
           <w:szCs w:val="19"/>
           <w:lang w:val="ru-BY" w:eastAsia="en-US"/>
         </w:rPr>
-        <w:t>string</w:t>
-      </w:r>
-      <w:proofErr w:type="spellEnd"/>
+        <w:t xml:space="preserve">: </w:t>
+      </w:r>
+      <w:proofErr w:type="spellStart"/>
       <w:r>
         <w:rPr>
           <w:rFonts w:ascii="Cascadia Mono" w:eastAsiaTheme="minorHAnsi" w:hAnsi="Cascadia Mono" w:cs="Cascadia Mono"/>
@@ -2733,9 +2737,9 @@
           <w:szCs w:val="19"/>
           <w:lang w:val="ru-BY" w:eastAsia="en-US"/>
         </w:rPr>
-        <w:t xml:space="preserve">&amp; </w:t>
-      </w:r>
-      <w:proofErr w:type="spellStart"/>
+        <w:t>str</w:t>
+      </w:r>
+      <w:proofErr w:type="spellEnd"/>
       <w:r>
         <w:rPr>
           <w:rFonts w:ascii="Cascadia Mono" w:eastAsiaTheme="minorHAnsi" w:hAnsi="Cascadia Mono" w:cs="Cascadia Mono"/>
@@ -2743,18 +2747,27 @@
           <w:szCs w:val="19"/>
           <w:lang w:val="ru-BY" w:eastAsia="en-US"/>
         </w:rPr>
-        <w:t>clause</w:t>
-      </w:r>
-      <w:proofErr w:type="spellEnd"/>
-      <w:r>
+        <w:t>)</w:t>
+      </w:r>
+    </w:p>
+    <w:p>
+      <w:pPr>
+        <w:jc w:val="center"/>
+        <w:rPr>
+          <w:lang w:val="ru-BY" w:eastAsia="en-US"/>
+        </w:rPr>
+      </w:pPr>
+    </w:p>
+    <w:p>
+      <w:pPr>
+        <w:spacing w:before="240" w:after="240"/>
         <w:rPr>
           <w:rFonts w:ascii="Cascadia Mono" w:eastAsiaTheme="minorHAnsi" w:hAnsi="Cascadia Mono" w:cs="Cascadia Mono"/>
           <w:sz w:val="19"/>
           <w:szCs w:val="19"/>
           <w:lang w:val="ru-BY" w:eastAsia="en-US"/>
         </w:rPr>
-        <w:t>)</w:t>
-      </w:r>
+      </w:pPr>
     </w:p>
     <w:p>
       <w:pPr>
@@ -2795,29 +2808,28 @@
     </w:p>
     <w:p>
       <w:pPr>
-        <w:pStyle w:val="a3"/>
         <w:spacing w:before="240" w:after="240"/>
         <w:jc w:val="center"/>
         <w:rPr>
           <w:rFonts w:ascii="Times New Roman" w:eastAsia="Times New Roman" w:hAnsi="Times New Roman" w:cs="Times New Roman"/>
-          <w:sz w:val="26"/>
-          <w:szCs w:val="26"/>
-          <w:lang w:val="ru-BY"/>
-        </w:rPr>
-      </w:pPr>
-      <w:r>
-        <w:rPr>
-          <w:rFonts w:ascii="Times New Roman" w:eastAsia="Times New Roman" w:hAnsi="Times New Roman" w:cs="Times New Roman"/>
-          <w:sz w:val="26"/>
-          <w:szCs w:val="26"/>
-          <w:lang w:val="ru-BY"/>
+          <w:sz w:val="24"/>
+          <w:szCs w:val="24"/>
+          <w:lang w:val="ru-RU"/>
+        </w:rPr>
+      </w:pPr>
+      <w:r>
+        <w:rPr>
+          <w:rFonts w:ascii="Times New Roman" w:eastAsia="Times New Roman" w:hAnsi="Times New Roman" w:cs="Times New Roman"/>
+          <w:sz w:val="24"/>
+          <w:szCs w:val="24"/>
+          <w:lang w:val="ru-RU"/>
         </w:rPr>
         <w:lastRenderedPageBreak/>
         <w:drawing>
-          <wp:inline distT="0" distB="0" distL="0" distR="0" wp14:anchorId="0BDBABFD" wp14:editId="2DD2BE0B">
-            <wp:extent cx="6301740" cy="3370580"/>
-            <wp:effectExtent l="0" t="0" r="3810" b="1270"/>
-            <wp:docPr id="1516090226" name="Рисунок 10" descr="Изображение выглядит как диаграмма, зарисовка, линия, дизайн&#10;&#10;Контент, сгенерированный ИИ, может содержать ошибки."/>
+          <wp:inline distT="0" distB="0" distL="0" distR="0" wp14:anchorId="69C845E2" wp14:editId="4F16A099">
+            <wp:extent cx="3877216" cy="1829055"/>
+            <wp:effectExtent l="0" t="0" r="9525" b="0"/>
+            <wp:docPr id="1836744023" name="Рисунок 1" descr="Изображение выглядит как диаграмма, текст, линия, Шрифт&#10;&#10;Содержимое, созданное искусственным интеллектом, может быть неверным."/>
             <wp:cNvGraphicFramePr>
               <a:graphicFrameLocks xmlns:a="http://schemas.openxmlformats.org/drawingml/2006/main" noChangeAspect="1"/>
             </wp:cNvGraphicFramePr>
@@ -2825,36 +2837,23 @@
               <a:graphicData uri="http://schemas.openxmlformats.org/drawingml/2006/picture">
                 <pic:pic xmlns:pic="http://schemas.openxmlformats.org/drawingml/2006/picture">
                   <pic:nvPicPr>
-                    <pic:cNvPr id="1516090226" name="Рисунок 10" descr="Изображение выглядит как диаграмма, зарисовка, линия, дизайн&#10;&#10;Контент, сгенерированный ИИ, может содержать ошибки."/>
-                    <pic:cNvPicPr>
-                      <a:picLocks noChangeAspect="1" noChangeArrowheads="1"/>
-                    </pic:cNvPicPr>
+                    <pic:cNvPr id="1836744023" name="Рисунок 1" descr="Изображение выглядит как диаграмма, текст, линия, Шрифт&#10;&#10;Содержимое, созданное искусственным интеллектом, может быть неверным."/>
+                    <pic:cNvPicPr/>
                   </pic:nvPicPr>
                   <pic:blipFill>
-                    <a:blip r:embed="rId9">
-                      <a:extLst>
-                        <a:ext uri="{28A0092B-C50C-407E-A947-70E740481C1C}">
-                          <a14:useLocalDpi xmlns:a14="http://schemas.microsoft.com/office/drawing/2010/main" val="0"/>
-                        </a:ext>
-                      </a:extLst>
-                    </a:blip>
-                    <a:srcRect/>
+                    <a:blip r:embed="rId9"/>
                     <a:stretch>
                       <a:fillRect/>
                     </a:stretch>
                   </pic:blipFill>
-                  <pic:spPr bwMode="auto">
+                  <pic:spPr>
                     <a:xfrm>
                       <a:off x="0" y="0"/>
-                      <a:ext cx="6301740" cy="3370580"/>
+                      <a:ext cx="3877216" cy="1829055"/>
                     </a:xfrm>
                     <a:prstGeom prst="rect">
                       <a:avLst/>
                     </a:prstGeom>
-                    <a:noFill/>
-                    <a:ln>
-                      <a:noFill/>
-                    </a:ln>
                   </pic:spPr>
                 </pic:pic>
               </a:graphicData>
@@ -2865,70 +2864,204 @@
     </w:p>
     <w:p>
       <w:pPr>
-        <w:pStyle w:val="a3"/>
         <w:spacing w:before="240" w:after="240"/>
-        <w:rPr>
-          <w:rFonts w:ascii="Times New Roman" w:eastAsia="Times New Roman" w:hAnsi="Times New Roman" w:cs="Times New Roman"/>
-          <w:sz w:val="24"/>
-          <w:szCs w:val="24"/>
-          <w:lang w:val="en-US"/>
-        </w:rPr>
-      </w:pPr>
-      <w:r>
-        <w:rPr>
-          <w:rFonts w:ascii="Times New Roman" w:eastAsia="Times New Roman" w:hAnsi="Times New Roman" w:cs="Times New Roman"/>
-          <w:sz w:val="24"/>
-          <w:szCs w:val="24"/>
-          <w:lang w:val="en-US"/>
-        </w:rPr>
-        <w:t xml:space="preserve">                                                        </w:t>
-      </w:r>
-    </w:p>
-    <w:p>
-      <w:pPr>
-        <w:pStyle w:val="a3"/>
+        <w:jc w:val="center"/>
+        <w:rPr>
+          <w:rFonts w:ascii="Times New Roman" w:eastAsia="Times New Roman" w:hAnsi="Times New Roman" w:cs="Times New Roman"/>
+          <w:sz w:val="24"/>
+          <w:szCs w:val="24"/>
+          <w:lang w:val="ru-BY"/>
+        </w:rPr>
+      </w:pPr>
+      <w:r>
+        <w:rPr>
+          <w:rFonts w:ascii="Times New Roman" w:eastAsia="Times New Roman" w:hAnsi="Times New Roman" w:cs="Times New Roman"/>
+          <w:sz w:val="24"/>
+          <w:szCs w:val="24"/>
+          <w:lang w:val="en-US"/>
+        </w:rPr>
+        <w:t>5</w:t>
+      </w:r>
+      <w:r>
+        <w:rPr>
+          <w:rFonts w:ascii="Times New Roman" w:eastAsia="Times New Roman" w:hAnsi="Times New Roman" w:cs="Times New Roman"/>
+          <w:sz w:val="24"/>
+          <w:szCs w:val="24"/>
+          <w:lang w:val="en-US"/>
+        </w:rPr>
+        <w:t xml:space="preserve">. </w:t>
+      </w:r>
+      <w:r>
+        <w:rPr>
+          <w:rFonts w:ascii="Times New Roman" w:eastAsia="Times New Roman" w:hAnsi="Times New Roman" w:cs="Times New Roman"/>
+          <w:sz w:val="24"/>
+          <w:szCs w:val="24"/>
+          <w:lang w:val="ru-RU"/>
+        </w:rPr>
+        <w:t>Функция</w:t>
+      </w:r>
+      <w:r>
+        <w:rPr>
+          <w:rFonts w:ascii="Times New Roman" w:eastAsia="Times New Roman" w:hAnsi="Times New Roman" w:cs="Times New Roman"/>
+          <w:sz w:val="24"/>
+          <w:szCs w:val="24"/>
+          <w:lang w:val="en-US"/>
+        </w:rPr>
+        <w:t xml:space="preserve"> </w:t>
+      </w:r>
+      <w:proofErr w:type="spellStart"/>
+      <w:r>
+        <w:rPr>
+          <w:rFonts w:ascii="Times New Roman" w:eastAsia="Times New Roman" w:hAnsi="Times New Roman" w:cs="Times New Roman"/>
+          <w:sz w:val="24"/>
+          <w:szCs w:val="24"/>
+          <w:lang w:val="ru-BY"/>
+        </w:rPr>
+        <w:t>no_implication_or_</w:t>
+      </w:r>
+      <w:proofErr w:type="gramStart"/>
+      <w:r>
+        <w:rPr>
+          <w:rFonts w:ascii="Times New Roman" w:eastAsia="Times New Roman" w:hAnsi="Times New Roman" w:cs="Times New Roman"/>
+          <w:sz w:val="24"/>
+          <w:szCs w:val="24"/>
+          <w:lang w:val="ru-BY"/>
+        </w:rPr>
+        <w:t>negation</w:t>
+      </w:r>
+      <w:proofErr w:type="spellEnd"/>
+      <w:r>
+        <w:rPr>
+          <w:rFonts w:ascii="Times New Roman" w:eastAsia="Times New Roman" w:hAnsi="Times New Roman" w:cs="Times New Roman"/>
+          <w:sz w:val="24"/>
+          <w:szCs w:val="24"/>
+          <w:lang w:val="ru-BY"/>
+        </w:rPr>
+        <w:t>(</w:t>
+      </w:r>
+      <w:proofErr w:type="gramEnd"/>
+      <w:r>
+        <w:rPr>
+          <w:rFonts w:ascii="Times New Roman" w:eastAsia="Times New Roman" w:hAnsi="Times New Roman" w:cs="Times New Roman"/>
+          <w:sz w:val="24"/>
+          <w:szCs w:val="24"/>
+          <w:lang w:val="ru-BY"/>
+        </w:rPr>
+        <w:t xml:space="preserve">s: </w:t>
+      </w:r>
+      <w:proofErr w:type="spellStart"/>
+      <w:r>
+        <w:rPr>
+          <w:rFonts w:ascii="Times New Roman" w:eastAsia="Times New Roman" w:hAnsi="Times New Roman" w:cs="Times New Roman"/>
+          <w:sz w:val="24"/>
+          <w:szCs w:val="24"/>
+          <w:lang w:val="ru-BY"/>
+        </w:rPr>
+        <w:t>str</w:t>
+      </w:r>
+      <w:proofErr w:type="spellEnd"/>
+      <w:r>
+        <w:rPr>
+          <w:rFonts w:ascii="Times New Roman" w:eastAsia="Times New Roman" w:hAnsi="Times New Roman" w:cs="Times New Roman"/>
+          <w:sz w:val="24"/>
+          <w:szCs w:val="24"/>
+          <w:lang w:val="ru-BY"/>
+        </w:rPr>
+        <w:t>)</w:t>
+      </w:r>
+    </w:p>
+    <w:p>
+      <w:pPr>
         <w:spacing w:before="240" w:after="240"/>
-        <w:rPr>
-          <w:rFonts w:ascii="Times New Roman" w:eastAsia="Times New Roman" w:hAnsi="Times New Roman" w:cs="Times New Roman"/>
-          <w:sz w:val="24"/>
-          <w:szCs w:val="24"/>
-          <w:lang w:val="en-US"/>
-        </w:rPr>
-      </w:pPr>
-      <w:r>
-        <w:rPr>
-          <w:rFonts w:ascii="Times New Roman" w:eastAsia="Times New Roman" w:hAnsi="Times New Roman" w:cs="Times New Roman"/>
-          <w:sz w:val="24"/>
-          <w:szCs w:val="24"/>
-          <w:lang w:val="en-US"/>
-        </w:rPr>
-        <w:tab/>
-      </w:r>
-      <w:r>
-        <w:rPr>
-          <w:rFonts w:ascii="Times New Roman" w:eastAsia="Times New Roman" w:hAnsi="Times New Roman" w:cs="Times New Roman"/>
-          <w:sz w:val="24"/>
-          <w:szCs w:val="24"/>
-          <w:lang w:val="en-US"/>
-        </w:rPr>
-        <w:tab/>
-      </w:r>
-      <w:r>
-        <w:rPr>
-          <w:rFonts w:ascii="Times New Roman" w:eastAsia="Times New Roman" w:hAnsi="Times New Roman" w:cs="Times New Roman"/>
-          <w:sz w:val="24"/>
-          <w:szCs w:val="24"/>
-          <w:lang w:val="en-US"/>
-        </w:rPr>
-        <w:t xml:space="preserve">  </w:t>
-      </w:r>
-      <w:r>
-        <w:rPr>
-          <w:rFonts w:ascii="Times New Roman" w:eastAsia="Times New Roman" w:hAnsi="Times New Roman" w:cs="Times New Roman"/>
-          <w:sz w:val="24"/>
-          <w:szCs w:val="24"/>
-        </w:rPr>
-        <w:t>Рис</w:t>
+        <w:jc w:val="center"/>
+        <w:rPr>
+          <w:rFonts w:ascii="Times New Roman" w:eastAsia="Times New Roman" w:hAnsi="Times New Roman" w:cs="Times New Roman"/>
+          <w:sz w:val="24"/>
+          <w:szCs w:val="24"/>
+          <w:lang w:val="ru-RU"/>
+        </w:rPr>
+      </w:pPr>
+      <w:r>
+        <w:rPr>
+          <w:rFonts w:ascii="Times New Roman" w:eastAsia="Times New Roman" w:hAnsi="Times New Roman" w:cs="Times New Roman"/>
+          <w:sz w:val="24"/>
+          <w:szCs w:val="24"/>
+          <w:lang w:val="ru-RU"/>
+        </w:rPr>
+        <w:drawing>
+          <wp:inline distT="0" distB="0" distL="0" distR="0" wp14:anchorId="653848C3" wp14:editId="160B0507">
+            <wp:extent cx="6301740" cy="3971290"/>
+            <wp:effectExtent l="0" t="0" r="3810" b="0"/>
+            <wp:docPr id="1558101145" name="Рисунок 1" descr="Изображение выглядит как диаграмма, зарисовка, Технический чертеж, План&#10;&#10;Содержимое, созданное искусственным интеллектом, может быть неверным."/>
+            <wp:cNvGraphicFramePr>
+              <a:graphicFrameLocks xmlns:a="http://schemas.openxmlformats.org/drawingml/2006/main" noChangeAspect="1"/>
+            </wp:cNvGraphicFramePr>
+            <a:graphic xmlns:a="http://schemas.openxmlformats.org/drawingml/2006/main">
+              <a:graphicData uri="http://schemas.openxmlformats.org/drawingml/2006/picture">
+                <pic:pic xmlns:pic="http://schemas.openxmlformats.org/drawingml/2006/picture">
+                  <pic:nvPicPr>
+                    <pic:cNvPr id="1558101145" name="Рисунок 1" descr="Изображение выглядит как диаграмма, зарисовка, Технический чертеж, План&#10;&#10;Содержимое, созданное искусственным интеллектом, может быть неверным."/>
+                    <pic:cNvPicPr/>
+                  </pic:nvPicPr>
+                  <pic:blipFill>
+                    <a:blip r:embed="rId10"/>
+                    <a:stretch>
+                      <a:fillRect/>
+                    </a:stretch>
+                  </pic:blipFill>
+                  <pic:spPr>
+                    <a:xfrm>
+                      <a:off x="0" y="0"/>
+                      <a:ext cx="6301740" cy="3971290"/>
+                    </a:xfrm>
+                    <a:prstGeom prst="rect">
+                      <a:avLst/>
+                    </a:prstGeom>
+                  </pic:spPr>
+                </pic:pic>
+              </a:graphicData>
+            </a:graphic>
+          </wp:inline>
+        </w:drawing>
+      </w:r>
+    </w:p>
+    <w:p>
+      <w:pPr>
+        <w:spacing w:before="240" w:after="240"/>
+        <w:jc w:val="center"/>
+        <w:rPr>
+          <w:rFonts w:ascii="Times New Roman" w:eastAsia="Times New Roman" w:hAnsi="Times New Roman" w:cs="Times New Roman"/>
+          <w:sz w:val="24"/>
+          <w:szCs w:val="24"/>
+          <w:lang w:val="ru-BY"/>
+        </w:rPr>
+      </w:pPr>
+      <w:r>
+        <w:rPr>
+          <w:rFonts w:ascii="Times New Roman" w:eastAsia="Times New Roman" w:hAnsi="Times New Roman" w:cs="Times New Roman"/>
+          <w:sz w:val="24"/>
+          <w:szCs w:val="24"/>
+          <w:lang w:val="en-US"/>
+        </w:rPr>
+        <w:t>6</w:t>
+      </w:r>
+      <w:r>
+        <w:rPr>
+          <w:rFonts w:ascii="Times New Roman" w:eastAsia="Times New Roman" w:hAnsi="Times New Roman" w:cs="Times New Roman"/>
+          <w:sz w:val="24"/>
+          <w:szCs w:val="24"/>
+          <w:lang w:val="en-US"/>
+        </w:rPr>
+        <w:t xml:space="preserve">. </w:t>
+      </w:r>
+      <w:r>
+        <w:rPr>
+          <w:rFonts w:ascii="Times New Roman" w:eastAsia="Times New Roman" w:hAnsi="Times New Roman" w:cs="Times New Roman"/>
+          <w:sz w:val="24"/>
+          <w:szCs w:val="24"/>
+          <w:lang w:val="ru-RU"/>
+        </w:rPr>
+        <w:t>Функция</w:t>
       </w:r>
       <w:r>
         <w:rPr>
@@ -2939,59 +3072,33 @@
         </w:rPr>
         <w:t xml:space="preserve"> </w:t>
       </w:r>
-      <w:r>
-        <w:rPr>
-          <w:rFonts w:ascii="Times New Roman" w:eastAsia="Times New Roman" w:hAnsi="Times New Roman" w:cs="Times New Roman"/>
-          <w:sz w:val="24"/>
-          <w:szCs w:val="24"/>
-          <w:lang w:val="en-US"/>
-        </w:rPr>
-        <w:t>5</w:t>
-      </w:r>
-      <w:r>
-        <w:rPr>
-          <w:rFonts w:ascii="Times New Roman" w:eastAsia="Times New Roman" w:hAnsi="Times New Roman" w:cs="Times New Roman"/>
-          <w:sz w:val="24"/>
-          <w:szCs w:val="24"/>
-          <w:lang w:val="en-US"/>
-        </w:rPr>
-        <w:t xml:space="preserve">. </w:t>
-      </w:r>
-      <w:r>
-        <w:rPr>
-          <w:rFonts w:ascii="Times New Roman" w:eastAsia="Times New Roman" w:hAnsi="Times New Roman" w:cs="Times New Roman"/>
-          <w:sz w:val="24"/>
-          <w:szCs w:val="24"/>
-        </w:rPr>
-        <w:t>Функция</w:t>
-      </w:r>
-      <w:r>
-        <w:rPr>
-          <w:rFonts w:ascii="Times New Roman" w:eastAsia="Times New Roman" w:hAnsi="Times New Roman" w:cs="Times New Roman"/>
-          <w:sz w:val="24"/>
-          <w:szCs w:val="24"/>
-          <w:lang w:val="en-US"/>
-        </w:rPr>
-        <w:t xml:space="preserve"> </w:t>
-      </w:r>
       <w:proofErr w:type="spellStart"/>
+      <w:r>
+        <w:rPr>
+          <w:rFonts w:ascii="Times New Roman" w:eastAsia="Times New Roman" w:hAnsi="Times New Roman" w:cs="Times New Roman"/>
+          <w:sz w:val="24"/>
+          <w:szCs w:val="24"/>
+          <w:lang w:val="ru-BY"/>
+        </w:rPr>
+        <w:t>flatten_</w:t>
+      </w:r>
       <w:proofErr w:type="gramStart"/>
       <w:r>
         <w:rPr>
-          <w:rFonts w:ascii="Cascadia Mono" w:eastAsiaTheme="minorHAnsi" w:hAnsi="Cascadia Mono" w:cs="Cascadia Mono"/>
-          <w:sz w:val="19"/>
-          <w:szCs w:val="19"/>
-          <w:lang w:val="ru-BY" w:eastAsia="en-US"/>
-        </w:rPr>
-        <w:t>isValidLiteral</w:t>
+          <w:rFonts w:ascii="Times New Roman" w:eastAsia="Times New Roman" w:hAnsi="Times New Roman" w:cs="Times New Roman"/>
+          <w:sz w:val="24"/>
+          <w:szCs w:val="24"/>
+          <w:lang w:val="ru-BY"/>
+        </w:rPr>
+        <w:t>parentheses</w:t>
       </w:r>
       <w:proofErr w:type="spellEnd"/>
       <w:r>
         <w:rPr>
-          <w:rFonts w:ascii="Cascadia Mono" w:eastAsiaTheme="minorHAnsi" w:hAnsi="Cascadia Mono" w:cs="Cascadia Mono"/>
-          <w:sz w:val="19"/>
-          <w:szCs w:val="19"/>
-          <w:lang w:val="ru-BY" w:eastAsia="en-US"/>
+          <w:rFonts w:ascii="Times New Roman" w:eastAsia="Times New Roman" w:hAnsi="Times New Roman" w:cs="Times New Roman"/>
+          <w:sz w:val="24"/>
+          <w:szCs w:val="24"/>
+          <w:lang w:val="ru-BY"/>
         </w:rPr>
         <w:t>(</w:t>
       </w:r>
@@ -2999,73 +3106,2777 @@
       <w:proofErr w:type="gramEnd"/>
       <w:r>
         <w:rPr>
-          <w:rFonts w:ascii="Cascadia Mono" w:eastAsiaTheme="minorHAnsi" w:hAnsi="Cascadia Mono" w:cs="Cascadia Mono"/>
-          <w:sz w:val="19"/>
-          <w:szCs w:val="19"/>
-          <w:lang w:val="ru-BY" w:eastAsia="en-US"/>
+          <w:rFonts w:ascii="Times New Roman" w:eastAsia="Times New Roman" w:hAnsi="Times New Roman" w:cs="Times New Roman"/>
+          <w:sz w:val="24"/>
+          <w:szCs w:val="24"/>
+          <w:lang w:val="ru-BY"/>
+        </w:rPr>
+        <w:t>expr</w:t>
+      </w:r>
+      <w:proofErr w:type="spellEnd"/>
+      <w:r>
+        <w:rPr>
+          <w:rFonts w:ascii="Times New Roman" w:eastAsia="Times New Roman" w:hAnsi="Times New Roman" w:cs="Times New Roman"/>
+          <w:sz w:val="24"/>
+          <w:szCs w:val="24"/>
+          <w:lang w:val="ru-BY"/>
+        </w:rPr>
+        <w:t xml:space="preserve">: </w:t>
+      </w:r>
+      <w:proofErr w:type="spellStart"/>
+      <w:r>
+        <w:rPr>
+          <w:rFonts w:ascii="Times New Roman" w:eastAsia="Times New Roman" w:hAnsi="Times New Roman" w:cs="Times New Roman"/>
+          <w:sz w:val="24"/>
+          <w:szCs w:val="24"/>
+          <w:lang w:val="ru-BY"/>
+        </w:rPr>
+        <w:t>str</w:t>
+      </w:r>
+      <w:proofErr w:type="spellEnd"/>
+      <w:r>
+        <w:rPr>
+          <w:rFonts w:ascii="Times New Roman" w:eastAsia="Times New Roman" w:hAnsi="Times New Roman" w:cs="Times New Roman"/>
+          <w:sz w:val="24"/>
+          <w:szCs w:val="24"/>
+          <w:lang w:val="ru-BY"/>
+        </w:rPr>
+        <w:t>)</w:t>
+      </w:r>
+    </w:p>
+    <w:p>
+      <w:pPr>
+        <w:spacing w:before="240" w:after="240"/>
+        <w:jc w:val="center"/>
+        <w:rPr>
+          <w:rFonts w:ascii="Times New Roman" w:eastAsia="Times New Roman" w:hAnsi="Times New Roman" w:cs="Times New Roman"/>
+          <w:sz w:val="24"/>
+          <w:szCs w:val="24"/>
+          <w:lang w:val="ru-BY"/>
+        </w:rPr>
+      </w:pPr>
+    </w:p>
+    <w:p>
+      <w:pPr>
+        <w:spacing w:before="240" w:after="240"/>
+        <w:jc w:val="center"/>
+        <w:rPr>
+          <w:rFonts w:ascii="Times New Roman" w:eastAsia="Times New Roman" w:hAnsi="Times New Roman" w:cs="Times New Roman"/>
+          <w:sz w:val="24"/>
+          <w:szCs w:val="24"/>
+          <w:lang w:val="ru-RU"/>
+        </w:rPr>
+      </w:pPr>
+      <w:r>
+        <w:rPr>
+          <w:rFonts w:ascii="Times New Roman" w:eastAsia="Times New Roman" w:hAnsi="Times New Roman" w:cs="Times New Roman"/>
+          <w:sz w:val="24"/>
+          <w:szCs w:val="24"/>
+          <w:lang w:val="ru-RU"/>
+        </w:rPr>
+        <w:drawing>
+          <wp:inline distT="0" distB="0" distL="0" distR="0" wp14:anchorId="0BCE86E3" wp14:editId="2A3A6AE7">
+            <wp:extent cx="6301740" cy="1453515"/>
+            <wp:effectExtent l="0" t="0" r="3810" b="0"/>
+            <wp:docPr id="1941097556" name="Рисунок 1" descr="Изображение выглядит как текст, снимок экрана, линия, Шрифт&#10;&#10;Содержимое, созданное искусственным интеллектом, может быть неверным."/>
+            <wp:cNvGraphicFramePr>
+              <a:graphicFrameLocks xmlns:a="http://schemas.openxmlformats.org/drawingml/2006/main" noChangeAspect="1"/>
+            </wp:cNvGraphicFramePr>
+            <a:graphic xmlns:a="http://schemas.openxmlformats.org/drawingml/2006/main">
+              <a:graphicData uri="http://schemas.openxmlformats.org/drawingml/2006/picture">
+                <pic:pic xmlns:pic="http://schemas.openxmlformats.org/drawingml/2006/picture">
+                  <pic:nvPicPr>
+                    <pic:cNvPr id="1941097556" name="Рисунок 1" descr="Изображение выглядит как текст, снимок экрана, линия, Шрифт&#10;&#10;Содержимое, созданное искусственным интеллектом, может быть неверным."/>
+                    <pic:cNvPicPr/>
+                  </pic:nvPicPr>
+                  <pic:blipFill>
+                    <a:blip r:embed="rId11"/>
+                    <a:stretch>
+                      <a:fillRect/>
+                    </a:stretch>
+                  </pic:blipFill>
+                  <pic:spPr>
+                    <a:xfrm>
+                      <a:off x="0" y="0"/>
+                      <a:ext cx="6301740" cy="1453515"/>
+                    </a:xfrm>
+                    <a:prstGeom prst="rect">
+                      <a:avLst/>
+                    </a:prstGeom>
+                  </pic:spPr>
+                </pic:pic>
+              </a:graphicData>
+            </a:graphic>
+          </wp:inline>
+        </w:drawing>
+      </w:r>
+    </w:p>
+    <w:p>
+      <w:pPr>
+        <w:spacing w:before="240" w:after="240"/>
+        <w:jc w:val="center"/>
+        <w:rPr>
+          <w:rFonts w:ascii="Times New Roman" w:eastAsia="Times New Roman" w:hAnsi="Times New Roman" w:cs="Times New Roman"/>
+          <w:sz w:val="24"/>
+          <w:szCs w:val="24"/>
+          <w:lang w:val="ru-BY"/>
+        </w:rPr>
+      </w:pPr>
+      <w:r>
+        <w:rPr>
+          <w:rFonts w:ascii="Times New Roman" w:eastAsia="Times New Roman" w:hAnsi="Times New Roman" w:cs="Times New Roman"/>
+          <w:sz w:val="24"/>
+          <w:szCs w:val="24"/>
+          <w:lang w:val="en-US"/>
+        </w:rPr>
+        <w:t>7</w:t>
+      </w:r>
+      <w:r>
+        <w:rPr>
+          <w:rFonts w:ascii="Times New Roman" w:eastAsia="Times New Roman" w:hAnsi="Times New Roman" w:cs="Times New Roman"/>
+          <w:sz w:val="24"/>
+          <w:szCs w:val="24"/>
+          <w:lang w:val="en-US"/>
+        </w:rPr>
+        <w:t xml:space="preserve">. </w:t>
+      </w:r>
+      <w:r>
+        <w:rPr>
+          <w:rFonts w:ascii="Times New Roman" w:eastAsia="Times New Roman" w:hAnsi="Times New Roman" w:cs="Times New Roman"/>
+          <w:sz w:val="24"/>
+          <w:szCs w:val="24"/>
+          <w:lang w:val="ru-RU"/>
+        </w:rPr>
+        <w:t>Функция</w:t>
+      </w:r>
+      <w:r>
+        <w:rPr>
+          <w:rFonts w:ascii="Times New Roman" w:eastAsia="Times New Roman" w:hAnsi="Times New Roman" w:cs="Times New Roman"/>
+          <w:sz w:val="24"/>
+          <w:szCs w:val="24"/>
+          <w:lang w:val="en-US"/>
+        </w:rPr>
+        <w:t xml:space="preserve"> </w:t>
+      </w:r>
+      <w:proofErr w:type="spellStart"/>
+      <w:r>
+        <w:rPr>
+          <w:rFonts w:ascii="Times New Roman" w:eastAsia="Times New Roman" w:hAnsi="Times New Roman" w:cs="Times New Roman"/>
+          <w:sz w:val="24"/>
+          <w:szCs w:val="24"/>
+          <w:lang w:val="ru-BY"/>
+        </w:rPr>
+        <w:t>is_</w:t>
+      </w:r>
+      <w:proofErr w:type="gramStart"/>
+      <w:r>
+        <w:rPr>
+          <w:rFonts w:ascii="Times New Roman" w:eastAsia="Times New Roman" w:hAnsi="Times New Roman" w:cs="Times New Roman"/>
+          <w:sz w:val="24"/>
+          <w:szCs w:val="24"/>
+          <w:lang w:val="ru-BY"/>
+        </w:rPr>
+        <w:t>literal</w:t>
+      </w:r>
+      <w:proofErr w:type="spellEnd"/>
+      <w:r>
+        <w:rPr>
+          <w:rFonts w:ascii="Times New Roman" w:eastAsia="Times New Roman" w:hAnsi="Times New Roman" w:cs="Times New Roman"/>
+          <w:sz w:val="24"/>
+          <w:szCs w:val="24"/>
+          <w:lang w:val="ru-BY"/>
+        </w:rPr>
+        <w:t>(</w:t>
+      </w:r>
+      <w:proofErr w:type="gramEnd"/>
+      <w:r>
+        <w:rPr>
+          <w:rFonts w:ascii="Times New Roman" w:eastAsia="Times New Roman" w:hAnsi="Times New Roman" w:cs="Times New Roman"/>
+          <w:sz w:val="24"/>
+          <w:szCs w:val="24"/>
+          <w:lang w:val="ru-BY"/>
+        </w:rPr>
+        <w:t xml:space="preserve">s: </w:t>
+      </w:r>
+      <w:proofErr w:type="spellStart"/>
+      <w:r>
+        <w:rPr>
+          <w:rFonts w:ascii="Times New Roman" w:eastAsia="Times New Roman" w:hAnsi="Times New Roman" w:cs="Times New Roman"/>
+          <w:sz w:val="24"/>
+          <w:szCs w:val="24"/>
+          <w:lang w:val="ru-BY"/>
+        </w:rPr>
+        <w:t>str</w:t>
+      </w:r>
+      <w:proofErr w:type="spellEnd"/>
+      <w:r>
+        <w:rPr>
+          <w:rFonts w:ascii="Times New Roman" w:eastAsia="Times New Roman" w:hAnsi="Times New Roman" w:cs="Times New Roman"/>
+          <w:sz w:val="24"/>
+          <w:szCs w:val="24"/>
+          <w:lang w:val="ru-BY"/>
+        </w:rPr>
+        <w:t>)</w:t>
+      </w:r>
+    </w:p>
+    <w:p>
+      <w:pPr>
+        <w:spacing w:before="240" w:after="240"/>
+        <w:jc w:val="center"/>
+        <w:rPr>
+          <w:rFonts w:ascii="Times New Roman" w:eastAsia="Times New Roman" w:hAnsi="Times New Roman" w:cs="Times New Roman"/>
+          <w:sz w:val="24"/>
+          <w:szCs w:val="24"/>
+          <w:lang w:val="ru-RU"/>
+        </w:rPr>
+      </w:pPr>
+      <w:r>
+        <w:rPr>
+          <w:rFonts w:ascii="Times New Roman" w:eastAsia="Times New Roman" w:hAnsi="Times New Roman" w:cs="Times New Roman"/>
+          <w:sz w:val="24"/>
+          <w:szCs w:val="24"/>
+          <w:lang w:val="ru-RU"/>
+        </w:rPr>
+        <w:lastRenderedPageBreak/>
+        <w:drawing>
+          <wp:inline distT="0" distB="0" distL="0" distR="0" wp14:anchorId="0A76F738" wp14:editId="660E6A76">
+            <wp:extent cx="4020111" cy="2152950"/>
+            <wp:effectExtent l="0" t="0" r="0" b="0"/>
+            <wp:docPr id="1879625218" name="Рисунок 1" descr="Изображение выглядит как текст, снимок экрана, Шрифт, линия&#10;&#10;Содержимое, созданное искусственным интеллектом, может быть неверным."/>
+            <wp:cNvGraphicFramePr>
+              <a:graphicFrameLocks xmlns:a="http://schemas.openxmlformats.org/drawingml/2006/main" noChangeAspect="1"/>
+            </wp:cNvGraphicFramePr>
+            <a:graphic xmlns:a="http://schemas.openxmlformats.org/drawingml/2006/main">
+              <a:graphicData uri="http://schemas.openxmlformats.org/drawingml/2006/picture">
+                <pic:pic xmlns:pic="http://schemas.openxmlformats.org/drawingml/2006/picture">
+                  <pic:nvPicPr>
+                    <pic:cNvPr id="1879625218" name="Рисунок 1" descr="Изображение выглядит как текст, снимок экрана, Шрифт, линия&#10;&#10;Содержимое, созданное искусственным интеллектом, может быть неверным."/>
+                    <pic:cNvPicPr/>
+                  </pic:nvPicPr>
+                  <pic:blipFill>
+                    <a:blip r:embed="rId12"/>
+                    <a:stretch>
+                      <a:fillRect/>
+                    </a:stretch>
+                  </pic:blipFill>
+                  <pic:spPr>
+                    <a:xfrm>
+                      <a:off x="0" y="0"/>
+                      <a:ext cx="4020111" cy="2152950"/>
+                    </a:xfrm>
+                    <a:prstGeom prst="rect">
+                      <a:avLst/>
+                    </a:prstGeom>
+                  </pic:spPr>
+                </pic:pic>
+              </a:graphicData>
+            </a:graphic>
+          </wp:inline>
+        </w:drawing>
+      </w:r>
+    </w:p>
+    <w:p>
+      <w:pPr>
+        <w:spacing w:before="240" w:after="240"/>
+        <w:jc w:val="center"/>
+        <w:rPr>
+          <w:rFonts w:ascii="Times New Roman" w:eastAsia="Times New Roman" w:hAnsi="Times New Roman" w:cs="Times New Roman"/>
+          <w:sz w:val="24"/>
+          <w:szCs w:val="24"/>
+          <w:lang w:val="ru-BY"/>
+        </w:rPr>
+      </w:pPr>
+      <w:r>
+        <w:rPr>
+          <w:rFonts w:ascii="Times New Roman" w:eastAsia="Times New Roman" w:hAnsi="Times New Roman" w:cs="Times New Roman"/>
+          <w:sz w:val="24"/>
+          <w:szCs w:val="24"/>
+          <w:lang w:val="en-US"/>
+        </w:rPr>
+        <w:t>8</w:t>
+      </w:r>
+      <w:r>
+        <w:rPr>
+          <w:rFonts w:ascii="Times New Roman" w:eastAsia="Times New Roman" w:hAnsi="Times New Roman" w:cs="Times New Roman"/>
+          <w:sz w:val="24"/>
+          <w:szCs w:val="24"/>
+          <w:lang w:val="en-US"/>
+        </w:rPr>
+        <w:t xml:space="preserve">. </w:t>
+      </w:r>
+      <w:r>
+        <w:rPr>
+          <w:rFonts w:ascii="Times New Roman" w:eastAsia="Times New Roman" w:hAnsi="Times New Roman" w:cs="Times New Roman"/>
+          <w:sz w:val="24"/>
+          <w:szCs w:val="24"/>
+          <w:lang w:val="ru-RU"/>
+        </w:rPr>
+        <w:t>Функция</w:t>
+      </w:r>
+      <w:r>
+        <w:rPr>
+          <w:rFonts w:ascii="Times New Roman" w:eastAsia="Times New Roman" w:hAnsi="Times New Roman" w:cs="Times New Roman"/>
+          <w:sz w:val="24"/>
+          <w:szCs w:val="24"/>
+          <w:lang w:val="en-US"/>
+        </w:rPr>
+        <w:t xml:space="preserve"> </w:t>
+      </w:r>
+      <w:proofErr w:type="spellStart"/>
+      <w:r>
+        <w:rPr>
+          <w:rFonts w:ascii="Times New Roman" w:eastAsia="Times New Roman" w:hAnsi="Times New Roman" w:cs="Times New Roman"/>
+          <w:sz w:val="24"/>
+          <w:szCs w:val="24"/>
+          <w:lang w:val="ru-BY"/>
+        </w:rPr>
+        <w:t>is_</w:t>
+      </w:r>
+      <w:proofErr w:type="gramStart"/>
+      <w:r>
+        <w:rPr>
+          <w:rFonts w:ascii="Times New Roman" w:eastAsia="Times New Roman" w:hAnsi="Times New Roman" w:cs="Times New Roman"/>
+          <w:sz w:val="24"/>
+          <w:szCs w:val="24"/>
+          <w:lang w:val="ru-BY"/>
+        </w:rPr>
+        <w:t>formula</w:t>
+      </w:r>
+      <w:proofErr w:type="spellEnd"/>
+      <w:r>
+        <w:rPr>
+          <w:rFonts w:ascii="Times New Roman" w:eastAsia="Times New Roman" w:hAnsi="Times New Roman" w:cs="Times New Roman"/>
+          <w:sz w:val="24"/>
+          <w:szCs w:val="24"/>
+          <w:lang w:val="ru-BY"/>
+        </w:rPr>
+        <w:t>(</w:t>
+      </w:r>
+      <w:proofErr w:type="gramEnd"/>
+      <w:r>
+        <w:rPr>
+          <w:rFonts w:ascii="Times New Roman" w:eastAsia="Times New Roman" w:hAnsi="Times New Roman" w:cs="Times New Roman"/>
+          <w:sz w:val="24"/>
+          <w:szCs w:val="24"/>
+          <w:lang w:val="ru-BY"/>
+        </w:rPr>
+        <w:t xml:space="preserve">s: </w:t>
+      </w:r>
+      <w:proofErr w:type="spellStart"/>
+      <w:r>
+        <w:rPr>
+          <w:rFonts w:ascii="Times New Roman" w:eastAsia="Times New Roman" w:hAnsi="Times New Roman" w:cs="Times New Roman"/>
+          <w:sz w:val="24"/>
+          <w:szCs w:val="24"/>
+          <w:lang w:val="ru-BY"/>
+        </w:rPr>
+        <w:t>str</w:t>
+      </w:r>
+      <w:proofErr w:type="spellEnd"/>
+      <w:r>
+        <w:rPr>
+          <w:rFonts w:ascii="Times New Roman" w:eastAsia="Times New Roman" w:hAnsi="Times New Roman" w:cs="Times New Roman"/>
+          <w:sz w:val="24"/>
+          <w:szCs w:val="24"/>
+          <w:lang w:val="ru-BY"/>
+        </w:rPr>
+        <w:t>)</w:t>
+      </w:r>
+    </w:p>
+    <w:p>
+      <w:pPr>
+        <w:spacing w:before="240" w:after="240"/>
+        <w:jc w:val="center"/>
+        <w:rPr>
+          <w:rFonts w:ascii="Times New Roman" w:eastAsia="Times New Roman" w:hAnsi="Times New Roman" w:cs="Times New Roman"/>
+          <w:sz w:val="24"/>
+          <w:szCs w:val="24"/>
+          <w:lang w:val="ru-RU"/>
+        </w:rPr>
+      </w:pPr>
+      <w:r>
+        <w:rPr>
+          <w:rFonts w:ascii="Times New Roman" w:eastAsia="Times New Roman" w:hAnsi="Times New Roman" w:cs="Times New Roman"/>
+          <w:sz w:val="24"/>
+          <w:szCs w:val="24"/>
+          <w:lang w:val="ru-RU"/>
+        </w:rPr>
+        <w:drawing>
+          <wp:inline distT="0" distB="0" distL="0" distR="0" wp14:anchorId="0307EA63" wp14:editId="276616D7">
+            <wp:extent cx="6301740" cy="4964430"/>
+            <wp:effectExtent l="0" t="0" r="3810" b="7620"/>
+            <wp:docPr id="1396103273" name="Рисунок 1" descr="Изображение выглядит как диаграмма, Технический чертеж, зарисовка, План&#10;&#10;Содержимое, созданное искусственным интеллектом, может быть неверным."/>
+            <wp:cNvGraphicFramePr>
+              <a:graphicFrameLocks xmlns:a="http://schemas.openxmlformats.org/drawingml/2006/main" noChangeAspect="1"/>
+            </wp:cNvGraphicFramePr>
+            <a:graphic xmlns:a="http://schemas.openxmlformats.org/drawingml/2006/main">
+              <a:graphicData uri="http://schemas.openxmlformats.org/drawingml/2006/picture">
+                <pic:pic xmlns:pic="http://schemas.openxmlformats.org/drawingml/2006/picture">
+                  <pic:nvPicPr>
+                    <pic:cNvPr id="1396103273" name="Рисунок 1" descr="Изображение выглядит как диаграмма, Технический чертеж, зарисовка, План&#10;&#10;Содержимое, созданное искусственным интеллектом, может быть неверным."/>
+                    <pic:cNvPicPr/>
+                  </pic:nvPicPr>
+                  <pic:blipFill>
+                    <a:blip r:embed="rId13"/>
+                    <a:stretch>
+                      <a:fillRect/>
+                    </a:stretch>
+                  </pic:blipFill>
+                  <pic:spPr>
+                    <a:xfrm>
+                      <a:off x="0" y="0"/>
+                      <a:ext cx="6301740" cy="4964430"/>
+                    </a:xfrm>
+                    <a:prstGeom prst="rect">
+                      <a:avLst/>
+                    </a:prstGeom>
+                  </pic:spPr>
+                </pic:pic>
+              </a:graphicData>
+            </a:graphic>
+          </wp:inline>
+        </w:drawing>
+      </w:r>
+    </w:p>
+    <w:p>
+      <w:pPr>
+        <w:spacing w:before="240" w:after="240"/>
+        <w:jc w:val="center"/>
+        <w:rPr>
+          <w:rFonts w:ascii="Times New Roman" w:eastAsia="Times New Roman" w:hAnsi="Times New Roman" w:cs="Times New Roman"/>
+          <w:sz w:val="24"/>
+          <w:szCs w:val="24"/>
+          <w:lang w:val="ru-BY"/>
+        </w:rPr>
+      </w:pPr>
+      <w:r>
+        <w:rPr>
+          <w:rFonts w:ascii="Times New Roman" w:eastAsia="Times New Roman" w:hAnsi="Times New Roman" w:cs="Times New Roman"/>
+          <w:sz w:val="24"/>
+          <w:szCs w:val="24"/>
+          <w:lang w:val="en-US"/>
+        </w:rPr>
+        <w:t>9</w:t>
+      </w:r>
+      <w:r>
+        <w:rPr>
+          <w:rFonts w:ascii="Times New Roman" w:eastAsia="Times New Roman" w:hAnsi="Times New Roman" w:cs="Times New Roman"/>
+          <w:sz w:val="24"/>
+          <w:szCs w:val="24"/>
+          <w:lang w:val="en-US"/>
+        </w:rPr>
+        <w:t xml:space="preserve">. </w:t>
+      </w:r>
+      <w:r>
+        <w:rPr>
+          <w:rFonts w:ascii="Times New Roman" w:eastAsia="Times New Roman" w:hAnsi="Times New Roman" w:cs="Times New Roman"/>
+          <w:sz w:val="24"/>
+          <w:szCs w:val="24"/>
+          <w:lang w:val="ru-RU"/>
+        </w:rPr>
+        <w:t>Функция</w:t>
+      </w:r>
+      <w:r>
+        <w:rPr>
+          <w:rFonts w:ascii="Times New Roman" w:eastAsia="Times New Roman" w:hAnsi="Times New Roman" w:cs="Times New Roman"/>
+          <w:sz w:val="24"/>
+          <w:szCs w:val="24"/>
+          <w:lang w:val="en-US"/>
+        </w:rPr>
+        <w:t xml:space="preserve"> </w:t>
+      </w:r>
+      <w:proofErr w:type="spellStart"/>
+      <w:r>
+        <w:rPr>
+          <w:rFonts w:ascii="Times New Roman" w:eastAsia="Times New Roman" w:hAnsi="Times New Roman" w:cs="Times New Roman"/>
+          <w:sz w:val="24"/>
+          <w:szCs w:val="24"/>
+          <w:lang w:val="ru-BY"/>
+        </w:rPr>
+        <w:t>is_</w:t>
+      </w:r>
+      <w:proofErr w:type="gramStart"/>
+      <w:r>
+        <w:rPr>
+          <w:rFonts w:ascii="Times New Roman" w:eastAsia="Times New Roman" w:hAnsi="Times New Roman" w:cs="Times New Roman"/>
+          <w:sz w:val="24"/>
+          <w:szCs w:val="24"/>
+          <w:lang w:val="ru-BY"/>
+        </w:rPr>
+        <w:t>binary</w:t>
+      </w:r>
+      <w:proofErr w:type="spellEnd"/>
+      <w:r>
+        <w:rPr>
+          <w:rFonts w:ascii="Times New Roman" w:eastAsia="Times New Roman" w:hAnsi="Times New Roman" w:cs="Times New Roman"/>
+          <w:sz w:val="24"/>
+          <w:szCs w:val="24"/>
+          <w:lang w:val="ru-BY"/>
+        </w:rPr>
+        <w:t>(</w:t>
+      </w:r>
+      <w:proofErr w:type="gramEnd"/>
+      <w:r>
+        <w:rPr>
+          <w:rFonts w:ascii="Times New Roman" w:eastAsia="Times New Roman" w:hAnsi="Times New Roman" w:cs="Times New Roman"/>
+          <w:sz w:val="24"/>
+          <w:szCs w:val="24"/>
+          <w:lang w:val="ru-BY"/>
+        </w:rPr>
+        <w:t xml:space="preserve">s: </w:t>
+      </w:r>
+      <w:proofErr w:type="spellStart"/>
+      <w:r>
+        <w:rPr>
+          <w:rFonts w:ascii="Times New Roman" w:eastAsia="Times New Roman" w:hAnsi="Times New Roman" w:cs="Times New Roman"/>
+          <w:sz w:val="24"/>
+          <w:szCs w:val="24"/>
+          <w:lang w:val="ru-BY"/>
+        </w:rPr>
+        <w:t>str</w:t>
+      </w:r>
+      <w:proofErr w:type="spellEnd"/>
+      <w:r>
+        <w:rPr>
+          <w:rFonts w:ascii="Times New Roman" w:eastAsia="Times New Roman" w:hAnsi="Times New Roman" w:cs="Times New Roman"/>
+          <w:sz w:val="24"/>
+          <w:szCs w:val="24"/>
+          <w:lang w:val="ru-BY"/>
+        </w:rPr>
+        <w:t>)</w:t>
+      </w:r>
+    </w:p>
+    <w:p>
+      <w:pPr>
+        <w:spacing w:before="240" w:after="240"/>
+        <w:jc w:val="center"/>
+        <w:rPr>
+          <w:rFonts w:ascii="Times New Roman" w:eastAsia="Times New Roman" w:hAnsi="Times New Roman" w:cs="Times New Roman"/>
+          <w:sz w:val="24"/>
+          <w:szCs w:val="24"/>
+          <w:lang w:val="ru-BY"/>
+        </w:rPr>
+      </w:pPr>
+    </w:p>
+    <w:p>
+      <w:pPr>
+        <w:spacing w:before="240" w:after="240"/>
+        <w:jc w:val="center"/>
+        <w:rPr>
+          <w:rFonts w:ascii="Times New Roman" w:eastAsia="Times New Roman" w:hAnsi="Times New Roman" w:cs="Times New Roman"/>
+          <w:sz w:val="24"/>
+          <w:szCs w:val="24"/>
+          <w:lang w:val="ru-RU"/>
+        </w:rPr>
+      </w:pPr>
+      <w:r>
+        <w:rPr>
+          <w:rFonts w:ascii="Times New Roman" w:eastAsia="Times New Roman" w:hAnsi="Times New Roman" w:cs="Times New Roman"/>
+          <w:sz w:val="24"/>
+          <w:szCs w:val="24"/>
+          <w:lang w:val="ru-RU"/>
+        </w:rPr>
+        <w:lastRenderedPageBreak/>
+        <w:drawing>
+          <wp:inline distT="0" distB="0" distL="0" distR="0" wp14:anchorId="1CC38B5A" wp14:editId="02C36FC9">
+            <wp:extent cx="3982006" cy="1343212"/>
+            <wp:effectExtent l="0" t="0" r="0" b="0"/>
+            <wp:docPr id="90924548" name="Рисунок 1" descr="Изображение выглядит как текст, снимок экрана, Шрифт, линия&#10;&#10;Содержимое, созданное искусственным интеллектом, может быть неверным."/>
+            <wp:cNvGraphicFramePr>
+              <a:graphicFrameLocks xmlns:a="http://schemas.openxmlformats.org/drawingml/2006/main" noChangeAspect="1"/>
+            </wp:cNvGraphicFramePr>
+            <a:graphic xmlns:a="http://schemas.openxmlformats.org/drawingml/2006/main">
+              <a:graphicData uri="http://schemas.openxmlformats.org/drawingml/2006/picture">
+                <pic:pic xmlns:pic="http://schemas.openxmlformats.org/drawingml/2006/picture">
+                  <pic:nvPicPr>
+                    <pic:cNvPr id="90924548" name="Рисунок 1" descr="Изображение выглядит как текст, снимок экрана, Шрифт, линия&#10;&#10;Содержимое, созданное искусственным интеллектом, может быть неверным."/>
+                    <pic:cNvPicPr/>
+                  </pic:nvPicPr>
+                  <pic:blipFill>
+                    <a:blip r:embed="rId14"/>
+                    <a:stretch>
+                      <a:fillRect/>
+                    </a:stretch>
+                  </pic:blipFill>
+                  <pic:spPr>
+                    <a:xfrm>
+                      <a:off x="0" y="0"/>
+                      <a:ext cx="3982006" cy="1343212"/>
+                    </a:xfrm>
+                    <a:prstGeom prst="rect">
+                      <a:avLst/>
+                    </a:prstGeom>
+                  </pic:spPr>
+                </pic:pic>
+              </a:graphicData>
+            </a:graphic>
+          </wp:inline>
+        </w:drawing>
+      </w:r>
+    </w:p>
+    <w:p>
+      <w:pPr>
+        <w:spacing w:before="240" w:after="240"/>
+        <w:jc w:val="center"/>
+        <w:rPr>
+          <w:rFonts w:ascii="Times New Roman" w:eastAsia="Times New Roman" w:hAnsi="Times New Roman" w:cs="Times New Roman"/>
+          <w:sz w:val="24"/>
+          <w:szCs w:val="24"/>
+          <w:lang w:val="ru-BY"/>
+        </w:rPr>
+      </w:pPr>
+      <w:r>
+        <w:rPr>
+          <w:rFonts w:ascii="Times New Roman" w:eastAsia="Times New Roman" w:hAnsi="Times New Roman" w:cs="Times New Roman"/>
+          <w:sz w:val="24"/>
+          <w:szCs w:val="24"/>
+          <w:lang w:val="en-US"/>
+        </w:rPr>
+        <w:t>10</w:t>
+      </w:r>
+      <w:r>
+        <w:rPr>
+          <w:rFonts w:ascii="Times New Roman" w:eastAsia="Times New Roman" w:hAnsi="Times New Roman" w:cs="Times New Roman"/>
+          <w:sz w:val="24"/>
+          <w:szCs w:val="24"/>
+          <w:lang w:val="en-US"/>
+        </w:rPr>
+        <w:t xml:space="preserve">. </w:t>
+      </w:r>
+      <w:r>
+        <w:rPr>
+          <w:rFonts w:ascii="Times New Roman" w:eastAsia="Times New Roman" w:hAnsi="Times New Roman" w:cs="Times New Roman"/>
+          <w:sz w:val="24"/>
+          <w:szCs w:val="24"/>
+          <w:lang w:val="ru-RU"/>
+        </w:rPr>
+        <w:t>Функция</w:t>
+      </w:r>
+      <w:r>
+        <w:rPr>
+          <w:rFonts w:ascii="Times New Roman" w:eastAsia="Times New Roman" w:hAnsi="Times New Roman" w:cs="Times New Roman"/>
+          <w:sz w:val="24"/>
+          <w:szCs w:val="24"/>
+          <w:lang w:val="en-US"/>
+        </w:rPr>
+        <w:t xml:space="preserve"> </w:t>
+      </w:r>
+      <w:proofErr w:type="spellStart"/>
+      <w:r>
+        <w:rPr>
+          <w:rFonts w:ascii="Times New Roman" w:eastAsia="Times New Roman" w:hAnsi="Times New Roman" w:cs="Times New Roman"/>
+          <w:sz w:val="24"/>
+          <w:szCs w:val="24"/>
+          <w:lang w:val="ru-BY"/>
+        </w:rPr>
+        <w:t>is_</w:t>
+      </w:r>
+      <w:proofErr w:type="gramStart"/>
+      <w:r>
+        <w:rPr>
+          <w:rFonts w:ascii="Times New Roman" w:eastAsia="Times New Roman" w:hAnsi="Times New Roman" w:cs="Times New Roman"/>
+          <w:sz w:val="24"/>
+          <w:szCs w:val="24"/>
+          <w:lang w:val="ru-BY"/>
+        </w:rPr>
+        <w:t>unary</w:t>
+      </w:r>
+      <w:proofErr w:type="spellEnd"/>
+      <w:r>
+        <w:rPr>
+          <w:rFonts w:ascii="Times New Roman" w:eastAsia="Times New Roman" w:hAnsi="Times New Roman" w:cs="Times New Roman"/>
+          <w:sz w:val="24"/>
+          <w:szCs w:val="24"/>
+          <w:lang w:val="ru-BY"/>
+        </w:rPr>
+        <w:t>(</w:t>
+      </w:r>
+      <w:proofErr w:type="gramEnd"/>
+      <w:r>
+        <w:rPr>
+          <w:rFonts w:ascii="Times New Roman" w:eastAsia="Times New Roman" w:hAnsi="Times New Roman" w:cs="Times New Roman"/>
+          <w:sz w:val="24"/>
+          <w:szCs w:val="24"/>
+          <w:lang w:val="ru-BY"/>
+        </w:rPr>
+        <w:t xml:space="preserve">s: </w:t>
+      </w:r>
+      <w:proofErr w:type="spellStart"/>
+      <w:r>
+        <w:rPr>
+          <w:rFonts w:ascii="Times New Roman" w:eastAsia="Times New Roman" w:hAnsi="Times New Roman" w:cs="Times New Roman"/>
+          <w:sz w:val="24"/>
+          <w:szCs w:val="24"/>
+          <w:lang w:val="ru-BY"/>
+        </w:rPr>
+        <w:t>str</w:t>
+      </w:r>
+      <w:proofErr w:type="spellEnd"/>
+      <w:r>
+        <w:rPr>
+          <w:rFonts w:ascii="Times New Roman" w:eastAsia="Times New Roman" w:hAnsi="Times New Roman" w:cs="Times New Roman"/>
+          <w:sz w:val="24"/>
+          <w:szCs w:val="24"/>
+          <w:lang w:val="ru-BY"/>
+        </w:rPr>
+        <w:t>)</w:t>
+      </w:r>
+    </w:p>
+    <w:p>
+      <w:pPr>
+        <w:spacing w:before="240" w:after="240"/>
+        <w:jc w:val="center"/>
+        <w:rPr>
+          <w:rFonts w:ascii="Times New Roman" w:eastAsia="Times New Roman" w:hAnsi="Times New Roman" w:cs="Times New Roman"/>
+          <w:sz w:val="24"/>
+          <w:szCs w:val="24"/>
+          <w:lang w:val="ru-RU"/>
+        </w:rPr>
+      </w:pPr>
+      <w:r>
+        <w:rPr>
+          <w:rFonts w:ascii="Times New Roman" w:eastAsia="Times New Roman" w:hAnsi="Times New Roman" w:cs="Times New Roman"/>
+          <w:sz w:val="24"/>
+          <w:szCs w:val="24"/>
+          <w:lang w:val="ru-RU"/>
+        </w:rPr>
+        <w:drawing>
+          <wp:inline distT="0" distB="0" distL="0" distR="0" wp14:anchorId="56A48154" wp14:editId="753018C7">
+            <wp:extent cx="1752845" cy="1629002"/>
+            <wp:effectExtent l="0" t="0" r="0" b="0"/>
+            <wp:docPr id="718544410" name="Рисунок 1" descr="Изображение выглядит как текст, Шрифт, диаграмма, снимок экрана&#10;&#10;Содержимое, созданное искусственным интеллектом, может быть неверным."/>
+            <wp:cNvGraphicFramePr>
+              <a:graphicFrameLocks xmlns:a="http://schemas.openxmlformats.org/drawingml/2006/main" noChangeAspect="1"/>
+            </wp:cNvGraphicFramePr>
+            <a:graphic xmlns:a="http://schemas.openxmlformats.org/drawingml/2006/main">
+              <a:graphicData uri="http://schemas.openxmlformats.org/drawingml/2006/picture">
+                <pic:pic xmlns:pic="http://schemas.openxmlformats.org/drawingml/2006/picture">
+                  <pic:nvPicPr>
+                    <pic:cNvPr id="718544410" name="Рисунок 1" descr="Изображение выглядит как текст, Шрифт, диаграмма, снимок экрана&#10;&#10;Содержимое, созданное искусственным интеллектом, может быть неверным."/>
+                    <pic:cNvPicPr/>
+                  </pic:nvPicPr>
+                  <pic:blipFill>
+                    <a:blip r:embed="rId15"/>
+                    <a:stretch>
+                      <a:fillRect/>
+                    </a:stretch>
+                  </pic:blipFill>
+                  <pic:spPr>
+                    <a:xfrm>
+                      <a:off x="0" y="0"/>
+                      <a:ext cx="1752845" cy="1629002"/>
+                    </a:xfrm>
+                    <a:prstGeom prst="rect">
+                      <a:avLst/>
+                    </a:prstGeom>
+                  </pic:spPr>
+                </pic:pic>
+              </a:graphicData>
+            </a:graphic>
+          </wp:inline>
+        </w:drawing>
+      </w:r>
+    </w:p>
+    <w:p>
+      <w:pPr>
+        <w:spacing w:before="240" w:after="240"/>
+        <w:jc w:val="center"/>
+        <w:rPr>
+          <w:rFonts w:ascii="Times New Roman" w:eastAsia="Times New Roman" w:hAnsi="Times New Roman" w:cs="Times New Roman"/>
+          <w:sz w:val="24"/>
+          <w:szCs w:val="24"/>
+          <w:lang w:val="ru-BY"/>
+        </w:rPr>
+      </w:pPr>
+      <w:r>
+        <w:rPr>
+          <w:rFonts w:ascii="Times New Roman" w:eastAsia="Times New Roman" w:hAnsi="Times New Roman" w:cs="Times New Roman"/>
+          <w:sz w:val="24"/>
+          <w:szCs w:val="24"/>
+          <w:lang w:val="en-US"/>
+        </w:rPr>
+        <w:t>11</w:t>
+      </w:r>
+      <w:r>
+        <w:rPr>
+          <w:rFonts w:ascii="Times New Roman" w:eastAsia="Times New Roman" w:hAnsi="Times New Roman" w:cs="Times New Roman"/>
+          <w:sz w:val="24"/>
+          <w:szCs w:val="24"/>
+          <w:lang w:val="en-US"/>
+        </w:rPr>
+        <w:t xml:space="preserve">. </w:t>
+      </w:r>
+      <w:r>
+        <w:rPr>
+          <w:rFonts w:ascii="Times New Roman" w:eastAsia="Times New Roman" w:hAnsi="Times New Roman" w:cs="Times New Roman"/>
+          <w:sz w:val="24"/>
+          <w:szCs w:val="24"/>
+          <w:lang w:val="ru-RU"/>
+        </w:rPr>
+        <w:t>Функция</w:t>
+      </w:r>
+      <w:r>
+        <w:rPr>
+          <w:rFonts w:ascii="Times New Roman" w:eastAsia="Times New Roman" w:hAnsi="Times New Roman" w:cs="Times New Roman"/>
+          <w:sz w:val="24"/>
+          <w:szCs w:val="24"/>
+          <w:lang w:val="en-US"/>
+        </w:rPr>
+        <w:t xml:space="preserve"> </w:t>
+      </w:r>
+      <w:proofErr w:type="spellStart"/>
+      <w:r>
+        <w:rPr>
+          <w:rFonts w:ascii="Times New Roman" w:eastAsia="Times New Roman" w:hAnsi="Times New Roman" w:cs="Times New Roman"/>
+          <w:sz w:val="24"/>
+          <w:szCs w:val="24"/>
+          <w:lang w:val="en-US"/>
+        </w:rPr>
+        <w:t>is_</w:t>
+      </w:r>
+      <w:proofErr w:type="gramStart"/>
+      <w:r>
+        <w:rPr>
+          <w:rFonts w:ascii="Times New Roman" w:eastAsia="Times New Roman" w:hAnsi="Times New Roman" w:cs="Times New Roman"/>
+          <w:sz w:val="24"/>
+          <w:szCs w:val="24"/>
+          <w:lang w:val="en-US"/>
         </w:rPr>
         <w:t>const</w:t>
       </w:r>
       <w:proofErr w:type="spellEnd"/>
       <w:r>
         <w:rPr>
-          <w:rFonts w:ascii="Cascadia Mono" w:eastAsiaTheme="minorHAnsi" w:hAnsi="Cascadia Mono" w:cs="Cascadia Mono"/>
-          <w:sz w:val="19"/>
-          <w:szCs w:val="19"/>
-          <w:lang w:val="ru-BY" w:eastAsia="en-US"/>
+          <w:rFonts w:ascii="Times New Roman" w:eastAsia="Times New Roman" w:hAnsi="Times New Roman" w:cs="Times New Roman"/>
+          <w:sz w:val="24"/>
+          <w:szCs w:val="24"/>
+          <w:lang w:val="en-US"/>
+        </w:rPr>
+        <w:t>(</w:t>
+      </w:r>
+      <w:proofErr w:type="gramEnd"/>
+      <w:r>
+        <w:rPr>
+          <w:rFonts w:ascii="Times New Roman" w:eastAsia="Times New Roman" w:hAnsi="Times New Roman" w:cs="Times New Roman"/>
+          <w:sz w:val="24"/>
+          <w:szCs w:val="24"/>
+          <w:lang w:val="en-US"/>
+        </w:rPr>
+        <w:t>s: str)</w:t>
+      </w:r>
+    </w:p>
+    <w:p>
+      <w:pPr>
+        <w:spacing w:before="240" w:after="240"/>
+        <w:jc w:val="center"/>
+        <w:rPr>
+          <w:rFonts w:ascii="Times New Roman" w:eastAsia="Times New Roman" w:hAnsi="Times New Roman" w:cs="Times New Roman"/>
+          <w:sz w:val="24"/>
+          <w:szCs w:val="24"/>
+          <w:lang w:val="ru-RU"/>
+        </w:rPr>
+      </w:pPr>
+      <w:r>
+        <w:rPr>
+          <w:rFonts w:ascii="Times New Roman" w:eastAsia="Times New Roman" w:hAnsi="Times New Roman" w:cs="Times New Roman"/>
+          <w:sz w:val="24"/>
+          <w:szCs w:val="24"/>
+          <w:lang w:val="ru-RU"/>
+        </w:rPr>
+        <w:drawing>
+          <wp:inline distT="0" distB="0" distL="0" distR="0" wp14:anchorId="4BC6119E" wp14:editId="4A8C844F">
+            <wp:extent cx="2172003" cy="1362265"/>
+            <wp:effectExtent l="0" t="0" r="0" b="9525"/>
+            <wp:docPr id="948273213" name="Рисунок 1" descr="Изображение выглядит как текст, Шрифт, снимок экрана, линия&#10;&#10;Содержимое, созданное искусственным интеллектом, может быть неверным."/>
+            <wp:cNvGraphicFramePr>
+              <a:graphicFrameLocks xmlns:a="http://schemas.openxmlformats.org/drawingml/2006/main" noChangeAspect="1"/>
+            </wp:cNvGraphicFramePr>
+            <a:graphic xmlns:a="http://schemas.openxmlformats.org/drawingml/2006/main">
+              <a:graphicData uri="http://schemas.openxmlformats.org/drawingml/2006/picture">
+                <pic:pic xmlns:pic="http://schemas.openxmlformats.org/drawingml/2006/picture">
+                  <pic:nvPicPr>
+                    <pic:cNvPr id="948273213" name="Рисунок 1" descr="Изображение выглядит как текст, Шрифт, снимок экрана, линия&#10;&#10;Содержимое, созданное искусственным интеллектом, может быть неверным."/>
+                    <pic:cNvPicPr/>
+                  </pic:nvPicPr>
+                  <pic:blipFill>
+                    <a:blip r:embed="rId16"/>
+                    <a:stretch>
+                      <a:fillRect/>
+                    </a:stretch>
+                  </pic:blipFill>
+                  <pic:spPr>
+                    <a:xfrm>
+                      <a:off x="0" y="0"/>
+                      <a:ext cx="2172003" cy="1362265"/>
+                    </a:xfrm>
+                    <a:prstGeom prst="rect">
+                      <a:avLst/>
+                    </a:prstGeom>
+                  </pic:spPr>
+                </pic:pic>
+              </a:graphicData>
+            </a:graphic>
+          </wp:inline>
+        </w:drawing>
+      </w:r>
+    </w:p>
+    <w:p>
+      <w:pPr>
+        <w:spacing w:before="240" w:after="240"/>
+        <w:jc w:val="center"/>
+        <w:rPr>
+          <w:rFonts w:ascii="Times New Roman" w:eastAsia="Times New Roman" w:hAnsi="Times New Roman" w:cs="Times New Roman"/>
+          <w:sz w:val="24"/>
+          <w:szCs w:val="24"/>
+          <w:lang w:val="ru-BY"/>
+        </w:rPr>
+      </w:pPr>
+      <w:r>
+        <w:rPr>
+          <w:rFonts w:ascii="Times New Roman" w:eastAsia="Times New Roman" w:hAnsi="Times New Roman" w:cs="Times New Roman"/>
+          <w:sz w:val="24"/>
+          <w:szCs w:val="24"/>
+          <w:lang w:val="en-US"/>
+        </w:rPr>
+        <w:t>1</w:t>
+      </w:r>
+      <w:r>
+        <w:rPr>
+          <w:rFonts w:ascii="Times New Roman" w:eastAsia="Times New Roman" w:hAnsi="Times New Roman" w:cs="Times New Roman"/>
+          <w:sz w:val="24"/>
+          <w:szCs w:val="24"/>
+          <w:lang w:val="en-US"/>
+        </w:rPr>
+        <w:t>2</w:t>
+      </w:r>
+      <w:r>
+        <w:rPr>
+          <w:rFonts w:ascii="Times New Roman" w:eastAsia="Times New Roman" w:hAnsi="Times New Roman" w:cs="Times New Roman"/>
+          <w:sz w:val="24"/>
+          <w:szCs w:val="24"/>
+          <w:lang w:val="en-US"/>
+        </w:rPr>
+        <w:t xml:space="preserve">. </w:t>
+      </w:r>
+      <w:r>
+        <w:rPr>
+          <w:rFonts w:ascii="Times New Roman" w:eastAsia="Times New Roman" w:hAnsi="Times New Roman" w:cs="Times New Roman"/>
+          <w:sz w:val="24"/>
+          <w:szCs w:val="24"/>
+          <w:lang w:val="ru-RU"/>
+        </w:rPr>
+        <w:t>Функция</w:t>
+      </w:r>
+      <w:r>
+        <w:rPr>
+          <w:rFonts w:ascii="Times New Roman" w:eastAsia="Times New Roman" w:hAnsi="Times New Roman" w:cs="Times New Roman"/>
+          <w:sz w:val="24"/>
+          <w:szCs w:val="24"/>
+          <w:lang w:val="en-US"/>
         </w:rPr>
         <w:t xml:space="preserve"> </w:t>
       </w:r>
       <w:proofErr w:type="spellStart"/>
       <w:r>
         <w:rPr>
-          <w:rFonts w:ascii="Cascadia Mono" w:eastAsiaTheme="minorHAnsi" w:hAnsi="Cascadia Mono" w:cs="Cascadia Mono"/>
-          <w:sz w:val="19"/>
-          <w:szCs w:val="19"/>
-          <w:lang w:val="ru-BY" w:eastAsia="en-US"/>
-        </w:rPr>
-        <w:t>string</w:t>
+          <w:rFonts w:ascii="Times New Roman" w:eastAsia="Times New Roman" w:hAnsi="Times New Roman" w:cs="Times New Roman"/>
+          <w:sz w:val="24"/>
+          <w:szCs w:val="24"/>
+          <w:lang w:val="ru-BY"/>
+        </w:rPr>
+        <w:t>is_</w:t>
+      </w:r>
+      <w:proofErr w:type="gramStart"/>
+      <w:r>
+        <w:rPr>
+          <w:rFonts w:ascii="Times New Roman" w:eastAsia="Times New Roman" w:hAnsi="Times New Roman" w:cs="Times New Roman"/>
+          <w:sz w:val="24"/>
+          <w:szCs w:val="24"/>
+          <w:lang w:val="ru-BY"/>
+        </w:rPr>
+        <w:t>atomic</w:t>
       </w:r>
       <w:proofErr w:type="spellEnd"/>
       <w:r>
         <w:rPr>
-          <w:rFonts w:ascii="Cascadia Mono" w:eastAsiaTheme="minorHAnsi" w:hAnsi="Cascadia Mono" w:cs="Cascadia Mono"/>
-          <w:sz w:val="19"/>
-          <w:szCs w:val="19"/>
-          <w:lang w:val="ru-BY" w:eastAsia="en-US"/>
-        </w:rPr>
-        <w:t xml:space="preserve">&amp; </w:t>
+          <w:rFonts w:ascii="Times New Roman" w:eastAsia="Times New Roman" w:hAnsi="Times New Roman" w:cs="Times New Roman"/>
+          <w:sz w:val="24"/>
+          <w:szCs w:val="24"/>
+          <w:lang w:val="ru-BY"/>
+        </w:rPr>
+        <w:t>(</w:t>
+      </w:r>
+      <w:proofErr w:type="gramEnd"/>
+      <w:r>
+        <w:rPr>
+          <w:rFonts w:ascii="Times New Roman" w:eastAsia="Times New Roman" w:hAnsi="Times New Roman" w:cs="Times New Roman"/>
+          <w:sz w:val="24"/>
+          <w:szCs w:val="24"/>
+          <w:lang w:val="ru-BY"/>
+        </w:rPr>
+        <w:t xml:space="preserve">s: </w:t>
       </w:r>
       <w:proofErr w:type="spellStart"/>
       <w:r>
         <w:rPr>
-          <w:rFonts w:ascii="Cascadia Mono" w:eastAsiaTheme="minorHAnsi" w:hAnsi="Cascadia Mono" w:cs="Cascadia Mono"/>
-          <w:sz w:val="19"/>
-          <w:szCs w:val="19"/>
-          <w:lang w:val="ru-BY" w:eastAsia="en-US"/>
-        </w:rPr>
-        <w:t>token</w:t>
+          <w:rFonts w:ascii="Times New Roman" w:eastAsia="Times New Roman" w:hAnsi="Times New Roman" w:cs="Times New Roman"/>
+          <w:sz w:val="24"/>
+          <w:szCs w:val="24"/>
+          <w:lang w:val="ru-BY"/>
+        </w:rPr>
+        <w:t>str</w:t>
       </w:r>
       <w:proofErr w:type="spellEnd"/>
       <w:r>
         <w:rPr>
-          <w:rFonts w:ascii="Cascadia Mono" w:eastAsiaTheme="minorHAnsi" w:hAnsi="Cascadia Mono" w:cs="Cascadia Mono"/>
-          <w:sz w:val="19"/>
-          <w:szCs w:val="19"/>
-          <w:lang w:val="ru-BY" w:eastAsia="en-US"/>
+          <w:rFonts w:ascii="Times New Roman" w:eastAsia="Times New Roman" w:hAnsi="Times New Roman" w:cs="Times New Roman"/>
+          <w:sz w:val="24"/>
+          <w:szCs w:val="24"/>
+          <w:lang w:val="ru-BY"/>
         </w:rPr>
         <w:t>)</w:t>
       </w:r>
     </w:p>
     <w:p>
       <w:pPr>
-        <w:pStyle w:val="a3"/>
         <w:spacing w:before="240" w:after="240"/>
-        <w:rPr>
-          <w:rFonts w:ascii="Times New Roman" w:eastAsia="Times New Roman" w:hAnsi="Times New Roman" w:cs="Times New Roman"/>
-          <w:sz w:val="24"/>
-          <w:szCs w:val="24"/>
-          <w:lang w:val="en-US"/>
+        <w:jc w:val="center"/>
+        <w:rPr>
+          <w:rFonts w:ascii="Times New Roman" w:eastAsia="Times New Roman" w:hAnsi="Times New Roman" w:cs="Times New Roman"/>
+          <w:sz w:val="24"/>
+          <w:szCs w:val="24"/>
+          <w:lang w:val="ru-RU"/>
+        </w:rPr>
+      </w:pPr>
+      <w:r>
+        <w:rPr>
+          <w:rFonts w:ascii="Times New Roman" w:eastAsia="Times New Roman" w:hAnsi="Times New Roman" w:cs="Times New Roman"/>
+          <w:sz w:val="24"/>
+          <w:szCs w:val="24"/>
+          <w:lang w:val="ru-RU"/>
+        </w:rPr>
+        <w:drawing>
+          <wp:inline distT="0" distB="0" distL="0" distR="0" wp14:anchorId="13052D45" wp14:editId="32317E13">
+            <wp:extent cx="3143689" cy="1409897"/>
+            <wp:effectExtent l="0" t="0" r="0" b="0"/>
+            <wp:docPr id="839360533" name="Рисунок 1" descr="Изображение выглядит как текст, снимок экрана, Шрифт, линия&#10;&#10;Содержимое, созданное искусственным интеллектом, может быть неверным."/>
+            <wp:cNvGraphicFramePr>
+              <a:graphicFrameLocks xmlns:a="http://schemas.openxmlformats.org/drawingml/2006/main" noChangeAspect="1"/>
+            </wp:cNvGraphicFramePr>
+            <a:graphic xmlns:a="http://schemas.openxmlformats.org/drawingml/2006/main">
+              <a:graphicData uri="http://schemas.openxmlformats.org/drawingml/2006/picture">
+                <pic:pic xmlns:pic="http://schemas.openxmlformats.org/drawingml/2006/picture">
+                  <pic:nvPicPr>
+                    <pic:cNvPr id="839360533" name="Рисунок 1" descr="Изображение выглядит как текст, снимок экрана, Шрифт, линия&#10;&#10;Содержимое, созданное искусственным интеллектом, может быть неверным."/>
+                    <pic:cNvPicPr/>
+                  </pic:nvPicPr>
+                  <pic:blipFill>
+                    <a:blip r:embed="rId17"/>
+                    <a:stretch>
+                      <a:fillRect/>
+                    </a:stretch>
+                  </pic:blipFill>
+                  <pic:spPr>
+                    <a:xfrm>
+                      <a:off x="0" y="0"/>
+                      <a:ext cx="3143689" cy="1409897"/>
+                    </a:xfrm>
+                    <a:prstGeom prst="rect">
+                      <a:avLst/>
+                    </a:prstGeom>
+                  </pic:spPr>
+                </pic:pic>
+              </a:graphicData>
+            </a:graphic>
+          </wp:inline>
+        </w:drawing>
+      </w:r>
+    </w:p>
+    <w:p>
+      <w:pPr>
+        <w:spacing w:before="240" w:after="240"/>
+        <w:jc w:val="center"/>
+        <w:rPr>
+          <w:rFonts w:ascii="Times New Roman" w:eastAsia="Times New Roman" w:hAnsi="Times New Roman" w:cs="Times New Roman"/>
+          <w:sz w:val="24"/>
+          <w:szCs w:val="24"/>
+          <w:lang w:val="ru-BY"/>
+        </w:rPr>
+      </w:pPr>
+      <w:r>
+        <w:rPr>
+          <w:rFonts w:ascii="Times New Roman" w:eastAsia="Times New Roman" w:hAnsi="Times New Roman" w:cs="Times New Roman"/>
+          <w:sz w:val="24"/>
+          <w:szCs w:val="24"/>
+          <w:lang w:val="en-US"/>
+        </w:rPr>
+        <w:t>1</w:t>
+      </w:r>
+      <w:r>
+        <w:rPr>
+          <w:rFonts w:ascii="Times New Roman" w:eastAsia="Times New Roman" w:hAnsi="Times New Roman" w:cs="Times New Roman"/>
+          <w:sz w:val="24"/>
+          <w:szCs w:val="24"/>
+          <w:lang w:val="en-US"/>
+        </w:rPr>
+        <w:t>3</w:t>
+      </w:r>
+      <w:r>
+        <w:rPr>
+          <w:rFonts w:ascii="Times New Roman" w:eastAsia="Times New Roman" w:hAnsi="Times New Roman" w:cs="Times New Roman"/>
+          <w:sz w:val="24"/>
+          <w:szCs w:val="24"/>
+          <w:lang w:val="en-US"/>
+        </w:rPr>
+        <w:t xml:space="preserve">. </w:t>
+      </w:r>
+      <w:r>
+        <w:rPr>
+          <w:rFonts w:ascii="Times New Roman" w:eastAsia="Times New Roman" w:hAnsi="Times New Roman" w:cs="Times New Roman"/>
+          <w:sz w:val="24"/>
+          <w:szCs w:val="24"/>
+          <w:lang w:val="ru-RU"/>
+        </w:rPr>
+        <w:t>Функция</w:t>
+      </w:r>
+      <w:r>
+        <w:rPr>
+          <w:rFonts w:ascii="Times New Roman" w:eastAsia="Times New Roman" w:hAnsi="Times New Roman" w:cs="Times New Roman"/>
+          <w:sz w:val="24"/>
+          <w:szCs w:val="24"/>
+          <w:lang w:val="en-US"/>
+        </w:rPr>
+        <w:t xml:space="preserve"> </w:t>
+      </w:r>
+      <w:proofErr w:type="spellStart"/>
+      <w:r>
+        <w:rPr>
+          <w:rFonts w:ascii="Times New Roman" w:eastAsia="Times New Roman" w:hAnsi="Times New Roman" w:cs="Times New Roman"/>
+          <w:sz w:val="24"/>
+          <w:szCs w:val="24"/>
+          <w:lang w:val="ru-BY"/>
+        </w:rPr>
+        <w:t>is_strict_cnf_</w:t>
+      </w:r>
+      <w:proofErr w:type="gramStart"/>
+      <w:r>
+        <w:rPr>
+          <w:rFonts w:ascii="Times New Roman" w:eastAsia="Times New Roman" w:hAnsi="Times New Roman" w:cs="Times New Roman"/>
+          <w:sz w:val="24"/>
+          <w:szCs w:val="24"/>
+          <w:lang w:val="ru-BY"/>
+        </w:rPr>
+        <w:t>tree</w:t>
+      </w:r>
+      <w:proofErr w:type="spellEnd"/>
+      <w:r>
+        <w:rPr>
+          <w:rFonts w:ascii="Times New Roman" w:eastAsia="Times New Roman" w:hAnsi="Times New Roman" w:cs="Times New Roman"/>
+          <w:sz w:val="24"/>
+          <w:szCs w:val="24"/>
+          <w:lang w:val="ru-BY"/>
+        </w:rPr>
+        <w:t>(</w:t>
+      </w:r>
+      <w:proofErr w:type="spellStart"/>
+      <w:proofErr w:type="gramEnd"/>
+      <w:r>
+        <w:rPr>
+          <w:rFonts w:ascii="Times New Roman" w:eastAsia="Times New Roman" w:hAnsi="Times New Roman" w:cs="Times New Roman"/>
+          <w:sz w:val="24"/>
+          <w:szCs w:val="24"/>
+          <w:lang w:val="ru-BY"/>
+        </w:rPr>
+        <w:t>node</w:t>
+      </w:r>
+      <w:proofErr w:type="spellEnd"/>
+      <w:r>
+        <w:rPr>
+          <w:rFonts w:ascii="Times New Roman" w:eastAsia="Times New Roman" w:hAnsi="Times New Roman" w:cs="Times New Roman"/>
+          <w:sz w:val="24"/>
+          <w:szCs w:val="24"/>
+          <w:lang w:val="ru-BY"/>
+        </w:rPr>
+        <w:t xml:space="preserve">: </w:t>
+      </w:r>
+      <w:proofErr w:type="spellStart"/>
+      <w:r>
+        <w:rPr>
+          <w:rFonts w:ascii="Times New Roman" w:eastAsia="Times New Roman" w:hAnsi="Times New Roman" w:cs="Times New Roman"/>
+          <w:sz w:val="24"/>
+          <w:szCs w:val="24"/>
+          <w:lang w:val="ru-BY"/>
+        </w:rPr>
+        <w:t>Node</w:t>
+      </w:r>
+      <w:proofErr w:type="spellEnd"/>
+      <w:r>
+        <w:rPr>
+          <w:rFonts w:ascii="Times New Roman" w:eastAsia="Times New Roman" w:hAnsi="Times New Roman" w:cs="Times New Roman"/>
+          <w:sz w:val="24"/>
+          <w:szCs w:val="24"/>
+          <w:lang w:val="ru-BY"/>
+        </w:rPr>
+        <w:t>)</w:t>
+      </w:r>
+    </w:p>
+    <w:p>
+      <w:pPr>
+        <w:spacing w:before="240" w:after="240"/>
+        <w:jc w:val="center"/>
+        <w:rPr>
+          <w:rFonts w:ascii="Times New Roman" w:eastAsia="Times New Roman" w:hAnsi="Times New Roman" w:cs="Times New Roman"/>
+          <w:sz w:val="24"/>
+          <w:szCs w:val="24"/>
+          <w:lang w:val="ru-RU"/>
+        </w:rPr>
+      </w:pPr>
+      <w:r>
+        <w:rPr>
+          <w:rFonts w:ascii="Times New Roman" w:eastAsia="Times New Roman" w:hAnsi="Times New Roman" w:cs="Times New Roman"/>
+          <w:sz w:val="24"/>
+          <w:szCs w:val="24"/>
+          <w:lang w:val="ru-RU"/>
+        </w:rPr>
+        <w:lastRenderedPageBreak/>
+        <w:drawing>
+          <wp:inline distT="0" distB="0" distL="0" distR="0" wp14:anchorId="5E96AD1A" wp14:editId="4DDF2BCD">
+            <wp:extent cx="6301740" cy="3032125"/>
+            <wp:effectExtent l="0" t="0" r="3810" b="0"/>
+            <wp:docPr id="278737677" name="Рисунок 1" descr="Изображение выглядит как диаграмма, линия, Технический чертеж, План&#10;&#10;Содержимое, созданное искусственным интеллектом, может быть неверным."/>
+            <wp:cNvGraphicFramePr>
+              <a:graphicFrameLocks xmlns:a="http://schemas.openxmlformats.org/drawingml/2006/main" noChangeAspect="1"/>
+            </wp:cNvGraphicFramePr>
+            <a:graphic xmlns:a="http://schemas.openxmlformats.org/drawingml/2006/main">
+              <a:graphicData uri="http://schemas.openxmlformats.org/drawingml/2006/picture">
+                <pic:pic xmlns:pic="http://schemas.openxmlformats.org/drawingml/2006/picture">
+                  <pic:nvPicPr>
+                    <pic:cNvPr id="278737677" name="Рисунок 1" descr="Изображение выглядит как диаграмма, линия, Технический чертеж, План&#10;&#10;Содержимое, созданное искусственным интеллектом, может быть неверным."/>
+                    <pic:cNvPicPr/>
+                  </pic:nvPicPr>
+                  <pic:blipFill>
+                    <a:blip r:embed="rId18"/>
+                    <a:stretch>
+                      <a:fillRect/>
+                    </a:stretch>
+                  </pic:blipFill>
+                  <pic:spPr>
+                    <a:xfrm>
+                      <a:off x="0" y="0"/>
+                      <a:ext cx="6301740" cy="3032125"/>
+                    </a:xfrm>
+                    <a:prstGeom prst="rect">
+                      <a:avLst/>
+                    </a:prstGeom>
+                  </pic:spPr>
+                </pic:pic>
+              </a:graphicData>
+            </a:graphic>
+          </wp:inline>
+        </w:drawing>
+      </w:r>
+    </w:p>
+    <w:p>
+      <w:pPr>
+        <w:spacing w:before="240" w:after="240"/>
+        <w:jc w:val="center"/>
+        <w:rPr>
+          <w:rFonts w:ascii="Times New Roman" w:eastAsia="Times New Roman" w:hAnsi="Times New Roman" w:cs="Times New Roman"/>
+          <w:sz w:val="24"/>
+          <w:szCs w:val="24"/>
+          <w:lang w:val="ru-BY"/>
+        </w:rPr>
+      </w:pPr>
+      <w:r>
+        <w:rPr>
+          <w:rFonts w:ascii="Times New Roman" w:eastAsia="Times New Roman" w:hAnsi="Times New Roman" w:cs="Times New Roman"/>
+          <w:sz w:val="24"/>
+          <w:szCs w:val="24"/>
+          <w:lang w:val="en-US"/>
+        </w:rPr>
+        <w:t>1</w:t>
+      </w:r>
+      <w:r>
+        <w:rPr>
+          <w:rFonts w:ascii="Times New Roman" w:eastAsia="Times New Roman" w:hAnsi="Times New Roman" w:cs="Times New Roman"/>
+          <w:sz w:val="24"/>
+          <w:szCs w:val="24"/>
+          <w:lang w:val="en-US"/>
+        </w:rPr>
+        <w:t>4</w:t>
+      </w:r>
+      <w:r>
+        <w:rPr>
+          <w:rFonts w:ascii="Times New Roman" w:eastAsia="Times New Roman" w:hAnsi="Times New Roman" w:cs="Times New Roman"/>
+          <w:sz w:val="24"/>
+          <w:szCs w:val="24"/>
+          <w:lang w:val="en-US"/>
+        </w:rPr>
+        <w:t xml:space="preserve">. </w:t>
+      </w:r>
+      <w:r>
+        <w:rPr>
+          <w:rFonts w:ascii="Times New Roman" w:eastAsia="Times New Roman" w:hAnsi="Times New Roman" w:cs="Times New Roman"/>
+          <w:sz w:val="24"/>
+          <w:szCs w:val="24"/>
+          <w:lang w:val="ru-RU"/>
+        </w:rPr>
+        <w:t>Функция</w:t>
+      </w:r>
+      <w:r>
+        <w:rPr>
+          <w:rFonts w:ascii="Times New Roman" w:eastAsia="Times New Roman" w:hAnsi="Times New Roman" w:cs="Times New Roman"/>
+          <w:sz w:val="24"/>
+          <w:szCs w:val="24"/>
+          <w:lang w:val="en-US"/>
+        </w:rPr>
+        <w:t xml:space="preserve"> </w:t>
+      </w:r>
+      <w:proofErr w:type="spellStart"/>
+      <w:r>
+        <w:rPr>
+          <w:rFonts w:ascii="Times New Roman" w:eastAsia="Times New Roman" w:hAnsi="Times New Roman" w:cs="Times New Roman"/>
+          <w:sz w:val="24"/>
+          <w:szCs w:val="24"/>
+          <w:lang w:val="ru-BY"/>
+        </w:rPr>
+        <w:t>is_</w:t>
+      </w:r>
+      <w:proofErr w:type="gramStart"/>
+      <w:r>
+        <w:rPr>
+          <w:rFonts w:ascii="Times New Roman" w:eastAsia="Times New Roman" w:hAnsi="Times New Roman" w:cs="Times New Roman"/>
+          <w:sz w:val="24"/>
+          <w:szCs w:val="24"/>
+          <w:lang w:val="ru-BY"/>
+        </w:rPr>
+        <w:t>conjunction</w:t>
+      </w:r>
+      <w:proofErr w:type="spellEnd"/>
+      <w:r>
+        <w:rPr>
+          <w:rFonts w:ascii="Times New Roman" w:eastAsia="Times New Roman" w:hAnsi="Times New Roman" w:cs="Times New Roman"/>
+          <w:sz w:val="24"/>
+          <w:szCs w:val="24"/>
+          <w:lang w:val="ru-BY"/>
+        </w:rPr>
+        <w:t>(</w:t>
+      </w:r>
+      <w:proofErr w:type="spellStart"/>
+      <w:proofErr w:type="gramEnd"/>
+      <w:r>
+        <w:rPr>
+          <w:rFonts w:ascii="Times New Roman" w:eastAsia="Times New Roman" w:hAnsi="Times New Roman" w:cs="Times New Roman"/>
+          <w:sz w:val="24"/>
+          <w:szCs w:val="24"/>
+          <w:lang w:val="ru-BY"/>
+        </w:rPr>
+        <w:t>node</w:t>
+      </w:r>
+      <w:proofErr w:type="spellEnd"/>
+      <w:r>
+        <w:rPr>
+          <w:rFonts w:ascii="Times New Roman" w:eastAsia="Times New Roman" w:hAnsi="Times New Roman" w:cs="Times New Roman"/>
+          <w:sz w:val="24"/>
+          <w:szCs w:val="24"/>
+          <w:lang w:val="ru-BY"/>
+        </w:rPr>
+        <w:t xml:space="preserve">: </w:t>
+      </w:r>
+      <w:proofErr w:type="spellStart"/>
+      <w:r>
+        <w:rPr>
+          <w:rFonts w:ascii="Times New Roman" w:eastAsia="Times New Roman" w:hAnsi="Times New Roman" w:cs="Times New Roman"/>
+          <w:sz w:val="24"/>
+          <w:szCs w:val="24"/>
+          <w:lang w:val="ru-BY"/>
+        </w:rPr>
+        <w:t>Node</w:t>
+      </w:r>
+      <w:proofErr w:type="spellEnd"/>
+      <w:r>
+        <w:rPr>
+          <w:rFonts w:ascii="Times New Roman" w:eastAsia="Times New Roman" w:hAnsi="Times New Roman" w:cs="Times New Roman"/>
+          <w:sz w:val="24"/>
+          <w:szCs w:val="24"/>
+          <w:lang w:val="ru-BY"/>
+        </w:rPr>
+        <w:t>)</w:t>
+      </w:r>
+    </w:p>
+    <w:p>
+      <w:pPr>
+        <w:spacing w:before="240" w:after="240"/>
+        <w:jc w:val="center"/>
+        <w:rPr>
+          <w:rFonts w:ascii="Times New Roman" w:eastAsia="Times New Roman" w:hAnsi="Times New Roman" w:cs="Times New Roman"/>
+          <w:sz w:val="24"/>
+          <w:szCs w:val="24"/>
+          <w:lang w:val="ru-RU"/>
+        </w:rPr>
+      </w:pPr>
+      <w:r>
+        <w:rPr>
+          <w:rFonts w:ascii="Times New Roman" w:eastAsia="Times New Roman" w:hAnsi="Times New Roman" w:cs="Times New Roman"/>
+          <w:sz w:val="24"/>
+          <w:szCs w:val="24"/>
+          <w:lang w:val="ru-RU"/>
+        </w:rPr>
+        <w:drawing>
+          <wp:inline distT="0" distB="0" distL="0" distR="0" wp14:anchorId="0A49C115" wp14:editId="4922C055">
+            <wp:extent cx="3019846" cy="1829055"/>
+            <wp:effectExtent l="0" t="0" r="9525" b="0"/>
+            <wp:docPr id="1493415673" name="Рисунок 1" descr="Изображение выглядит как текст, снимок экрана, Шрифт, линия&#10;&#10;Содержимое, созданное искусственным интеллектом, может быть неверным."/>
+            <wp:cNvGraphicFramePr>
+              <a:graphicFrameLocks xmlns:a="http://schemas.openxmlformats.org/drawingml/2006/main" noChangeAspect="1"/>
+            </wp:cNvGraphicFramePr>
+            <a:graphic xmlns:a="http://schemas.openxmlformats.org/drawingml/2006/main">
+              <a:graphicData uri="http://schemas.openxmlformats.org/drawingml/2006/picture">
+                <pic:pic xmlns:pic="http://schemas.openxmlformats.org/drawingml/2006/picture">
+                  <pic:nvPicPr>
+                    <pic:cNvPr id="1493415673" name="Рисунок 1" descr="Изображение выглядит как текст, снимок экрана, Шрифт, линия&#10;&#10;Содержимое, созданное искусственным интеллектом, может быть неверным."/>
+                    <pic:cNvPicPr/>
+                  </pic:nvPicPr>
+                  <pic:blipFill>
+                    <a:blip r:embed="rId19"/>
+                    <a:stretch>
+                      <a:fillRect/>
+                    </a:stretch>
+                  </pic:blipFill>
+                  <pic:spPr>
+                    <a:xfrm>
+                      <a:off x="0" y="0"/>
+                      <a:ext cx="3019846" cy="1829055"/>
+                    </a:xfrm>
+                    <a:prstGeom prst="rect">
+                      <a:avLst/>
+                    </a:prstGeom>
+                  </pic:spPr>
+                </pic:pic>
+              </a:graphicData>
+            </a:graphic>
+          </wp:inline>
+        </w:drawing>
+      </w:r>
+    </w:p>
+    <w:p>
+      <w:pPr>
+        <w:spacing w:before="240" w:after="240"/>
+        <w:jc w:val="center"/>
+        <w:rPr>
+          <w:rFonts w:ascii="Times New Roman" w:eastAsia="Times New Roman" w:hAnsi="Times New Roman" w:cs="Times New Roman"/>
+          <w:sz w:val="24"/>
+          <w:szCs w:val="24"/>
+          <w:lang w:val="ru-BY"/>
+        </w:rPr>
+      </w:pPr>
+      <w:r>
+        <w:rPr>
+          <w:rFonts w:ascii="Times New Roman" w:eastAsia="Times New Roman" w:hAnsi="Times New Roman" w:cs="Times New Roman"/>
+          <w:sz w:val="24"/>
+          <w:szCs w:val="24"/>
+          <w:lang w:val="en-US"/>
+        </w:rPr>
+        <w:t>1</w:t>
+      </w:r>
+      <w:r>
+        <w:rPr>
+          <w:rFonts w:ascii="Times New Roman" w:eastAsia="Times New Roman" w:hAnsi="Times New Roman" w:cs="Times New Roman"/>
+          <w:sz w:val="24"/>
+          <w:szCs w:val="24"/>
+          <w:lang w:val="en-US"/>
+        </w:rPr>
+        <w:t>5</w:t>
+      </w:r>
+      <w:r>
+        <w:rPr>
+          <w:rFonts w:ascii="Times New Roman" w:eastAsia="Times New Roman" w:hAnsi="Times New Roman" w:cs="Times New Roman"/>
+          <w:sz w:val="24"/>
+          <w:szCs w:val="24"/>
+          <w:lang w:val="en-US"/>
+        </w:rPr>
+        <w:t xml:space="preserve">. </w:t>
+      </w:r>
+      <w:r>
+        <w:rPr>
+          <w:rFonts w:ascii="Times New Roman" w:eastAsia="Times New Roman" w:hAnsi="Times New Roman" w:cs="Times New Roman"/>
+          <w:sz w:val="24"/>
+          <w:szCs w:val="24"/>
+          <w:lang w:val="ru-RU"/>
+        </w:rPr>
+        <w:t>Функция</w:t>
+      </w:r>
+      <w:r>
+        <w:rPr>
+          <w:rFonts w:ascii="Times New Roman" w:eastAsia="Times New Roman" w:hAnsi="Times New Roman" w:cs="Times New Roman"/>
+          <w:sz w:val="24"/>
+          <w:szCs w:val="24"/>
+          <w:lang w:val="en-US"/>
+        </w:rPr>
+        <w:t xml:space="preserve"> </w:t>
+      </w:r>
+      <w:proofErr w:type="spellStart"/>
+      <w:r>
+        <w:rPr>
+          <w:rFonts w:ascii="Times New Roman" w:eastAsia="Times New Roman" w:hAnsi="Times New Roman" w:cs="Times New Roman"/>
+          <w:sz w:val="24"/>
+          <w:szCs w:val="24"/>
+          <w:lang w:val="ru-BY"/>
+        </w:rPr>
+        <w:t>is_</w:t>
+      </w:r>
+      <w:proofErr w:type="gramStart"/>
+      <w:r>
+        <w:rPr>
+          <w:rFonts w:ascii="Times New Roman" w:eastAsia="Times New Roman" w:hAnsi="Times New Roman" w:cs="Times New Roman"/>
+          <w:sz w:val="24"/>
+          <w:szCs w:val="24"/>
+          <w:lang w:val="ru-BY"/>
+        </w:rPr>
+        <w:t>clause</w:t>
+      </w:r>
+      <w:proofErr w:type="spellEnd"/>
+      <w:r>
+        <w:rPr>
+          <w:rFonts w:ascii="Times New Roman" w:eastAsia="Times New Roman" w:hAnsi="Times New Roman" w:cs="Times New Roman"/>
+          <w:sz w:val="24"/>
+          <w:szCs w:val="24"/>
+          <w:lang w:val="ru-BY"/>
+        </w:rPr>
+        <w:t>(</w:t>
+      </w:r>
+      <w:proofErr w:type="spellStart"/>
+      <w:proofErr w:type="gramEnd"/>
+      <w:r>
+        <w:rPr>
+          <w:rFonts w:ascii="Times New Roman" w:eastAsia="Times New Roman" w:hAnsi="Times New Roman" w:cs="Times New Roman"/>
+          <w:sz w:val="24"/>
+          <w:szCs w:val="24"/>
+          <w:lang w:val="ru-BY"/>
+        </w:rPr>
+        <w:t>node</w:t>
+      </w:r>
+      <w:proofErr w:type="spellEnd"/>
+      <w:r>
+        <w:rPr>
+          <w:rFonts w:ascii="Times New Roman" w:eastAsia="Times New Roman" w:hAnsi="Times New Roman" w:cs="Times New Roman"/>
+          <w:sz w:val="24"/>
+          <w:szCs w:val="24"/>
+          <w:lang w:val="ru-BY"/>
+        </w:rPr>
+        <w:t xml:space="preserve">: </w:t>
+      </w:r>
+      <w:proofErr w:type="spellStart"/>
+      <w:r>
+        <w:rPr>
+          <w:rFonts w:ascii="Times New Roman" w:eastAsia="Times New Roman" w:hAnsi="Times New Roman" w:cs="Times New Roman"/>
+          <w:sz w:val="24"/>
+          <w:szCs w:val="24"/>
+          <w:lang w:val="ru-BY"/>
+        </w:rPr>
+        <w:t>Node</w:t>
+      </w:r>
+      <w:proofErr w:type="spellEnd"/>
+      <w:r>
+        <w:rPr>
+          <w:rFonts w:ascii="Times New Roman" w:eastAsia="Times New Roman" w:hAnsi="Times New Roman" w:cs="Times New Roman"/>
+          <w:sz w:val="24"/>
+          <w:szCs w:val="24"/>
+          <w:lang w:val="ru-BY"/>
+        </w:rPr>
+        <w:t>)</w:t>
+      </w:r>
+    </w:p>
+    <w:p>
+      <w:pPr>
+        <w:spacing w:before="240" w:after="240"/>
+        <w:jc w:val="center"/>
+        <w:rPr>
+          <w:rFonts w:ascii="Times New Roman" w:eastAsia="Times New Roman" w:hAnsi="Times New Roman" w:cs="Times New Roman"/>
+          <w:sz w:val="24"/>
+          <w:szCs w:val="24"/>
+          <w:lang w:val="ru-RU"/>
+        </w:rPr>
+      </w:pPr>
+      <w:r>
+        <w:rPr>
+          <w:rFonts w:ascii="Times New Roman" w:eastAsia="Times New Roman" w:hAnsi="Times New Roman" w:cs="Times New Roman"/>
+          <w:sz w:val="24"/>
+          <w:szCs w:val="24"/>
+          <w:lang w:val="ru-RU"/>
+        </w:rPr>
+        <w:drawing>
+          <wp:inline distT="0" distB="0" distL="0" distR="0" wp14:anchorId="0A3CA940" wp14:editId="72908DD0">
+            <wp:extent cx="6301740" cy="3029585"/>
+            <wp:effectExtent l="0" t="0" r="3810" b="0"/>
+            <wp:docPr id="1870942047" name="Рисунок 1" descr="Изображение выглядит как диаграмма, зарисовка, линия, Технический чертеж&#10;&#10;Содержимое, созданное искусственным интеллектом, может быть неверным."/>
+            <wp:cNvGraphicFramePr>
+              <a:graphicFrameLocks xmlns:a="http://schemas.openxmlformats.org/drawingml/2006/main" noChangeAspect="1"/>
+            </wp:cNvGraphicFramePr>
+            <a:graphic xmlns:a="http://schemas.openxmlformats.org/drawingml/2006/main">
+              <a:graphicData uri="http://schemas.openxmlformats.org/drawingml/2006/picture">
+                <pic:pic xmlns:pic="http://schemas.openxmlformats.org/drawingml/2006/picture">
+                  <pic:nvPicPr>
+                    <pic:cNvPr id="1870942047" name="Рисунок 1" descr="Изображение выглядит как диаграмма, зарисовка, линия, Технический чертеж&#10;&#10;Содержимое, созданное искусственным интеллектом, может быть неверным."/>
+                    <pic:cNvPicPr/>
+                  </pic:nvPicPr>
+                  <pic:blipFill>
+                    <a:blip r:embed="rId20"/>
+                    <a:stretch>
+                      <a:fillRect/>
+                    </a:stretch>
+                  </pic:blipFill>
+                  <pic:spPr>
+                    <a:xfrm>
+                      <a:off x="0" y="0"/>
+                      <a:ext cx="6301740" cy="3029585"/>
+                    </a:xfrm>
+                    <a:prstGeom prst="rect">
+                      <a:avLst/>
+                    </a:prstGeom>
+                  </pic:spPr>
+                </pic:pic>
+              </a:graphicData>
+            </a:graphic>
+          </wp:inline>
+        </w:drawing>
+      </w:r>
+    </w:p>
+    <w:p>
+      <w:pPr>
+        <w:spacing w:before="240" w:after="240"/>
+        <w:jc w:val="center"/>
+        <w:rPr>
+          <w:rFonts w:ascii="Times New Roman" w:eastAsia="Times New Roman" w:hAnsi="Times New Roman" w:cs="Times New Roman"/>
+          <w:sz w:val="24"/>
+          <w:szCs w:val="24"/>
+          <w:lang w:val="ru-BY"/>
+        </w:rPr>
+      </w:pPr>
+      <w:r>
+        <w:rPr>
+          <w:rFonts w:ascii="Times New Roman" w:eastAsia="Times New Roman" w:hAnsi="Times New Roman" w:cs="Times New Roman"/>
+          <w:sz w:val="24"/>
+          <w:szCs w:val="24"/>
+          <w:lang w:val="en-US"/>
+        </w:rPr>
+        <w:t>1</w:t>
+      </w:r>
+      <w:r>
+        <w:rPr>
+          <w:rFonts w:ascii="Times New Roman" w:eastAsia="Times New Roman" w:hAnsi="Times New Roman" w:cs="Times New Roman"/>
+          <w:sz w:val="24"/>
+          <w:szCs w:val="24"/>
+          <w:lang w:val="en-US"/>
+        </w:rPr>
+        <w:t>6</w:t>
+      </w:r>
+      <w:r>
+        <w:rPr>
+          <w:rFonts w:ascii="Times New Roman" w:eastAsia="Times New Roman" w:hAnsi="Times New Roman" w:cs="Times New Roman"/>
+          <w:sz w:val="24"/>
+          <w:szCs w:val="24"/>
+          <w:lang w:val="en-US"/>
+        </w:rPr>
+        <w:t xml:space="preserve">. </w:t>
+      </w:r>
+      <w:r>
+        <w:rPr>
+          <w:rFonts w:ascii="Times New Roman" w:eastAsia="Times New Roman" w:hAnsi="Times New Roman" w:cs="Times New Roman"/>
+          <w:sz w:val="24"/>
+          <w:szCs w:val="24"/>
+          <w:lang w:val="ru-RU"/>
+        </w:rPr>
+        <w:t>Функция</w:t>
+      </w:r>
+      <w:r>
+        <w:rPr>
+          <w:rFonts w:ascii="Times New Roman" w:eastAsia="Times New Roman" w:hAnsi="Times New Roman" w:cs="Times New Roman"/>
+          <w:sz w:val="24"/>
+          <w:szCs w:val="24"/>
+          <w:lang w:val="en-US"/>
+        </w:rPr>
+        <w:t xml:space="preserve"> </w:t>
+      </w:r>
+      <w:proofErr w:type="spellStart"/>
+      <w:r>
+        <w:rPr>
+          <w:rFonts w:ascii="Times New Roman" w:eastAsia="Times New Roman" w:hAnsi="Times New Roman" w:cs="Times New Roman"/>
+          <w:sz w:val="24"/>
+          <w:szCs w:val="24"/>
+          <w:lang w:val="ru-BY"/>
+        </w:rPr>
+        <w:t>is_</w:t>
+      </w:r>
+      <w:proofErr w:type="gramStart"/>
+      <w:r>
+        <w:rPr>
+          <w:rFonts w:ascii="Times New Roman" w:eastAsia="Times New Roman" w:hAnsi="Times New Roman" w:cs="Times New Roman"/>
+          <w:sz w:val="24"/>
+          <w:szCs w:val="24"/>
+          <w:lang w:val="ru-BY"/>
+        </w:rPr>
+        <w:t>disjunction</w:t>
+      </w:r>
+      <w:proofErr w:type="spellEnd"/>
+      <w:r>
+        <w:rPr>
+          <w:rFonts w:ascii="Times New Roman" w:eastAsia="Times New Roman" w:hAnsi="Times New Roman" w:cs="Times New Roman"/>
+          <w:sz w:val="24"/>
+          <w:szCs w:val="24"/>
+          <w:lang w:val="ru-BY"/>
+        </w:rPr>
+        <w:t>(</w:t>
+      </w:r>
+      <w:proofErr w:type="spellStart"/>
+      <w:proofErr w:type="gramEnd"/>
+      <w:r>
+        <w:rPr>
+          <w:rFonts w:ascii="Times New Roman" w:eastAsia="Times New Roman" w:hAnsi="Times New Roman" w:cs="Times New Roman"/>
+          <w:sz w:val="24"/>
+          <w:szCs w:val="24"/>
+          <w:lang w:val="ru-BY"/>
+        </w:rPr>
+        <w:t>node</w:t>
+      </w:r>
+      <w:proofErr w:type="spellEnd"/>
+      <w:r>
+        <w:rPr>
+          <w:rFonts w:ascii="Times New Roman" w:eastAsia="Times New Roman" w:hAnsi="Times New Roman" w:cs="Times New Roman"/>
+          <w:sz w:val="24"/>
+          <w:szCs w:val="24"/>
+          <w:lang w:val="ru-BY"/>
+        </w:rPr>
+        <w:t xml:space="preserve">: </w:t>
+      </w:r>
+      <w:proofErr w:type="spellStart"/>
+      <w:r>
+        <w:rPr>
+          <w:rFonts w:ascii="Times New Roman" w:eastAsia="Times New Roman" w:hAnsi="Times New Roman" w:cs="Times New Roman"/>
+          <w:sz w:val="24"/>
+          <w:szCs w:val="24"/>
+          <w:lang w:val="ru-BY"/>
+        </w:rPr>
+        <w:t>Node</w:t>
+      </w:r>
+      <w:proofErr w:type="spellEnd"/>
+      <w:r>
+        <w:rPr>
+          <w:rFonts w:ascii="Times New Roman" w:eastAsia="Times New Roman" w:hAnsi="Times New Roman" w:cs="Times New Roman"/>
+          <w:sz w:val="24"/>
+          <w:szCs w:val="24"/>
+          <w:lang w:val="ru-BY"/>
+        </w:rPr>
+        <w:t>)</w:t>
+      </w:r>
+    </w:p>
+    <w:p>
+      <w:pPr>
+        <w:spacing w:before="240" w:after="240"/>
+        <w:jc w:val="center"/>
+        <w:rPr>
+          <w:rFonts w:ascii="Times New Roman" w:eastAsia="Times New Roman" w:hAnsi="Times New Roman" w:cs="Times New Roman"/>
+          <w:sz w:val="24"/>
+          <w:szCs w:val="24"/>
+          <w:lang w:val="ru-BY"/>
+        </w:rPr>
+      </w:pPr>
+    </w:p>
+    <w:p>
+      <w:pPr>
+        <w:spacing w:before="240" w:after="240"/>
+        <w:jc w:val="center"/>
+        <w:rPr>
+          <w:rFonts w:ascii="Times New Roman" w:eastAsia="Times New Roman" w:hAnsi="Times New Roman" w:cs="Times New Roman"/>
+          <w:sz w:val="24"/>
+          <w:szCs w:val="24"/>
+          <w:lang w:val="ru-RU"/>
+        </w:rPr>
+      </w:pPr>
+      <w:r>
+        <w:rPr>
+          <w:rFonts w:ascii="Times New Roman" w:eastAsia="Times New Roman" w:hAnsi="Times New Roman" w:cs="Times New Roman"/>
+          <w:sz w:val="24"/>
+          <w:szCs w:val="24"/>
+          <w:lang w:val="ru-RU"/>
+        </w:rPr>
+        <w:drawing>
+          <wp:inline distT="0" distB="0" distL="0" distR="0" wp14:anchorId="7C12BC99" wp14:editId="04B169C5">
+            <wp:extent cx="6301740" cy="5257800"/>
+            <wp:effectExtent l="0" t="0" r="3810" b="0"/>
+            <wp:docPr id="1772332017" name="Рисунок 1" descr="Изображение выглядит как диаграмма, План, Технический чертеж, зарисовка&#10;&#10;Содержимое, созданное искусственным интеллектом, может быть неверным."/>
+            <wp:cNvGraphicFramePr>
+              <a:graphicFrameLocks xmlns:a="http://schemas.openxmlformats.org/drawingml/2006/main" noChangeAspect="1"/>
+            </wp:cNvGraphicFramePr>
+            <a:graphic xmlns:a="http://schemas.openxmlformats.org/drawingml/2006/main">
+              <a:graphicData uri="http://schemas.openxmlformats.org/drawingml/2006/picture">
+                <pic:pic xmlns:pic="http://schemas.openxmlformats.org/drawingml/2006/picture">
+                  <pic:nvPicPr>
+                    <pic:cNvPr id="1772332017" name="Рисунок 1" descr="Изображение выглядит как диаграмма, План, Технический чертеж, зарисовка&#10;&#10;Содержимое, созданное искусственным интеллектом, может быть неверным."/>
+                    <pic:cNvPicPr/>
+                  </pic:nvPicPr>
+                  <pic:blipFill>
+                    <a:blip r:embed="rId21"/>
+                    <a:stretch>
+                      <a:fillRect/>
+                    </a:stretch>
+                  </pic:blipFill>
+                  <pic:spPr>
+                    <a:xfrm>
+                      <a:off x="0" y="0"/>
+                      <a:ext cx="6301740" cy="5257800"/>
+                    </a:xfrm>
+                    <a:prstGeom prst="rect">
+                      <a:avLst/>
+                    </a:prstGeom>
+                  </pic:spPr>
+                </pic:pic>
+              </a:graphicData>
+            </a:graphic>
+          </wp:inline>
+        </w:drawing>
+      </w:r>
+    </w:p>
+    <w:p>
+      <w:pPr>
+        <w:spacing w:before="240" w:after="240"/>
+        <w:jc w:val="center"/>
+        <w:rPr>
+          <w:rFonts w:ascii="Times New Roman" w:eastAsia="Times New Roman" w:hAnsi="Times New Roman" w:cs="Times New Roman"/>
+          <w:sz w:val="24"/>
+          <w:szCs w:val="24"/>
+          <w:lang w:val="ru-BY"/>
+        </w:rPr>
+      </w:pPr>
+      <w:r>
+        <w:rPr>
+          <w:rFonts w:ascii="Times New Roman" w:eastAsia="Times New Roman" w:hAnsi="Times New Roman" w:cs="Times New Roman"/>
+          <w:sz w:val="24"/>
+          <w:szCs w:val="24"/>
+          <w:lang w:val="en-US"/>
+        </w:rPr>
+        <w:t>1</w:t>
+      </w:r>
+      <w:r>
+        <w:rPr>
+          <w:rFonts w:ascii="Times New Roman" w:eastAsia="Times New Roman" w:hAnsi="Times New Roman" w:cs="Times New Roman"/>
+          <w:sz w:val="24"/>
+          <w:szCs w:val="24"/>
+          <w:lang w:val="en-US"/>
+        </w:rPr>
+        <w:t>5</w:t>
+      </w:r>
+      <w:r>
+        <w:rPr>
+          <w:rFonts w:ascii="Times New Roman" w:eastAsia="Times New Roman" w:hAnsi="Times New Roman" w:cs="Times New Roman"/>
+          <w:sz w:val="24"/>
+          <w:szCs w:val="24"/>
+          <w:lang w:val="en-US"/>
+        </w:rPr>
+        <w:t xml:space="preserve">. </w:t>
+      </w:r>
+      <w:r>
+        <w:rPr>
+          <w:rFonts w:ascii="Times New Roman" w:eastAsia="Times New Roman" w:hAnsi="Times New Roman" w:cs="Times New Roman"/>
+          <w:sz w:val="24"/>
+          <w:szCs w:val="24"/>
+          <w:lang w:val="ru-RU"/>
+        </w:rPr>
+        <w:t>Функция</w:t>
+      </w:r>
+      <w:r>
+        <w:rPr>
+          <w:rFonts w:ascii="Times New Roman" w:eastAsia="Times New Roman" w:hAnsi="Times New Roman" w:cs="Times New Roman"/>
+          <w:sz w:val="24"/>
+          <w:szCs w:val="24"/>
+          <w:lang w:val="en-US"/>
+        </w:rPr>
+        <w:t xml:space="preserve"> </w:t>
+      </w:r>
+      <w:proofErr w:type="spellStart"/>
+      <w:r>
+        <w:rPr>
+          <w:rFonts w:ascii="Times New Roman" w:eastAsia="Times New Roman" w:hAnsi="Times New Roman" w:cs="Times New Roman"/>
+          <w:sz w:val="24"/>
+          <w:szCs w:val="24"/>
+          <w:lang w:val="ru-BY"/>
+        </w:rPr>
+        <w:t>parse_formula_to_</w:t>
+      </w:r>
+      <w:proofErr w:type="gramStart"/>
+      <w:r>
+        <w:rPr>
+          <w:rFonts w:ascii="Times New Roman" w:eastAsia="Times New Roman" w:hAnsi="Times New Roman" w:cs="Times New Roman"/>
+          <w:sz w:val="24"/>
+          <w:szCs w:val="24"/>
+          <w:lang w:val="ru-BY"/>
+        </w:rPr>
+        <w:t>tree</w:t>
+      </w:r>
+      <w:proofErr w:type="spellEnd"/>
+      <w:r>
+        <w:rPr>
+          <w:rFonts w:ascii="Times New Roman" w:eastAsia="Times New Roman" w:hAnsi="Times New Roman" w:cs="Times New Roman"/>
+          <w:sz w:val="24"/>
+          <w:szCs w:val="24"/>
+          <w:lang w:val="ru-BY"/>
+        </w:rPr>
+        <w:t>(</w:t>
+      </w:r>
+      <w:proofErr w:type="gramEnd"/>
+      <w:r>
+        <w:rPr>
+          <w:rFonts w:ascii="Times New Roman" w:eastAsia="Times New Roman" w:hAnsi="Times New Roman" w:cs="Times New Roman"/>
+          <w:sz w:val="24"/>
+          <w:szCs w:val="24"/>
+          <w:lang w:val="ru-BY"/>
+        </w:rPr>
+        <w:t xml:space="preserve">s: </w:t>
+      </w:r>
+      <w:proofErr w:type="spellStart"/>
+      <w:r>
+        <w:rPr>
+          <w:rFonts w:ascii="Times New Roman" w:eastAsia="Times New Roman" w:hAnsi="Times New Roman" w:cs="Times New Roman"/>
+          <w:sz w:val="24"/>
+          <w:szCs w:val="24"/>
+          <w:lang w:val="ru-BY"/>
+        </w:rPr>
+        <w:t>str</w:t>
+      </w:r>
+      <w:proofErr w:type="spellEnd"/>
+      <w:r>
+        <w:rPr>
+          <w:rFonts w:ascii="Times New Roman" w:eastAsia="Times New Roman" w:hAnsi="Times New Roman" w:cs="Times New Roman"/>
+          <w:sz w:val="24"/>
+          <w:szCs w:val="24"/>
+          <w:lang w:val="ru-BY"/>
+        </w:rPr>
+        <w:t>)</w:t>
+      </w:r>
+    </w:p>
+    <w:p>
+      <w:pPr>
+        <w:spacing w:before="240" w:after="240"/>
+        <w:jc w:val="center"/>
+        <w:rPr>
+          <w:rFonts w:ascii="Times New Roman" w:eastAsia="Times New Roman" w:hAnsi="Times New Roman" w:cs="Times New Roman"/>
+          <w:sz w:val="24"/>
+          <w:szCs w:val="24"/>
+          <w:lang w:val="ru-BY"/>
+        </w:rPr>
+      </w:pPr>
+    </w:p>
+    <w:p>
+      <w:pPr>
+        <w:spacing w:before="240" w:after="240"/>
+        <w:jc w:val="center"/>
+        <w:rPr>
+          <w:rFonts w:ascii="Times New Roman" w:eastAsia="Times New Roman" w:hAnsi="Times New Roman" w:cs="Times New Roman"/>
+          <w:sz w:val="24"/>
+          <w:szCs w:val="24"/>
+          <w:lang w:val="ru-RU"/>
+        </w:rPr>
+      </w:pPr>
+      <w:r>
+        <w:rPr>
+          <w:rFonts w:ascii="Times New Roman" w:eastAsia="Times New Roman" w:hAnsi="Times New Roman" w:cs="Times New Roman"/>
+          <w:sz w:val="24"/>
+          <w:szCs w:val="24"/>
+          <w:lang w:val="ru-RU"/>
+        </w:rPr>
+        <w:lastRenderedPageBreak/>
+        <w:drawing>
+          <wp:inline distT="0" distB="0" distL="0" distR="0" wp14:anchorId="5E9A1A0D" wp14:editId="3F24EC00">
+            <wp:extent cx="6301740" cy="6831965"/>
+            <wp:effectExtent l="0" t="0" r="3810" b="6985"/>
+            <wp:docPr id="1760892801" name="Рисунок 1" descr="Изображение выглядит как диаграмма, текст, Технический чертеж, План&#10;&#10;Содержимое, созданное искусственным интеллектом, может быть неверным."/>
+            <wp:cNvGraphicFramePr>
+              <a:graphicFrameLocks xmlns:a="http://schemas.openxmlformats.org/drawingml/2006/main" noChangeAspect="1"/>
+            </wp:cNvGraphicFramePr>
+            <a:graphic xmlns:a="http://schemas.openxmlformats.org/drawingml/2006/main">
+              <a:graphicData uri="http://schemas.openxmlformats.org/drawingml/2006/picture">
+                <pic:pic xmlns:pic="http://schemas.openxmlformats.org/drawingml/2006/picture">
+                  <pic:nvPicPr>
+                    <pic:cNvPr id="1760892801" name="Рисунок 1" descr="Изображение выглядит как диаграмма, текст, Технический чертеж, План&#10;&#10;Содержимое, созданное искусственным интеллектом, может быть неверным."/>
+                    <pic:cNvPicPr/>
+                  </pic:nvPicPr>
+                  <pic:blipFill>
+                    <a:blip r:embed="rId22"/>
+                    <a:stretch>
+                      <a:fillRect/>
+                    </a:stretch>
+                  </pic:blipFill>
+                  <pic:spPr>
+                    <a:xfrm>
+                      <a:off x="0" y="0"/>
+                      <a:ext cx="6301740" cy="6831965"/>
+                    </a:xfrm>
+                    <a:prstGeom prst="rect">
+                      <a:avLst/>
+                    </a:prstGeom>
+                  </pic:spPr>
+                </pic:pic>
+              </a:graphicData>
+            </a:graphic>
+          </wp:inline>
+        </w:drawing>
+      </w:r>
+    </w:p>
+    <w:p>
+      <w:pPr>
+        <w:spacing w:before="240" w:after="240"/>
+        <w:jc w:val="center"/>
+        <w:rPr>
+          <w:rFonts w:ascii="Times New Roman" w:eastAsia="Times New Roman" w:hAnsi="Times New Roman" w:cs="Times New Roman"/>
+          <w:sz w:val="24"/>
+          <w:szCs w:val="24"/>
+          <w:lang w:val="ru-BY"/>
+        </w:rPr>
+      </w:pPr>
+      <w:r>
+        <w:rPr>
+          <w:rFonts w:ascii="Times New Roman" w:eastAsia="Times New Roman" w:hAnsi="Times New Roman" w:cs="Times New Roman"/>
+          <w:sz w:val="24"/>
+          <w:szCs w:val="24"/>
+          <w:lang w:val="ru-RU"/>
+        </w:rPr>
+        <w:t>15</w:t>
+      </w:r>
+      <w:r>
+        <w:rPr>
+          <w:rFonts w:ascii="Times New Roman" w:eastAsia="Times New Roman" w:hAnsi="Times New Roman" w:cs="Times New Roman"/>
+          <w:sz w:val="24"/>
+          <w:szCs w:val="24"/>
+          <w:lang w:val="ru-RU"/>
+        </w:rPr>
+        <w:t xml:space="preserve">. Функция </w:t>
+      </w:r>
+      <w:proofErr w:type="spellStart"/>
+      <w:r>
+        <w:rPr>
+          <w:rFonts w:ascii="Times New Roman" w:eastAsia="Times New Roman" w:hAnsi="Times New Roman" w:cs="Times New Roman"/>
+          <w:sz w:val="24"/>
+          <w:szCs w:val="24"/>
+          <w:lang w:val="ru-BY"/>
+        </w:rPr>
+        <w:t>parse</w:t>
+      </w:r>
+      <w:proofErr w:type="spellEnd"/>
+      <w:r>
+        <w:rPr>
+          <w:rFonts w:ascii="Times New Roman" w:eastAsia="Times New Roman" w:hAnsi="Times New Roman" w:cs="Times New Roman"/>
+          <w:sz w:val="24"/>
+          <w:szCs w:val="24"/>
+          <w:lang w:val="ru-BY"/>
+        </w:rPr>
+        <w:t>(</w:t>
+      </w:r>
+      <w:proofErr w:type="spellStart"/>
+      <w:r>
+        <w:rPr>
+          <w:rFonts w:ascii="Times New Roman" w:eastAsia="Times New Roman" w:hAnsi="Times New Roman" w:cs="Times New Roman"/>
+          <w:sz w:val="24"/>
+          <w:szCs w:val="24"/>
+          <w:lang w:val="ru-BY"/>
+        </w:rPr>
+        <w:t>tokens</w:t>
+      </w:r>
+      <w:proofErr w:type="spellEnd"/>
+      <w:r>
+        <w:rPr>
+          <w:rFonts w:ascii="Times New Roman" w:eastAsia="Times New Roman" w:hAnsi="Times New Roman" w:cs="Times New Roman"/>
+          <w:sz w:val="24"/>
+          <w:szCs w:val="24"/>
+          <w:lang w:val="ru-BY"/>
+        </w:rPr>
+        <w:t>)</w:t>
+      </w:r>
+    </w:p>
+    <w:p>
+      <w:pPr>
+        <w:spacing w:before="240" w:after="240"/>
+        <w:rPr>
+          <w:rFonts w:ascii="Times New Roman" w:eastAsia="Times New Roman" w:hAnsi="Times New Roman" w:cs="Times New Roman"/>
+          <w:b/>
+          <w:sz w:val="24"/>
+          <w:szCs w:val="24"/>
+          <w:lang w:val="en-US"/>
+        </w:rPr>
+      </w:pPr>
+    </w:p>
+    <w:p>
+      <w:pPr>
+        <w:spacing w:before="240" w:after="240"/>
+        <w:rPr>
+          <w:rFonts w:ascii="Times New Roman" w:eastAsia="Times New Roman" w:hAnsi="Times New Roman" w:cs="Times New Roman"/>
+          <w:b/>
+          <w:sz w:val="24"/>
+          <w:szCs w:val="24"/>
+          <w:lang w:val="en-US"/>
+        </w:rPr>
+      </w:pPr>
+    </w:p>
+    <w:p>
+      <w:pPr>
+        <w:spacing w:before="240" w:after="240"/>
+        <w:rPr>
+          <w:rFonts w:ascii="Times New Roman" w:eastAsia="Times New Roman" w:hAnsi="Times New Roman" w:cs="Times New Roman"/>
+          <w:b/>
+          <w:sz w:val="24"/>
+          <w:szCs w:val="24"/>
+          <w:lang w:val="en-US"/>
+        </w:rPr>
+      </w:pPr>
+    </w:p>
+    <w:p>
+      <w:pPr>
+        <w:spacing w:before="240" w:after="240"/>
+        <w:rPr>
+          <w:rFonts w:ascii="Times New Roman" w:eastAsia="Times New Roman" w:hAnsi="Times New Roman" w:cs="Times New Roman"/>
+          <w:b/>
+          <w:sz w:val="24"/>
+          <w:szCs w:val="24"/>
+          <w:lang w:val="en-US"/>
+        </w:rPr>
+      </w:pPr>
+    </w:p>
+    <w:p>
+      <w:pPr>
+        <w:spacing w:before="240" w:after="240"/>
+        <w:rPr>
+          <w:rFonts w:ascii="Times New Roman" w:eastAsia="Times New Roman" w:hAnsi="Times New Roman" w:cs="Times New Roman"/>
+          <w:b/>
+          <w:sz w:val="24"/>
+          <w:szCs w:val="24"/>
+          <w:lang w:val="en-US"/>
+        </w:rPr>
+      </w:pPr>
+    </w:p>
+    <w:p>
+      <w:pPr>
+        <w:spacing w:before="240" w:after="240"/>
+        <w:rPr>
+          <w:rFonts w:ascii="Times New Roman" w:eastAsia="Times New Roman" w:hAnsi="Times New Roman" w:cs="Times New Roman"/>
+          <w:b/>
+          <w:sz w:val="24"/>
+          <w:szCs w:val="24"/>
+          <w:lang w:val="en-US"/>
+        </w:rPr>
+      </w:pPr>
+    </w:p>
+    <w:p>
+      <w:pPr>
+        <w:spacing w:before="240" w:after="240"/>
+        <w:rPr>
+          <w:rFonts w:ascii="Times New Roman" w:eastAsia="Times New Roman" w:hAnsi="Times New Roman" w:cs="Times New Roman"/>
+          <w:b/>
+          <w:sz w:val="24"/>
+          <w:szCs w:val="24"/>
+          <w:lang w:val="ru-RU"/>
+        </w:rPr>
+      </w:pPr>
+      <w:r>
+        <w:rPr>
+          <w:rFonts w:ascii="Times New Roman" w:eastAsia="Times New Roman" w:hAnsi="Times New Roman" w:cs="Times New Roman"/>
+          <w:b/>
+          <w:sz w:val="24"/>
+          <w:szCs w:val="24"/>
+          <w:lang w:val="ru-RU"/>
+        </w:rPr>
+        <w:lastRenderedPageBreak/>
+        <w:t>Блок-схем</w:t>
+      </w:r>
+      <w:r>
+        <w:rPr>
+          <w:rFonts w:ascii="Times New Roman" w:eastAsia="Times New Roman" w:hAnsi="Times New Roman" w:cs="Times New Roman"/>
+          <w:b/>
+          <w:sz w:val="24"/>
+          <w:szCs w:val="24"/>
+        </w:rPr>
+        <w:t xml:space="preserve">ы </w:t>
+      </w:r>
+      <w:r>
+        <w:rPr>
+          <w:rFonts w:ascii="Times New Roman" w:eastAsia="Times New Roman" w:hAnsi="Times New Roman" w:cs="Times New Roman"/>
+          <w:b/>
+          <w:sz w:val="24"/>
+          <w:szCs w:val="24"/>
+          <w:lang w:val="ru-RU"/>
+        </w:rPr>
+        <w:t xml:space="preserve">методов класса </w:t>
+      </w:r>
+      <w:r>
+        <w:rPr>
+          <w:rFonts w:ascii="Times New Roman" w:eastAsia="Times New Roman" w:hAnsi="Times New Roman" w:cs="Times New Roman"/>
+          <w:b/>
+          <w:sz w:val="24"/>
+          <w:szCs w:val="24"/>
+          <w:lang w:val="en-US"/>
+        </w:rPr>
+        <w:t>Node</w:t>
+      </w:r>
+      <w:r>
+        <w:rPr>
+          <w:rFonts w:ascii="Times New Roman" w:eastAsia="Times New Roman" w:hAnsi="Times New Roman" w:cs="Times New Roman"/>
+          <w:b/>
+          <w:sz w:val="24"/>
+          <w:szCs w:val="24"/>
+        </w:rPr>
+        <w:t xml:space="preserve"> программы</w:t>
+      </w:r>
+      <w:r>
+        <w:rPr>
+          <w:rFonts w:ascii="Times New Roman" w:eastAsia="Times New Roman" w:hAnsi="Times New Roman" w:cs="Times New Roman"/>
+          <w:b/>
+          <w:sz w:val="24"/>
+          <w:szCs w:val="24"/>
+          <w:lang w:val="ru-RU"/>
+        </w:rPr>
+        <w:t>:</w:t>
+      </w:r>
+    </w:p>
+    <w:p>
+      <w:pPr>
+        <w:spacing w:before="240" w:after="240"/>
+        <w:rPr>
+          <w:rFonts w:ascii="Times New Roman" w:eastAsia="Times New Roman" w:hAnsi="Times New Roman" w:cs="Times New Roman"/>
+          <w:b/>
+          <w:sz w:val="24"/>
+          <w:szCs w:val="24"/>
+          <w:lang w:val="en-US"/>
+        </w:rPr>
+      </w:pPr>
+      <w:r>
+        <w:rPr>
+          <w:rFonts w:ascii="Times New Roman" w:eastAsia="Times New Roman" w:hAnsi="Times New Roman" w:cs="Times New Roman"/>
+          <w:b/>
+          <w:sz w:val="24"/>
+          <w:szCs w:val="24"/>
+          <w:lang w:val="en-US"/>
+        </w:rPr>
+        <w:drawing>
+          <wp:inline distT="0" distB="0" distL="0" distR="0" wp14:anchorId="117A0E3D" wp14:editId="7827EFE4">
+            <wp:extent cx="6301740" cy="2663190"/>
+            <wp:effectExtent l="0" t="0" r="3810" b="3810"/>
+            <wp:docPr id="1873856876" name="Рисунок 1" descr="Изображение выглядит как диаграмма, текст, линия, снимок экрана&#10;&#10;Содержимое, созданное искусственным интеллектом, может быть неверным."/>
+            <wp:cNvGraphicFramePr>
+              <a:graphicFrameLocks xmlns:a="http://schemas.openxmlformats.org/drawingml/2006/main" noChangeAspect="1"/>
+            </wp:cNvGraphicFramePr>
+            <a:graphic xmlns:a="http://schemas.openxmlformats.org/drawingml/2006/main">
+              <a:graphicData uri="http://schemas.openxmlformats.org/drawingml/2006/picture">
+                <pic:pic xmlns:pic="http://schemas.openxmlformats.org/drawingml/2006/picture">
+                  <pic:nvPicPr>
+                    <pic:cNvPr id="1873856876" name="Рисунок 1" descr="Изображение выглядит как диаграмма, текст, линия, снимок экрана&#10;&#10;Содержимое, созданное искусственным интеллектом, может быть неверным."/>
+                    <pic:cNvPicPr/>
+                  </pic:nvPicPr>
+                  <pic:blipFill>
+                    <a:blip r:embed="rId23"/>
+                    <a:stretch>
+                      <a:fillRect/>
+                    </a:stretch>
+                  </pic:blipFill>
+                  <pic:spPr>
+                    <a:xfrm>
+                      <a:off x="0" y="0"/>
+                      <a:ext cx="6301740" cy="2663190"/>
+                    </a:xfrm>
+                    <a:prstGeom prst="rect">
+                      <a:avLst/>
+                    </a:prstGeom>
+                  </pic:spPr>
+                </pic:pic>
+              </a:graphicData>
+            </a:graphic>
+          </wp:inline>
+        </w:drawing>
+      </w:r>
+    </w:p>
+    <w:p>
+      <w:pPr>
+        <w:spacing w:before="240" w:after="240"/>
+        <w:jc w:val="center"/>
+        <w:rPr>
+          <w:rFonts w:ascii="Times New Roman" w:eastAsia="Times New Roman" w:hAnsi="Times New Roman" w:cs="Times New Roman"/>
+          <w:sz w:val="24"/>
+          <w:szCs w:val="24"/>
+          <w:lang w:val="ru-BY"/>
+        </w:rPr>
+      </w:pPr>
+      <w:r>
+        <w:rPr>
+          <w:rFonts w:ascii="Times New Roman" w:eastAsia="Times New Roman" w:hAnsi="Times New Roman" w:cs="Times New Roman"/>
+          <w:sz w:val="24"/>
+          <w:szCs w:val="24"/>
+          <w:lang w:val="en-US"/>
+        </w:rPr>
+        <w:t>1</w:t>
+      </w:r>
+      <w:r>
+        <w:rPr>
+          <w:rFonts w:ascii="Times New Roman" w:eastAsia="Times New Roman" w:hAnsi="Times New Roman" w:cs="Times New Roman"/>
+          <w:sz w:val="24"/>
+          <w:szCs w:val="24"/>
+          <w:lang w:val="en-US"/>
+        </w:rPr>
+        <w:t>6</w:t>
+      </w:r>
+      <w:r>
+        <w:rPr>
+          <w:rFonts w:ascii="Times New Roman" w:eastAsia="Times New Roman" w:hAnsi="Times New Roman" w:cs="Times New Roman"/>
+          <w:sz w:val="24"/>
+          <w:szCs w:val="24"/>
+          <w:lang w:val="en-US"/>
+        </w:rPr>
+        <w:t xml:space="preserve">. </w:t>
+      </w:r>
+      <w:proofErr w:type="gramStart"/>
+      <w:r>
+        <w:rPr>
+          <w:rFonts w:ascii="Times New Roman" w:eastAsia="Times New Roman" w:hAnsi="Times New Roman" w:cs="Times New Roman"/>
+          <w:sz w:val="24"/>
+          <w:szCs w:val="24"/>
+          <w:lang w:val="ru-RU"/>
+        </w:rPr>
+        <w:t>Функция</w:t>
+      </w:r>
+      <w:r>
+        <w:rPr>
+          <w:rFonts w:ascii="Times New Roman" w:eastAsia="Times New Roman" w:hAnsi="Times New Roman" w:cs="Times New Roman"/>
+          <w:sz w:val="24"/>
+          <w:szCs w:val="24"/>
+          <w:lang w:val="en-US"/>
+        </w:rPr>
+        <w:t xml:space="preserve"> </w:t>
+      </w:r>
+      <w:r>
+        <w:rPr>
+          <w:rFonts w:ascii="Times New Roman" w:eastAsia="Times New Roman" w:hAnsi="Times New Roman" w:cs="Times New Roman"/>
+          <w:sz w:val="24"/>
+          <w:szCs w:val="24"/>
+          <w:lang w:val="ru-BY"/>
+        </w:rPr>
+        <w:t xml:space="preserve"> _</w:t>
+      </w:r>
+      <w:proofErr w:type="gramEnd"/>
+      <w:r>
+        <w:rPr>
+          <w:rFonts w:ascii="Times New Roman" w:eastAsia="Times New Roman" w:hAnsi="Times New Roman" w:cs="Times New Roman"/>
+          <w:sz w:val="24"/>
+          <w:szCs w:val="24"/>
+          <w:lang w:val="ru-BY"/>
+        </w:rPr>
+        <w:t>_</w:t>
+      </w:r>
+      <w:proofErr w:type="spellStart"/>
+      <w:r>
+        <w:rPr>
+          <w:rFonts w:ascii="Times New Roman" w:eastAsia="Times New Roman" w:hAnsi="Times New Roman" w:cs="Times New Roman"/>
+          <w:sz w:val="24"/>
+          <w:szCs w:val="24"/>
+          <w:lang w:val="ru-BY"/>
+        </w:rPr>
+        <w:t>init</w:t>
+      </w:r>
+      <w:proofErr w:type="spellEnd"/>
+      <w:r>
+        <w:rPr>
+          <w:rFonts w:ascii="Times New Roman" w:eastAsia="Times New Roman" w:hAnsi="Times New Roman" w:cs="Times New Roman"/>
+          <w:sz w:val="24"/>
+          <w:szCs w:val="24"/>
+          <w:lang w:val="ru-BY"/>
+        </w:rPr>
+        <w:t>_</w:t>
+      </w:r>
+      <w:proofErr w:type="gramStart"/>
+      <w:r>
+        <w:rPr>
+          <w:rFonts w:ascii="Times New Roman" w:eastAsia="Times New Roman" w:hAnsi="Times New Roman" w:cs="Times New Roman"/>
+          <w:sz w:val="24"/>
+          <w:szCs w:val="24"/>
+          <w:lang w:val="ru-BY"/>
+        </w:rPr>
+        <w:t>_(</w:t>
+      </w:r>
+      <w:proofErr w:type="spellStart"/>
+      <w:proofErr w:type="gramEnd"/>
+      <w:r>
+        <w:rPr>
+          <w:rFonts w:ascii="Times New Roman" w:eastAsia="Times New Roman" w:hAnsi="Times New Roman" w:cs="Times New Roman"/>
+          <w:sz w:val="24"/>
+          <w:szCs w:val="24"/>
+          <w:lang w:val="ru-BY"/>
+        </w:rPr>
+        <w:t>self</w:t>
+      </w:r>
+      <w:proofErr w:type="spellEnd"/>
+      <w:r>
+        <w:rPr>
+          <w:rFonts w:ascii="Times New Roman" w:eastAsia="Times New Roman" w:hAnsi="Times New Roman" w:cs="Times New Roman"/>
+          <w:sz w:val="24"/>
+          <w:szCs w:val="24"/>
+          <w:lang w:val="ru-BY"/>
+        </w:rPr>
+        <w:t xml:space="preserve">, </w:t>
+      </w:r>
+      <w:proofErr w:type="spellStart"/>
+      <w:r>
+        <w:rPr>
+          <w:rFonts w:ascii="Times New Roman" w:eastAsia="Times New Roman" w:hAnsi="Times New Roman" w:cs="Times New Roman"/>
+          <w:sz w:val="24"/>
+          <w:szCs w:val="24"/>
+          <w:lang w:val="ru-BY"/>
+        </w:rPr>
+        <w:t>value</w:t>
+      </w:r>
+      <w:proofErr w:type="spellEnd"/>
+      <w:r>
+        <w:rPr>
+          <w:rFonts w:ascii="Times New Roman" w:eastAsia="Times New Roman" w:hAnsi="Times New Roman" w:cs="Times New Roman"/>
+          <w:sz w:val="24"/>
+          <w:szCs w:val="24"/>
+          <w:lang w:val="ru-BY"/>
+        </w:rPr>
+        <w:t xml:space="preserve">, </w:t>
+      </w:r>
+      <w:proofErr w:type="spellStart"/>
+      <w:r>
+        <w:rPr>
+          <w:rFonts w:ascii="Times New Roman" w:eastAsia="Times New Roman" w:hAnsi="Times New Roman" w:cs="Times New Roman"/>
+          <w:sz w:val="24"/>
+          <w:szCs w:val="24"/>
+          <w:lang w:val="ru-BY"/>
+        </w:rPr>
+        <w:t>children</w:t>
+      </w:r>
+      <w:proofErr w:type="spellEnd"/>
+      <w:r>
+        <w:rPr>
+          <w:rFonts w:ascii="Times New Roman" w:eastAsia="Times New Roman" w:hAnsi="Times New Roman" w:cs="Times New Roman"/>
+          <w:sz w:val="24"/>
+          <w:szCs w:val="24"/>
+          <w:lang w:val="ru-BY"/>
+        </w:rPr>
+        <w:t>=</w:t>
+      </w:r>
+      <w:proofErr w:type="spellStart"/>
+      <w:r>
+        <w:rPr>
+          <w:rFonts w:ascii="Times New Roman" w:eastAsia="Times New Roman" w:hAnsi="Times New Roman" w:cs="Times New Roman"/>
+          <w:sz w:val="24"/>
+          <w:szCs w:val="24"/>
+          <w:lang w:val="ru-BY"/>
+        </w:rPr>
+        <w:t>None</w:t>
+      </w:r>
+      <w:proofErr w:type="spellEnd"/>
+      <w:r>
+        <w:rPr>
+          <w:rFonts w:ascii="Times New Roman" w:eastAsia="Times New Roman" w:hAnsi="Times New Roman" w:cs="Times New Roman"/>
+          <w:sz w:val="24"/>
+          <w:szCs w:val="24"/>
+          <w:lang w:val="ru-BY"/>
+        </w:rPr>
+        <w:t>)</w:t>
+      </w:r>
+    </w:p>
+    <w:p>
+      <w:pPr>
+        <w:spacing w:before="240" w:after="240"/>
+        <w:jc w:val="center"/>
+        <w:rPr>
+          <w:rFonts w:ascii="Times New Roman" w:eastAsia="Times New Roman" w:hAnsi="Times New Roman" w:cs="Times New Roman"/>
+          <w:sz w:val="24"/>
+          <w:szCs w:val="24"/>
+          <w:lang w:val="en-US"/>
+        </w:rPr>
+      </w:pPr>
+      <w:r>
+        <w:rPr>
+          <w:rFonts w:ascii="Times New Roman" w:eastAsia="Times New Roman" w:hAnsi="Times New Roman" w:cs="Times New Roman"/>
+          <w:sz w:val="24"/>
+          <w:szCs w:val="24"/>
+          <w:lang w:val="en-US"/>
+        </w:rPr>
+        <w:drawing>
+          <wp:inline distT="0" distB="0" distL="0" distR="0" wp14:anchorId="083DF293" wp14:editId="0AC32C9E">
+            <wp:extent cx="6301740" cy="1895475"/>
+            <wp:effectExtent l="0" t="0" r="3810" b="9525"/>
+            <wp:docPr id="974851386" name="Рисунок 1" descr="Изображение выглядит как диаграмма, линия, текст, Шрифт&#10;&#10;Содержимое, созданное искусственным интеллектом, может быть неверным."/>
+            <wp:cNvGraphicFramePr>
+              <a:graphicFrameLocks xmlns:a="http://schemas.openxmlformats.org/drawingml/2006/main" noChangeAspect="1"/>
+            </wp:cNvGraphicFramePr>
+            <a:graphic xmlns:a="http://schemas.openxmlformats.org/drawingml/2006/main">
+              <a:graphicData uri="http://schemas.openxmlformats.org/drawingml/2006/picture">
+                <pic:pic xmlns:pic="http://schemas.openxmlformats.org/drawingml/2006/picture">
+                  <pic:nvPicPr>
+                    <pic:cNvPr id="974851386" name="Рисунок 1" descr="Изображение выглядит как диаграмма, линия, текст, Шрифт&#10;&#10;Содержимое, созданное искусственным интеллектом, может быть неверным."/>
+                    <pic:cNvPicPr/>
+                  </pic:nvPicPr>
+                  <pic:blipFill>
+                    <a:blip r:embed="rId24"/>
+                    <a:stretch>
+                      <a:fillRect/>
+                    </a:stretch>
+                  </pic:blipFill>
+                  <pic:spPr>
+                    <a:xfrm>
+                      <a:off x="0" y="0"/>
+                      <a:ext cx="6301740" cy="1895475"/>
+                    </a:xfrm>
+                    <a:prstGeom prst="rect">
+                      <a:avLst/>
+                    </a:prstGeom>
+                  </pic:spPr>
+                </pic:pic>
+              </a:graphicData>
+            </a:graphic>
+          </wp:inline>
+        </w:drawing>
+      </w:r>
+    </w:p>
+    <w:p>
+      <w:pPr>
+        <w:spacing w:before="240" w:after="240"/>
+        <w:jc w:val="center"/>
+        <w:rPr>
+          <w:rFonts w:ascii="Times New Roman" w:eastAsia="Times New Roman" w:hAnsi="Times New Roman" w:cs="Times New Roman"/>
+          <w:sz w:val="24"/>
+          <w:szCs w:val="24"/>
+          <w:lang w:val="en-US"/>
+        </w:rPr>
+      </w:pPr>
+      <w:r>
+        <w:rPr>
+          <w:rFonts w:ascii="Times New Roman" w:eastAsia="Times New Roman" w:hAnsi="Times New Roman" w:cs="Times New Roman"/>
+          <w:sz w:val="24"/>
+          <w:szCs w:val="24"/>
+          <w:lang w:val="en-US"/>
+        </w:rPr>
+        <w:t>1</w:t>
+      </w:r>
+      <w:r>
+        <w:rPr>
+          <w:rFonts w:ascii="Times New Roman" w:eastAsia="Times New Roman" w:hAnsi="Times New Roman" w:cs="Times New Roman"/>
+          <w:sz w:val="24"/>
+          <w:szCs w:val="24"/>
+          <w:lang w:val="en-US"/>
+        </w:rPr>
+        <w:t>7</w:t>
+      </w:r>
+      <w:r>
+        <w:rPr>
+          <w:rFonts w:ascii="Times New Roman" w:eastAsia="Times New Roman" w:hAnsi="Times New Roman" w:cs="Times New Roman"/>
+          <w:sz w:val="24"/>
+          <w:szCs w:val="24"/>
+          <w:lang w:val="en-US"/>
+        </w:rPr>
+        <w:t xml:space="preserve">. </w:t>
+      </w:r>
+      <w:proofErr w:type="gramStart"/>
+      <w:r>
+        <w:rPr>
+          <w:rFonts w:ascii="Times New Roman" w:eastAsia="Times New Roman" w:hAnsi="Times New Roman" w:cs="Times New Roman"/>
+          <w:sz w:val="24"/>
+          <w:szCs w:val="24"/>
+          <w:lang w:val="ru-RU"/>
+        </w:rPr>
+        <w:t>Функция</w:t>
+      </w:r>
+      <w:r>
+        <w:rPr>
+          <w:rFonts w:ascii="Times New Roman" w:eastAsia="Times New Roman" w:hAnsi="Times New Roman" w:cs="Times New Roman"/>
+          <w:sz w:val="24"/>
+          <w:szCs w:val="24"/>
+          <w:lang w:val="en-US"/>
+        </w:rPr>
+        <w:t xml:space="preserve"> </w:t>
+      </w:r>
+      <w:r>
+        <w:rPr>
+          <w:rFonts w:ascii="Times New Roman" w:eastAsia="Times New Roman" w:hAnsi="Times New Roman" w:cs="Times New Roman"/>
+          <w:sz w:val="24"/>
+          <w:szCs w:val="24"/>
+          <w:lang w:val="ru-BY"/>
+        </w:rPr>
+        <w:t xml:space="preserve"> </w:t>
+      </w:r>
+      <w:r>
+        <w:rPr>
+          <w:rFonts w:ascii="Times New Roman" w:eastAsia="Times New Roman" w:hAnsi="Times New Roman" w:cs="Times New Roman"/>
+          <w:sz w:val="24"/>
+          <w:szCs w:val="24"/>
+          <w:lang w:val="ru-BY"/>
+        </w:rPr>
+        <w:t>_</w:t>
+      </w:r>
+      <w:proofErr w:type="gramEnd"/>
+      <w:r>
+        <w:rPr>
+          <w:rFonts w:ascii="Times New Roman" w:eastAsia="Times New Roman" w:hAnsi="Times New Roman" w:cs="Times New Roman"/>
+          <w:sz w:val="24"/>
+          <w:szCs w:val="24"/>
+          <w:lang w:val="ru-BY"/>
+        </w:rPr>
+        <w:t>_</w:t>
+      </w:r>
+      <w:proofErr w:type="spellStart"/>
+      <w:r>
+        <w:rPr>
+          <w:rFonts w:ascii="Times New Roman" w:eastAsia="Times New Roman" w:hAnsi="Times New Roman" w:cs="Times New Roman"/>
+          <w:sz w:val="24"/>
+          <w:szCs w:val="24"/>
+          <w:lang w:val="ru-BY"/>
+        </w:rPr>
+        <w:t>repr</w:t>
+      </w:r>
+      <w:proofErr w:type="spellEnd"/>
+      <w:r>
+        <w:rPr>
+          <w:rFonts w:ascii="Times New Roman" w:eastAsia="Times New Roman" w:hAnsi="Times New Roman" w:cs="Times New Roman"/>
+          <w:sz w:val="24"/>
+          <w:szCs w:val="24"/>
+          <w:lang w:val="ru-BY"/>
+        </w:rPr>
+        <w:t>__(</w:t>
+      </w:r>
+      <w:proofErr w:type="spellStart"/>
+      <w:r>
+        <w:rPr>
+          <w:rFonts w:ascii="Times New Roman" w:eastAsia="Times New Roman" w:hAnsi="Times New Roman" w:cs="Times New Roman"/>
+          <w:sz w:val="24"/>
+          <w:szCs w:val="24"/>
+          <w:lang w:val="ru-BY"/>
+        </w:rPr>
+        <w:t>self</w:t>
+      </w:r>
+      <w:proofErr w:type="spellEnd"/>
+      <w:r>
+        <w:rPr>
+          <w:rFonts w:ascii="Times New Roman" w:eastAsia="Times New Roman" w:hAnsi="Times New Roman" w:cs="Times New Roman"/>
+          <w:sz w:val="24"/>
+          <w:szCs w:val="24"/>
+          <w:lang w:val="ru-BY"/>
+        </w:rPr>
+        <w:t>)</w:t>
+      </w:r>
+    </w:p>
+    <w:p>
+      <w:pPr>
+        <w:spacing w:before="240" w:after="240"/>
+        <w:jc w:val="center"/>
+        <w:rPr>
+          <w:rFonts w:ascii="Times New Roman" w:eastAsia="Times New Roman" w:hAnsi="Times New Roman" w:cs="Times New Roman"/>
+          <w:sz w:val="24"/>
+          <w:szCs w:val="24"/>
+          <w:lang w:val="en-US"/>
+        </w:rPr>
+      </w:pPr>
+    </w:p>
+    <w:p>
+      <w:pPr>
+        <w:spacing w:before="240" w:after="240"/>
+        <w:jc w:val="center"/>
+        <w:rPr>
+          <w:rFonts w:ascii="Times New Roman" w:eastAsia="Times New Roman" w:hAnsi="Times New Roman" w:cs="Times New Roman"/>
+          <w:sz w:val="24"/>
+          <w:szCs w:val="24"/>
+          <w:lang w:val="ru-BY"/>
+        </w:rPr>
+      </w:pPr>
+    </w:p>
+    <w:p>
+      <w:pPr>
+        <w:spacing w:before="240" w:after="240"/>
+        <w:jc w:val="center"/>
+        <w:rPr>
+          <w:rFonts w:ascii="Times New Roman" w:eastAsia="Times New Roman" w:hAnsi="Times New Roman" w:cs="Times New Roman"/>
+          <w:sz w:val="24"/>
+          <w:szCs w:val="24"/>
+          <w:lang w:val="ru-BY"/>
+        </w:rPr>
+      </w:pPr>
+    </w:p>
+    <w:p>
+      <w:pPr>
+        <w:spacing w:before="240" w:after="240"/>
+        <w:jc w:val="center"/>
+        <w:rPr>
+          <w:rFonts w:ascii="Times New Roman" w:eastAsia="Times New Roman" w:hAnsi="Times New Roman" w:cs="Times New Roman"/>
+          <w:sz w:val="24"/>
+          <w:szCs w:val="24"/>
+          <w:lang w:val="ru-BY"/>
+        </w:rPr>
+      </w:pPr>
+    </w:p>
+    <w:p>
+      <w:pPr>
+        <w:spacing w:before="240" w:after="240"/>
+        <w:jc w:val="center"/>
+        <w:rPr>
+          <w:rFonts w:ascii="Times New Roman" w:eastAsia="Times New Roman" w:hAnsi="Times New Roman" w:cs="Times New Roman"/>
+          <w:sz w:val="24"/>
+          <w:szCs w:val="24"/>
+          <w:lang w:val="ru-BY"/>
+        </w:rPr>
+      </w:pPr>
+    </w:p>
+    <w:p>
+      <w:pPr>
+        <w:spacing w:before="240" w:after="240"/>
+        <w:jc w:val="center"/>
+        <w:rPr>
+          <w:rFonts w:ascii="Times New Roman" w:eastAsia="Times New Roman" w:hAnsi="Times New Roman" w:cs="Times New Roman"/>
+          <w:sz w:val="24"/>
+          <w:szCs w:val="24"/>
+          <w:lang w:val="ru-BY"/>
+        </w:rPr>
+      </w:pPr>
+    </w:p>
+    <w:p>
+      <w:pPr>
+        <w:spacing w:before="240" w:after="240"/>
+        <w:jc w:val="center"/>
+        <w:rPr>
+          <w:rFonts w:ascii="Times New Roman" w:eastAsia="Times New Roman" w:hAnsi="Times New Roman" w:cs="Times New Roman"/>
+          <w:sz w:val="24"/>
+          <w:szCs w:val="24"/>
+          <w:lang w:val="ru-BY"/>
+        </w:rPr>
+      </w:pPr>
+    </w:p>
+    <w:p>
+      <w:pPr>
+        <w:spacing w:before="240" w:after="240"/>
+        <w:jc w:val="center"/>
+        <w:rPr>
+          <w:rFonts w:ascii="Times New Roman" w:eastAsia="Times New Roman" w:hAnsi="Times New Roman" w:cs="Times New Roman"/>
+          <w:sz w:val="24"/>
+          <w:szCs w:val="24"/>
+          <w:lang w:val="ru-BY"/>
+        </w:rPr>
+      </w:pPr>
+    </w:p>
+    <w:p>
+      <w:pPr>
+        <w:spacing w:before="240" w:after="240"/>
+        <w:jc w:val="center"/>
+        <w:rPr>
+          <w:rFonts w:ascii="Times New Roman" w:eastAsia="Times New Roman" w:hAnsi="Times New Roman" w:cs="Times New Roman"/>
+          <w:sz w:val="24"/>
+          <w:szCs w:val="24"/>
+          <w:lang w:val="ru-BY"/>
+        </w:rPr>
+      </w:pPr>
+    </w:p>
+    <w:p>
+      <w:pPr>
+        <w:spacing w:before="240" w:after="240"/>
+        <w:jc w:val="center"/>
+        <w:rPr>
+          <w:rFonts w:ascii="Times New Roman" w:eastAsia="Times New Roman" w:hAnsi="Times New Roman" w:cs="Times New Roman"/>
+          <w:sz w:val="24"/>
+          <w:szCs w:val="24"/>
+          <w:lang w:val="ru-BY"/>
         </w:rPr>
       </w:pPr>
     </w:p>
@@ -3078,7 +5889,7 @@
           <w:bCs/>
           <w:sz w:val="32"/>
           <w:szCs w:val="32"/>
-          <w:lang w:val="en-US"/>
+          <w:lang w:val="ru-RU"/>
         </w:rPr>
       </w:pPr>
       <w:r>
@@ -3090,6 +5901,7 @@
           <w:szCs w:val="28"/>
           <w:lang w:val="ru-RU"/>
         </w:rPr>
+        <w:lastRenderedPageBreak/>
         <w:t>Т</w:t>
       </w:r>
       <w:proofErr w:type="spellStart"/>
@@ -3132,33 +5944,13 @@
           <w:bCs/>
           <w:sz w:val="32"/>
           <w:szCs w:val="32"/>
-          <w:lang w:val="en-US"/>
+          <w:lang w:val="ru-RU"/>
         </w:rPr>
         <w:t>:</w:t>
       </w:r>
     </w:p>
     <w:p>
       <w:pPr>
-        <w:spacing w:before="240" w:after="240"/>
-        <w:rPr>
-          <w:rFonts w:ascii="Times New Roman" w:eastAsia="Times New Roman" w:hAnsi="Times New Roman" w:cs="Times New Roman"/>
-          <w:sz w:val="20"/>
-          <w:szCs w:val="20"/>
-          <w:lang w:val="ru-RU"/>
-        </w:rPr>
-      </w:pPr>
-      <w:r>
-        <w:rPr>
-          <w:rFonts w:ascii="Times New Roman" w:eastAsia="Times New Roman" w:hAnsi="Times New Roman" w:cs="Times New Roman"/>
-          <w:sz w:val="20"/>
-          <w:szCs w:val="20"/>
-          <w:lang w:val="ru-RU"/>
-        </w:rPr>
-        <w:t>Текущая кодовая страница: 1251</w:t>
-      </w:r>
-    </w:p>
-    <w:p>
-      <w:pPr>
         <w:spacing w:line="20" w:lineRule="atLeast"/>
         <w:rPr>
           <w:rFonts w:ascii="Times New Roman" w:eastAsia="Times New Roman" w:hAnsi="Times New Roman" w:cs="Times New Roman"/>
@@ -3174,7 +5966,7 @@
           <w:szCs w:val="20"/>
           <w:lang w:val="ru-RU"/>
         </w:rPr>
-        <w:t>Выберите источник формулы:</w:t>
+        <w:t>Меню:</w:t>
       </w:r>
     </w:p>
     <w:p>
@@ -3194,7 +5986,7 @@
           <w:szCs w:val="20"/>
           <w:lang w:val="ru-RU"/>
         </w:rPr>
-        <w:t>1 - Ввод с консоли</w:t>
+        <w:t>1 - Ввод формулы с консоли</w:t>
       </w:r>
     </w:p>
     <w:p>
@@ -3214,7 +6006,7 @@
           <w:szCs w:val="20"/>
           <w:lang w:val="ru-RU"/>
         </w:rPr>
-        <w:t>2 - Чтение из файла</w:t>
+        <w:t>2 - Чтение формулы из файла</w:t>
       </w:r>
     </w:p>
     <w:p>
@@ -3274,7 +6066,7 @@
           <w:szCs w:val="20"/>
           <w:lang w:val="ru-RU"/>
         </w:rPr>
-        <w:t>3</w:t>
+        <w:t>0 - Выход</w:t>
       </w:r>
     </w:p>
     <w:p>
@@ -3287,43 +6079,34 @@
           <w:lang w:val="ru-RU"/>
         </w:rPr>
       </w:pPr>
-    </w:p>
-    <w:p>
-      <w:pPr>
-        <w:spacing w:line="20" w:lineRule="atLeast"/>
-        <w:rPr>
-          <w:rFonts w:ascii="Times New Roman" w:eastAsia="Times New Roman" w:hAnsi="Times New Roman" w:cs="Times New Roman"/>
-          <w:sz w:val="20"/>
-          <w:szCs w:val="20"/>
-          <w:lang w:val="ru-RU"/>
-        </w:rPr>
-      </w:pPr>
-      <w:r>
-        <w:rPr>
-          <w:rFonts w:ascii="Times New Roman" w:eastAsia="Times New Roman" w:hAnsi="Times New Roman" w:cs="Times New Roman"/>
-          <w:sz w:val="20"/>
-          <w:szCs w:val="20"/>
-          <w:lang w:val="ru-RU"/>
-        </w:rPr>
-        <w:t>Формула #1: (</w:t>
-      </w:r>
-      <w:r>
-        <w:rPr>
-          <w:rFonts w:ascii="Times New Roman" w:eastAsia="Times New Roman" w:hAnsi="Times New Roman" w:cs="Times New Roman"/>
-          <w:sz w:val="20"/>
-          <w:szCs w:val="20"/>
-          <w:lang w:val="en-US"/>
-        </w:rPr>
-        <w:t>A</w:t>
-      </w:r>
-      <w:r>
-        <w:rPr>
-          <w:rFonts w:ascii="Times New Roman" w:eastAsia="Times New Roman" w:hAnsi="Times New Roman" w:cs="Times New Roman"/>
-          <w:sz w:val="20"/>
-          <w:szCs w:val="20"/>
-          <w:lang w:val="ru-RU"/>
-        </w:rPr>
-        <w:t>|</w:t>
+      <w:r>
+        <w:rPr>
+          <w:rFonts w:ascii="Times New Roman" w:eastAsia="Times New Roman" w:hAnsi="Times New Roman" w:cs="Times New Roman"/>
+          <w:sz w:val="20"/>
+          <w:szCs w:val="20"/>
+          <w:lang w:val="ru-RU"/>
+        </w:rPr>
+        <w:t>Ваш выбор: 3</w:t>
+      </w:r>
+    </w:p>
+    <w:p>
+      <w:pPr>
+        <w:spacing w:before="240" w:after="240" w:line="0" w:lineRule="atLeast"/>
+        <w:rPr>
+          <w:rFonts w:ascii="Times New Roman" w:eastAsia="Times New Roman" w:hAnsi="Times New Roman" w:cs="Times New Roman"/>
+          <w:sz w:val="20"/>
+          <w:szCs w:val="20"/>
+          <w:lang w:val="ru-RU"/>
+        </w:rPr>
+      </w:pPr>
+      <w:r>
+        <w:rPr>
+          <w:rFonts w:ascii="Times New Roman" w:eastAsia="Times New Roman" w:hAnsi="Times New Roman" w:cs="Times New Roman"/>
+          <w:sz w:val="20"/>
+          <w:szCs w:val="20"/>
+          <w:lang w:val="ru-RU"/>
+        </w:rPr>
+        <w:t>Формула #1: ((A\/B)/\(C\/</w:t>
       </w:r>
       <w:proofErr w:type="gramStart"/>
       <w:r>
@@ -3331,18 +6114,9 @@
           <w:rFonts w:ascii="Times New Roman" w:eastAsia="Times New Roman" w:hAnsi="Times New Roman" w:cs="Times New Roman"/>
           <w:sz w:val="20"/>
           <w:szCs w:val="20"/>
-          <w:lang w:val="en-US"/>
-        </w:rPr>
-        <w:t>B</w:t>
-      </w:r>
-      <w:r>
-        <w:rPr>
-          <w:rFonts w:ascii="Times New Roman" w:eastAsia="Times New Roman" w:hAnsi="Times New Roman" w:cs="Times New Roman"/>
-          <w:sz w:val="20"/>
-          <w:szCs w:val="20"/>
-          <w:lang w:val="ru-RU"/>
-        </w:rPr>
-        <w:t>)&amp;</w:t>
+          <w:lang w:val="ru-RU"/>
+        </w:rPr>
+        <w:t>(!D</w:t>
       </w:r>
       <w:proofErr w:type="gramEnd"/>
       <w:r>
@@ -3352,16 +6126,87 @@
           <w:szCs w:val="20"/>
           <w:lang w:val="ru-RU"/>
         </w:rPr>
-        <w:t>(</w:t>
-      </w:r>
-      <w:r>
-        <w:rPr>
-          <w:rFonts w:ascii="Times New Roman" w:eastAsia="Times New Roman" w:hAnsi="Times New Roman" w:cs="Times New Roman"/>
-          <w:sz w:val="20"/>
-          <w:szCs w:val="20"/>
-          <w:lang w:val="en-US"/>
-        </w:rPr>
-        <w:t>C</w:t>
+        <w:t>))</w:t>
+      </w:r>
+    </w:p>
+    <w:p>
+      <w:pPr>
+        <w:spacing w:before="240" w:after="240" w:line="0" w:lineRule="atLeast"/>
+        <w:rPr>
+          <w:rFonts w:ascii="Times New Roman" w:eastAsia="Times New Roman" w:hAnsi="Times New Roman" w:cs="Times New Roman"/>
+          <w:sz w:val="20"/>
+          <w:szCs w:val="20"/>
+          <w:lang w:val="ru-RU"/>
+        </w:rPr>
+      </w:pPr>
+      <w:r>
+        <w:rPr>
+          <w:rFonts w:ascii="Times New Roman" w:eastAsia="Times New Roman" w:hAnsi="Times New Roman" w:cs="Times New Roman"/>
+          <w:sz w:val="20"/>
+          <w:szCs w:val="20"/>
+          <w:lang w:val="ru-RU"/>
+        </w:rPr>
+        <w:t>Это КНФ? (1 - да, 0 - нет): 1</w:t>
+      </w:r>
+    </w:p>
+    <w:p>
+      <w:pPr>
+        <w:spacing w:before="240" w:after="240" w:line="0" w:lineRule="atLeast"/>
+        <w:rPr>
+          <w:rFonts w:ascii="Times New Roman" w:eastAsia="Times New Roman" w:hAnsi="Times New Roman" w:cs="Times New Roman"/>
+          <w:sz w:val="20"/>
+          <w:szCs w:val="20"/>
+          <w:lang w:val="ru-RU"/>
+        </w:rPr>
+      </w:pPr>
+      <w:r>
+        <w:rPr>
+          <w:rFonts w:ascii="Times New Roman" w:eastAsia="Times New Roman" w:hAnsi="Times New Roman" w:cs="Times New Roman"/>
+          <w:sz w:val="20"/>
+          <w:szCs w:val="20"/>
+          <w:lang w:val="ru-RU"/>
+        </w:rPr>
+        <w:t>Правильно!</w:t>
+      </w:r>
+    </w:p>
+    <w:p>
+      <w:pPr>
+        <w:spacing w:before="240" w:after="240" w:line="0" w:lineRule="atLeast"/>
+        <w:rPr>
+          <w:rFonts w:ascii="Times New Roman" w:eastAsia="Times New Roman" w:hAnsi="Times New Roman" w:cs="Times New Roman"/>
+          <w:sz w:val="20"/>
+          <w:szCs w:val="20"/>
+          <w:lang w:val="ru-RU"/>
+        </w:rPr>
+      </w:pPr>
+    </w:p>
+    <w:p>
+      <w:pPr>
+        <w:spacing w:before="240" w:after="240" w:line="0" w:lineRule="atLeast"/>
+        <w:rPr>
+          <w:rFonts w:ascii="Times New Roman" w:eastAsia="Times New Roman" w:hAnsi="Times New Roman" w:cs="Times New Roman"/>
+          <w:sz w:val="20"/>
+          <w:szCs w:val="20"/>
+          <w:lang w:val="en-US"/>
+        </w:rPr>
+      </w:pPr>
+      <w:r>
+        <w:rPr>
+          <w:rFonts w:ascii="Times New Roman" w:eastAsia="Times New Roman" w:hAnsi="Times New Roman" w:cs="Times New Roman"/>
+          <w:sz w:val="20"/>
+          <w:szCs w:val="20"/>
+          <w:lang w:val="ru-RU"/>
+        </w:rPr>
+        <w:t>Формула</w:t>
+      </w:r>
+      <w:r>
+        <w:rPr>
+          <w:rFonts w:ascii="Times New Roman" w:eastAsia="Times New Roman" w:hAnsi="Times New Roman" w:cs="Times New Roman"/>
+          <w:sz w:val="20"/>
+          <w:szCs w:val="20"/>
+          <w:lang w:val="en-US"/>
+        </w:rPr>
+        <w:t xml:space="preserve"> #2: ((A\/</w:t>
       </w:r>
       <w:proofErr w:type="gramStart"/>
       <w:r>
@@ -3369,18 +6214,9 @@
           <w:rFonts w:ascii="Times New Roman" w:eastAsia="Times New Roman" w:hAnsi="Times New Roman" w:cs="Times New Roman"/>
           <w:sz w:val="20"/>
           <w:szCs w:val="20"/>
-          <w:lang w:val="ru-RU"/>
-        </w:rPr>
-        <w:t>|!</w:t>
-      </w:r>
-      <w:r>
-        <w:rPr>
-          <w:rFonts w:ascii="Times New Roman" w:eastAsia="Times New Roman" w:hAnsi="Times New Roman" w:cs="Times New Roman"/>
-          <w:sz w:val="20"/>
-          <w:szCs w:val="20"/>
-          <w:lang w:val="en-US"/>
-        </w:rPr>
-        <w:t>D</w:t>
+          <w:lang w:val="en-US"/>
+        </w:rPr>
+        <w:t>(!B</w:t>
       </w:r>
       <w:proofErr w:type="gramEnd"/>
       <w:r>
@@ -3388,6 +6224,157 @@
           <w:rFonts w:ascii="Times New Roman" w:eastAsia="Times New Roman" w:hAnsi="Times New Roman" w:cs="Times New Roman"/>
           <w:sz w:val="20"/>
           <w:szCs w:val="20"/>
+          <w:lang w:val="en-US"/>
+        </w:rPr>
+        <w:t>))/\(C\/D\/</w:t>
+      </w:r>
+      <w:proofErr w:type="gramStart"/>
+      <w:r>
+        <w:rPr>
+          <w:rFonts w:ascii="Times New Roman" w:eastAsia="Times New Roman" w:hAnsi="Times New Roman" w:cs="Times New Roman"/>
+          <w:sz w:val="20"/>
+          <w:szCs w:val="20"/>
+          <w:lang w:val="en-US"/>
+        </w:rPr>
+        <w:t>(!E</w:t>
+      </w:r>
+      <w:proofErr w:type="gramEnd"/>
+      <w:r>
+        <w:rPr>
+          <w:rFonts w:ascii="Times New Roman" w:eastAsia="Times New Roman" w:hAnsi="Times New Roman" w:cs="Times New Roman"/>
+          <w:sz w:val="20"/>
+          <w:szCs w:val="20"/>
+          <w:lang w:val="en-US"/>
+        </w:rPr>
+        <w:t>))/\(V\/</w:t>
+      </w:r>
+      <w:proofErr w:type="gramStart"/>
+      <w:r>
+        <w:rPr>
+          <w:rFonts w:ascii="Times New Roman" w:eastAsia="Times New Roman" w:hAnsi="Times New Roman" w:cs="Times New Roman"/>
+          <w:sz w:val="20"/>
+          <w:szCs w:val="20"/>
+          <w:lang w:val="en-US"/>
+        </w:rPr>
+        <w:t>(!Z</w:t>
+      </w:r>
+      <w:proofErr w:type="gramEnd"/>
+      <w:r>
+        <w:rPr>
+          <w:rFonts w:ascii="Times New Roman" w:eastAsia="Times New Roman" w:hAnsi="Times New Roman" w:cs="Times New Roman"/>
+          <w:sz w:val="20"/>
+          <w:szCs w:val="20"/>
+          <w:lang w:val="en-US"/>
+        </w:rPr>
+        <w:t>))/\(A\/S\/</w:t>
+      </w:r>
+      <w:proofErr w:type="gramStart"/>
+      <w:r>
+        <w:rPr>
+          <w:rFonts w:ascii="Times New Roman" w:eastAsia="Times New Roman" w:hAnsi="Times New Roman" w:cs="Times New Roman"/>
+          <w:sz w:val="20"/>
+          <w:szCs w:val="20"/>
+          <w:lang w:val="en-US"/>
+        </w:rPr>
+        <w:t>(!V</w:t>
+      </w:r>
+      <w:proofErr w:type="gramEnd"/>
+      <w:r>
+        <w:rPr>
+          <w:rFonts w:ascii="Times New Roman" w:eastAsia="Times New Roman" w:hAnsi="Times New Roman" w:cs="Times New Roman"/>
+          <w:sz w:val="20"/>
+          <w:szCs w:val="20"/>
+          <w:lang w:val="en-US"/>
+        </w:rPr>
+        <w:t>)))</w:t>
+      </w:r>
+    </w:p>
+    <w:p>
+      <w:pPr>
+        <w:spacing w:before="240" w:after="240" w:line="0" w:lineRule="atLeast"/>
+        <w:rPr>
+          <w:rFonts w:ascii="Times New Roman" w:eastAsia="Times New Roman" w:hAnsi="Times New Roman" w:cs="Times New Roman"/>
+          <w:sz w:val="20"/>
+          <w:szCs w:val="20"/>
+          <w:lang w:val="ru-RU"/>
+        </w:rPr>
+      </w:pPr>
+      <w:r>
+        <w:rPr>
+          <w:rFonts w:ascii="Times New Roman" w:eastAsia="Times New Roman" w:hAnsi="Times New Roman" w:cs="Times New Roman"/>
+          <w:sz w:val="20"/>
+          <w:szCs w:val="20"/>
+          <w:lang w:val="ru-RU"/>
+        </w:rPr>
+        <w:t>Это КНФ? (1 - да, 0 - нет): 0</w:t>
+      </w:r>
+    </w:p>
+    <w:p>
+      <w:pPr>
+        <w:spacing w:before="240" w:after="240" w:line="0" w:lineRule="atLeast"/>
+        <w:rPr>
+          <w:rFonts w:ascii="Times New Roman" w:eastAsia="Times New Roman" w:hAnsi="Times New Roman" w:cs="Times New Roman"/>
+          <w:sz w:val="20"/>
+          <w:szCs w:val="20"/>
+          <w:lang w:val="ru-RU"/>
+        </w:rPr>
+      </w:pPr>
+      <w:r>
+        <w:rPr>
+          <w:rFonts w:ascii="Times New Roman" w:eastAsia="Times New Roman" w:hAnsi="Times New Roman" w:cs="Times New Roman"/>
+          <w:sz w:val="20"/>
+          <w:szCs w:val="20"/>
+          <w:lang w:val="ru-RU"/>
+        </w:rPr>
+        <w:t>Правильно!</w:t>
+      </w:r>
+    </w:p>
+    <w:p>
+      <w:pPr>
+        <w:spacing w:before="240" w:after="240" w:line="0" w:lineRule="atLeast"/>
+        <w:rPr>
+          <w:rFonts w:ascii="Times New Roman" w:eastAsia="Times New Roman" w:hAnsi="Times New Roman" w:cs="Times New Roman"/>
+          <w:sz w:val="20"/>
+          <w:szCs w:val="20"/>
+          <w:lang w:val="ru-RU"/>
+        </w:rPr>
+      </w:pPr>
+    </w:p>
+    <w:p>
+      <w:pPr>
+        <w:spacing w:before="240" w:after="240" w:line="0" w:lineRule="atLeast"/>
+        <w:rPr>
+          <w:rFonts w:ascii="Times New Roman" w:eastAsia="Times New Roman" w:hAnsi="Times New Roman" w:cs="Times New Roman"/>
+          <w:sz w:val="20"/>
+          <w:szCs w:val="20"/>
+          <w:lang w:val="ru-RU"/>
+        </w:rPr>
+      </w:pPr>
+      <w:r>
+        <w:rPr>
+          <w:rFonts w:ascii="Times New Roman" w:eastAsia="Times New Roman" w:hAnsi="Times New Roman" w:cs="Times New Roman"/>
+          <w:sz w:val="20"/>
+          <w:szCs w:val="20"/>
+          <w:lang w:val="ru-RU"/>
+        </w:rPr>
+        <w:t>Формула #3: (Z\/</w:t>
+      </w:r>
+      <w:proofErr w:type="gramStart"/>
+      <w:r>
+        <w:rPr>
+          <w:rFonts w:ascii="Times New Roman" w:eastAsia="Times New Roman" w:hAnsi="Times New Roman" w:cs="Times New Roman"/>
+          <w:sz w:val="20"/>
+          <w:szCs w:val="20"/>
+          <w:lang w:val="ru-RU"/>
+        </w:rPr>
+        <w:t>(!Z</w:t>
+      </w:r>
+      <w:proofErr w:type="gramEnd"/>
+      <w:r>
+        <w:rPr>
+          <w:rFonts w:ascii="Times New Roman" w:eastAsia="Times New Roman" w:hAnsi="Times New Roman" w:cs="Times New Roman"/>
+          <w:sz w:val="20"/>
+          <w:szCs w:val="20"/>
           <w:lang w:val="ru-RU"/>
         </w:rPr>
         <w:t>)</w:t>
@@ -3395,7 +6382,78 @@
     </w:p>
     <w:p>
       <w:pPr>
-        <w:spacing w:line="20" w:lineRule="atLeast"/>
+        <w:spacing w:before="240" w:after="240" w:line="0" w:lineRule="atLeast"/>
+        <w:rPr>
+          <w:rFonts w:ascii="Times New Roman" w:eastAsia="Times New Roman" w:hAnsi="Times New Roman" w:cs="Times New Roman"/>
+          <w:sz w:val="20"/>
+          <w:szCs w:val="20"/>
+          <w:lang w:val="ru-RU"/>
+        </w:rPr>
+      </w:pPr>
+      <w:r>
+        <w:rPr>
+          <w:rFonts w:ascii="Times New Roman" w:eastAsia="Times New Roman" w:hAnsi="Times New Roman" w:cs="Times New Roman"/>
+          <w:sz w:val="20"/>
+          <w:szCs w:val="20"/>
+          <w:lang w:val="ru-RU"/>
+        </w:rPr>
+        <w:t>Это КНФ? (1 - да, 0 - нет): 1</w:t>
+      </w:r>
+    </w:p>
+    <w:p>
+      <w:pPr>
+        <w:spacing w:before="240" w:after="240" w:line="0" w:lineRule="atLeast"/>
+        <w:rPr>
+          <w:rFonts w:ascii="Times New Roman" w:eastAsia="Times New Roman" w:hAnsi="Times New Roman" w:cs="Times New Roman"/>
+          <w:sz w:val="20"/>
+          <w:szCs w:val="20"/>
+          <w:lang w:val="ru-RU"/>
+        </w:rPr>
+      </w:pPr>
+      <w:r>
+        <w:rPr>
+          <w:rFonts w:ascii="Times New Roman" w:eastAsia="Times New Roman" w:hAnsi="Times New Roman" w:cs="Times New Roman"/>
+          <w:sz w:val="20"/>
+          <w:szCs w:val="20"/>
+          <w:lang w:val="ru-RU"/>
+        </w:rPr>
+        <w:t>Неправильно. Правильный ответ: не КНФ</w:t>
+      </w:r>
+    </w:p>
+    <w:p>
+      <w:pPr>
+        <w:spacing w:before="240" w:after="240" w:line="0" w:lineRule="atLeast"/>
+        <w:rPr>
+          <w:rFonts w:ascii="Times New Roman" w:eastAsia="Times New Roman" w:hAnsi="Times New Roman" w:cs="Times New Roman"/>
+          <w:sz w:val="20"/>
+          <w:szCs w:val="20"/>
+          <w:lang w:val="ru-RU"/>
+        </w:rPr>
+      </w:pPr>
+    </w:p>
+    <w:p>
+      <w:pPr>
+        <w:spacing w:before="240" w:after="240" w:line="0" w:lineRule="atLeast"/>
+        <w:rPr>
+          <w:rFonts w:ascii="Times New Roman" w:eastAsia="Times New Roman" w:hAnsi="Times New Roman" w:cs="Times New Roman"/>
+          <w:sz w:val="20"/>
+          <w:szCs w:val="20"/>
+          <w:lang w:val="ru-RU"/>
+        </w:rPr>
+      </w:pPr>
+      <w:r>
+        <w:rPr>
+          <w:rFonts w:ascii="Times New Roman" w:eastAsia="Times New Roman" w:hAnsi="Times New Roman" w:cs="Times New Roman"/>
+          <w:sz w:val="20"/>
+          <w:szCs w:val="20"/>
+          <w:lang w:val="ru-RU"/>
+        </w:rPr>
+        <w:t>Формула #4: A\/B</w:t>
+      </w:r>
+    </w:p>
+    <w:p>
+      <w:pPr>
+        <w:spacing w:before="240" w:after="240" w:line="0" w:lineRule="atLeast"/>
         <w:rPr>
           <w:rFonts w:ascii="Times New Roman" w:eastAsia="Times New Roman" w:hAnsi="Times New Roman" w:cs="Times New Roman"/>
           <w:sz w:val="20"/>
@@ -3415,7 +6473,371 @@
     </w:p>
     <w:p>
       <w:pPr>
-        <w:spacing w:line="20" w:lineRule="atLeast"/>
+        <w:spacing w:before="240" w:after="240" w:line="0" w:lineRule="atLeast"/>
+        <w:rPr>
+          <w:rFonts w:ascii="Times New Roman" w:eastAsia="Times New Roman" w:hAnsi="Times New Roman" w:cs="Times New Roman"/>
+          <w:sz w:val="20"/>
+          <w:szCs w:val="20"/>
+          <w:lang w:val="ru-RU"/>
+        </w:rPr>
+      </w:pPr>
+      <w:r>
+        <w:rPr>
+          <w:rFonts w:ascii="Times New Roman" w:eastAsia="Times New Roman" w:hAnsi="Times New Roman" w:cs="Times New Roman"/>
+          <w:sz w:val="20"/>
+          <w:szCs w:val="20"/>
+          <w:lang w:val="ru-RU"/>
+        </w:rPr>
+        <w:t>Правильно!</w:t>
+      </w:r>
+    </w:p>
+    <w:p>
+      <w:pPr>
+        <w:spacing w:before="240" w:after="240" w:line="0" w:lineRule="atLeast"/>
+        <w:rPr>
+          <w:rFonts w:ascii="Times New Roman" w:eastAsia="Times New Roman" w:hAnsi="Times New Roman" w:cs="Times New Roman"/>
+          <w:sz w:val="20"/>
+          <w:szCs w:val="20"/>
+          <w:lang w:val="ru-RU"/>
+        </w:rPr>
+      </w:pPr>
+    </w:p>
+    <w:p>
+      <w:pPr>
+        <w:spacing w:before="240" w:after="240" w:line="0" w:lineRule="atLeast"/>
+        <w:rPr>
+          <w:rFonts w:ascii="Times New Roman" w:eastAsia="Times New Roman" w:hAnsi="Times New Roman" w:cs="Times New Roman"/>
+          <w:sz w:val="20"/>
+          <w:szCs w:val="20"/>
+          <w:lang w:val="ru-RU"/>
+        </w:rPr>
+      </w:pPr>
+      <w:r>
+        <w:rPr>
+          <w:rFonts w:ascii="Times New Roman" w:eastAsia="Times New Roman" w:hAnsi="Times New Roman" w:cs="Times New Roman"/>
+          <w:sz w:val="20"/>
+          <w:szCs w:val="20"/>
+          <w:lang w:val="ru-RU"/>
+        </w:rPr>
+        <w:t>Формула #5: (((A\/B)/\(C))</w:t>
+      </w:r>
+    </w:p>
+    <w:p>
+      <w:pPr>
+        <w:spacing w:before="240" w:after="240" w:line="0" w:lineRule="atLeast"/>
+        <w:rPr>
+          <w:rFonts w:ascii="Times New Roman" w:eastAsia="Times New Roman" w:hAnsi="Times New Roman" w:cs="Times New Roman"/>
+          <w:sz w:val="20"/>
+          <w:szCs w:val="20"/>
+          <w:lang w:val="ru-RU"/>
+        </w:rPr>
+      </w:pPr>
+      <w:r>
+        <w:rPr>
+          <w:rFonts w:ascii="Times New Roman" w:eastAsia="Times New Roman" w:hAnsi="Times New Roman" w:cs="Times New Roman"/>
+          <w:sz w:val="20"/>
+          <w:szCs w:val="20"/>
+          <w:lang w:val="ru-RU"/>
+        </w:rPr>
+        <w:t>Это КНФ? (1 - да, 0 - нет): 1</w:t>
+      </w:r>
+    </w:p>
+    <w:p>
+      <w:pPr>
+        <w:spacing w:before="240" w:after="240" w:line="0" w:lineRule="atLeast"/>
+        <w:rPr>
+          <w:rFonts w:ascii="Times New Roman" w:eastAsia="Times New Roman" w:hAnsi="Times New Roman" w:cs="Times New Roman"/>
+          <w:sz w:val="20"/>
+          <w:szCs w:val="20"/>
+          <w:lang w:val="ru-RU"/>
+        </w:rPr>
+      </w:pPr>
+      <w:r>
+        <w:rPr>
+          <w:rFonts w:ascii="Times New Roman" w:eastAsia="Times New Roman" w:hAnsi="Times New Roman" w:cs="Times New Roman"/>
+          <w:sz w:val="20"/>
+          <w:szCs w:val="20"/>
+          <w:lang w:val="ru-RU"/>
+        </w:rPr>
+        <w:t>Неправильно. Правильный ответ: не КНФ</w:t>
+      </w:r>
+    </w:p>
+    <w:p>
+      <w:pPr>
+        <w:spacing w:before="240" w:after="240" w:line="0" w:lineRule="atLeast"/>
+        <w:rPr>
+          <w:rFonts w:ascii="Times New Roman" w:eastAsia="Times New Roman" w:hAnsi="Times New Roman" w:cs="Times New Roman"/>
+          <w:sz w:val="20"/>
+          <w:szCs w:val="20"/>
+          <w:lang w:val="ru-RU"/>
+        </w:rPr>
+      </w:pPr>
+    </w:p>
+    <w:p>
+      <w:pPr>
+        <w:spacing w:before="240" w:after="240" w:line="0" w:lineRule="atLeast"/>
+        <w:rPr>
+          <w:rFonts w:ascii="Times New Roman" w:eastAsia="Times New Roman" w:hAnsi="Times New Roman" w:cs="Times New Roman"/>
+          <w:sz w:val="20"/>
+          <w:szCs w:val="20"/>
+          <w:lang w:val="ru-RU"/>
+        </w:rPr>
+      </w:pPr>
+      <w:r>
+        <w:rPr>
+          <w:rFonts w:ascii="Times New Roman" w:eastAsia="Times New Roman" w:hAnsi="Times New Roman" w:cs="Times New Roman"/>
+          <w:sz w:val="20"/>
+          <w:szCs w:val="20"/>
+          <w:lang w:val="ru-RU"/>
+        </w:rPr>
+        <w:t>Формула #6: ((A\/</w:t>
+      </w:r>
+      <w:proofErr w:type="gramStart"/>
+      <w:r>
+        <w:rPr>
+          <w:rFonts w:ascii="Times New Roman" w:eastAsia="Times New Roman" w:hAnsi="Times New Roman" w:cs="Times New Roman"/>
+          <w:sz w:val="20"/>
+          <w:szCs w:val="20"/>
+          <w:lang w:val="ru-RU"/>
+        </w:rPr>
+        <w:t>B)\</w:t>
+      </w:r>
+      <w:proofErr w:type="gramEnd"/>
+      <w:r>
+        <w:rPr>
+          <w:rFonts w:ascii="Times New Roman" w:eastAsia="Times New Roman" w:hAnsi="Times New Roman" w:cs="Times New Roman"/>
+          <w:sz w:val="20"/>
+          <w:szCs w:val="20"/>
+          <w:lang w:val="ru-RU"/>
+        </w:rPr>
+        <w:t>/A)</w:t>
+      </w:r>
+    </w:p>
+    <w:p>
+      <w:pPr>
+        <w:spacing w:before="240" w:after="240" w:line="0" w:lineRule="atLeast"/>
+        <w:rPr>
+          <w:rFonts w:ascii="Times New Roman" w:eastAsia="Times New Roman" w:hAnsi="Times New Roman" w:cs="Times New Roman"/>
+          <w:sz w:val="20"/>
+          <w:szCs w:val="20"/>
+          <w:lang w:val="ru-RU"/>
+        </w:rPr>
+      </w:pPr>
+      <w:r>
+        <w:rPr>
+          <w:rFonts w:ascii="Times New Roman" w:eastAsia="Times New Roman" w:hAnsi="Times New Roman" w:cs="Times New Roman"/>
+          <w:sz w:val="20"/>
+          <w:szCs w:val="20"/>
+          <w:lang w:val="ru-RU"/>
+        </w:rPr>
+        <w:t>Это КНФ? (1 - да, 0 - нет): 0</w:t>
+      </w:r>
+    </w:p>
+    <w:p>
+      <w:pPr>
+        <w:spacing w:before="240" w:after="240" w:line="0" w:lineRule="atLeast"/>
+        <w:rPr>
+          <w:rFonts w:ascii="Times New Roman" w:eastAsia="Times New Roman" w:hAnsi="Times New Roman" w:cs="Times New Roman"/>
+          <w:sz w:val="20"/>
+          <w:szCs w:val="20"/>
+          <w:lang w:val="ru-RU"/>
+        </w:rPr>
+      </w:pPr>
+      <w:r>
+        <w:rPr>
+          <w:rFonts w:ascii="Times New Roman" w:eastAsia="Times New Roman" w:hAnsi="Times New Roman" w:cs="Times New Roman"/>
+          <w:sz w:val="20"/>
+          <w:szCs w:val="20"/>
+          <w:lang w:val="ru-RU"/>
+        </w:rPr>
+        <w:t>Правильно!</w:t>
+      </w:r>
+    </w:p>
+    <w:p>
+      <w:pPr>
+        <w:spacing w:before="240" w:after="240" w:line="0" w:lineRule="atLeast"/>
+        <w:rPr>
+          <w:rFonts w:ascii="Times New Roman" w:eastAsia="Times New Roman" w:hAnsi="Times New Roman" w:cs="Times New Roman"/>
+          <w:sz w:val="20"/>
+          <w:szCs w:val="20"/>
+          <w:lang w:val="ru-RU"/>
+        </w:rPr>
+      </w:pPr>
+    </w:p>
+    <w:p>
+      <w:pPr>
+        <w:spacing w:before="240" w:after="240" w:line="0" w:lineRule="atLeast"/>
+        <w:rPr>
+          <w:rFonts w:ascii="Times New Roman" w:eastAsia="Times New Roman" w:hAnsi="Times New Roman" w:cs="Times New Roman"/>
+          <w:sz w:val="20"/>
+          <w:szCs w:val="20"/>
+          <w:lang w:val="ru-RU"/>
+        </w:rPr>
+      </w:pPr>
+      <w:r>
+        <w:rPr>
+          <w:rFonts w:ascii="Times New Roman" w:eastAsia="Times New Roman" w:hAnsi="Times New Roman" w:cs="Times New Roman"/>
+          <w:sz w:val="20"/>
+          <w:szCs w:val="20"/>
+          <w:lang w:val="ru-RU"/>
+        </w:rPr>
+        <w:t>Формула #7: ((A\/B)/\(C\/D))</w:t>
+      </w:r>
+    </w:p>
+    <w:p>
+      <w:pPr>
+        <w:spacing w:before="240" w:after="240" w:line="0" w:lineRule="atLeast"/>
+        <w:rPr>
+          <w:rFonts w:ascii="Times New Roman" w:eastAsia="Times New Roman" w:hAnsi="Times New Roman" w:cs="Times New Roman"/>
+          <w:sz w:val="20"/>
+          <w:szCs w:val="20"/>
+          <w:lang w:val="ru-RU"/>
+        </w:rPr>
+      </w:pPr>
+      <w:r>
+        <w:rPr>
+          <w:rFonts w:ascii="Times New Roman" w:eastAsia="Times New Roman" w:hAnsi="Times New Roman" w:cs="Times New Roman"/>
+          <w:sz w:val="20"/>
+          <w:szCs w:val="20"/>
+          <w:lang w:val="ru-RU"/>
+        </w:rPr>
+        <w:t>Это КНФ? (1 - да, 0 - нет): 1</w:t>
+      </w:r>
+    </w:p>
+    <w:p>
+      <w:pPr>
+        <w:spacing w:before="240" w:after="240" w:line="0" w:lineRule="atLeast"/>
+        <w:rPr>
+          <w:rFonts w:ascii="Times New Roman" w:eastAsia="Times New Roman" w:hAnsi="Times New Roman" w:cs="Times New Roman"/>
+          <w:sz w:val="20"/>
+          <w:szCs w:val="20"/>
+          <w:lang w:val="ru-RU"/>
+        </w:rPr>
+      </w:pPr>
+      <w:r>
+        <w:rPr>
+          <w:rFonts w:ascii="Times New Roman" w:eastAsia="Times New Roman" w:hAnsi="Times New Roman" w:cs="Times New Roman"/>
+          <w:sz w:val="20"/>
+          <w:szCs w:val="20"/>
+          <w:lang w:val="ru-RU"/>
+        </w:rPr>
+        <w:t>Правильно!</w:t>
+      </w:r>
+    </w:p>
+    <w:p>
+      <w:pPr>
+        <w:spacing w:before="240" w:after="240" w:line="0" w:lineRule="atLeast"/>
+        <w:rPr>
+          <w:rFonts w:ascii="Times New Roman" w:eastAsia="Times New Roman" w:hAnsi="Times New Roman" w:cs="Times New Roman"/>
+          <w:sz w:val="20"/>
+          <w:szCs w:val="20"/>
+          <w:lang w:val="ru-RU"/>
+        </w:rPr>
+      </w:pPr>
+    </w:p>
+    <w:p>
+      <w:pPr>
+        <w:spacing w:before="240" w:after="240" w:line="0" w:lineRule="atLeast"/>
+        <w:rPr>
+          <w:rFonts w:ascii="Times New Roman" w:eastAsia="Times New Roman" w:hAnsi="Times New Roman" w:cs="Times New Roman"/>
+          <w:sz w:val="20"/>
+          <w:szCs w:val="20"/>
+          <w:lang w:val="ru-RU"/>
+        </w:rPr>
+      </w:pPr>
+      <w:r>
+        <w:rPr>
+          <w:rFonts w:ascii="Times New Roman" w:eastAsia="Times New Roman" w:hAnsi="Times New Roman" w:cs="Times New Roman"/>
+          <w:sz w:val="20"/>
+          <w:szCs w:val="20"/>
+          <w:lang w:val="ru-RU"/>
+        </w:rPr>
+        <w:t>Формула #8: ((A\/</w:t>
+      </w:r>
+      <w:proofErr w:type="gramStart"/>
+      <w:r>
+        <w:rPr>
+          <w:rFonts w:ascii="Times New Roman" w:eastAsia="Times New Roman" w:hAnsi="Times New Roman" w:cs="Times New Roman"/>
+          <w:sz w:val="20"/>
+          <w:szCs w:val="20"/>
+          <w:lang w:val="ru-RU"/>
+        </w:rPr>
+        <w:t>(!B</w:t>
+      </w:r>
+      <w:proofErr w:type="gramEnd"/>
+      <w:r>
+        <w:rPr>
+          <w:rFonts w:ascii="Times New Roman" w:eastAsia="Times New Roman" w:hAnsi="Times New Roman" w:cs="Times New Roman"/>
+          <w:sz w:val="20"/>
+          <w:szCs w:val="20"/>
+          <w:lang w:val="ru-RU"/>
+        </w:rPr>
+        <w:t>))/\((C\/</w:t>
+      </w:r>
+      <w:proofErr w:type="gramStart"/>
+      <w:r>
+        <w:rPr>
+          <w:rFonts w:ascii="Times New Roman" w:eastAsia="Times New Roman" w:hAnsi="Times New Roman" w:cs="Times New Roman"/>
+          <w:sz w:val="20"/>
+          <w:szCs w:val="20"/>
+          <w:lang w:val="ru-RU"/>
+        </w:rPr>
+        <w:t>D)\</w:t>
+      </w:r>
+      <w:proofErr w:type="gramEnd"/>
+      <w:r>
+        <w:rPr>
+          <w:rFonts w:ascii="Times New Roman" w:eastAsia="Times New Roman" w:hAnsi="Times New Roman" w:cs="Times New Roman"/>
+          <w:sz w:val="20"/>
+          <w:szCs w:val="20"/>
+          <w:lang w:val="ru-RU"/>
+        </w:rPr>
+        <w:t>/</w:t>
+      </w:r>
+      <w:proofErr w:type="gramStart"/>
+      <w:r>
+        <w:rPr>
+          <w:rFonts w:ascii="Times New Roman" w:eastAsia="Times New Roman" w:hAnsi="Times New Roman" w:cs="Times New Roman"/>
+          <w:sz w:val="20"/>
+          <w:szCs w:val="20"/>
+          <w:lang w:val="ru-RU"/>
+        </w:rPr>
+        <w:t>(!E</w:t>
+      </w:r>
+      <w:proofErr w:type="gramEnd"/>
+      <w:r>
+        <w:rPr>
+          <w:rFonts w:ascii="Times New Roman" w:eastAsia="Times New Roman" w:hAnsi="Times New Roman" w:cs="Times New Roman"/>
+          <w:sz w:val="20"/>
+          <w:szCs w:val="20"/>
+          <w:lang w:val="ru-RU"/>
+        </w:rPr>
+        <w:t>)))</w:t>
+      </w:r>
+    </w:p>
+    <w:p>
+      <w:pPr>
+        <w:spacing w:before="240" w:after="240" w:line="0" w:lineRule="atLeast"/>
+        <w:rPr>
+          <w:rFonts w:ascii="Times New Roman" w:eastAsia="Times New Roman" w:hAnsi="Times New Roman" w:cs="Times New Roman"/>
+          <w:sz w:val="20"/>
+          <w:szCs w:val="20"/>
+          <w:lang w:val="ru-RU"/>
+        </w:rPr>
+      </w:pPr>
+      <w:r>
+        <w:rPr>
+          <w:rFonts w:ascii="Times New Roman" w:eastAsia="Times New Roman" w:hAnsi="Times New Roman" w:cs="Times New Roman"/>
+          <w:sz w:val="20"/>
+          <w:szCs w:val="20"/>
+          <w:lang w:val="ru-RU"/>
+        </w:rPr>
+        <w:t>Это КНФ? (1 - да, 0 - нет): 0</w:t>
+      </w:r>
+    </w:p>
+    <w:p>
+      <w:pPr>
+        <w:spacing w:before="240" w:after="240" w:line="0" w:lineRule="atLeast"/>
         <w:rPr>
           <w:rFonts w:ascii="Times New Roman" w:eastAsia="Times New Roman" w:hAnsi="Times New Roman" w:cs="Times New Roman"/>
           <w:sz w:val="20"/>
@@ -3435,42 +6857,246 @@
     </w:p>
     <w:p>
       <w:pPr>
-        <w:spacing w:line="20" w:lineRule="atLeast"/>
-        <w:rPr>
-          <w:rFonts w:ascii="Times New Roman" w:eastAsia="Times New Roman" w:hAnsi="Times New Roman" w:cs="Times New Roman"/>
-          <w:sz w:val="20"/>
-          <w:szCs w:val="20"/>
-          <w:lang w:val="ru-RU"/>
-        </w:rPr>
-      </w:pPr>
-    </w:p>
-    <w:p>
-      <w:pPr>
-        <w:spacing w:line="20" w:lineRule="atLeast"/>
-        <w:rPr>
-          <w:rFonts w:ascii="Times New Roman" w:eastAsia="Times New Roman" w:hAnsi="Times New Roman" w:cs="Times New Roman"/>
-          <w:sz w:val="20"/>
-          <w:szCs w:val="20"/>
-          <w:lang w:val="ru-RU"/>
-        </w:rPr>
-      </w:pPr>
-      <w:r>
-        <w:rPr>
-          <w:rFonts w:ascii="Times New Roman" w:eastAsia="Times New Roman" w:hAnsi="Times New Roman" w:cs="Times New Roman"/>
-          <w:sz w:val="20"/>
-          <w:szCs w:val="20"/>
-          <w:lang w:val="ru-RU"/>
-        </w:rPr>
-        <w:t>Формула #2: (</w:t>
-      </w:r>
-      <w:r>
-        <w:rPr>
-          <w:rFonts w:ascii="Times New Roman" w:eastAsia="Times New Roman" w:hAnsi="Times New Roman" w:cs="Times New Roman"/>
-          <w:sz w:val="20"/>
-          <w:szCs w:val="20"/>
-          <w:lang w:val="en-US"/>
-        </w:rPr>
-        <w:t>A</w:t>
+        <w:spacing w:before="240" w:after="240" w:line="0" w:lineRule="atLeast"/>
+        <w:rPr>
+          <w:rFonts w:ascii="Times New Roman" w:eastAsia="Times New Roman" w:hAnsi="Times New Roman" w:cs="Times New Roman"/>
+          <w:sz w:val="20"/>
+          <w:szCs w:val="20"/>
+          <w:lang w:val="ru-RU"/>
+        </w:rPr>
+      </w:pPr>
+    </w:p>
+    <w:p>
+      <w:pPr>
+        <w:spacing w:before="240" w:after="240" w:line="0" w:lineRule="atLeast"/>
+        <w:rPr>
+          <w:rFonts w:ascii="Times New Roman" w:eastAsia="Times New Roman" w:hAnsi="Times New Roman" w:cs="Times New Roman"/>
+          <w:sz w:val="20"/>
+          <w:szCs w:val="20"/>
+          <w:lang w:val="ru-RU"/>
+        </w:rPr>
+      </w:pPr>
+      <w:r>
+        <w:rPr>
+          <w:rFonts w:ascii="Times New Roman" w:eastAsia="Times New Roman" w:hAnsi="Times New Roman" w:cs="Times New Roman"/>
+          <w:sz w:val="20"/>
+          <w:szCs w:val="20"/>
+          <w:lang w:val="ru-RU"/>
+        </w:rPr>
+        <w:t>Формула #9: (/\(A\/B)</w:t>
+      </w:r>
+    </w:p>
+    <w:p>
+      <w:pPr>
+        <w:spacing w:before="240" w:after="240" w:line="0" w:lineRule="atLeast"/>
+        <w:rPr>
+          <w:rFonts w:ascii="Times New Roman" w:eastAsia="Times New Roman" w:hAnsi="Times New Roman" w:cs="Times New Roman"/>
+          <w:sz w:val="20"/>
+          <w:szCs w:val="20"/>
+          <w:lang w:val="ru-RU"/>
+        </w:rPr>
+      </w:pPr>
+      <w:r>
+        <w:rPr>
+          <w:rFonts w:ascii="Times New Roman" w:eastAsia="Times New Roman" w:hAnsi="Times New Roman" w:cs="Times New Roman"/>
+          <w:sz w:val="20"/>
+          <w:szCs w:val="20"/>
+          <w:lang w:val="ru-RU"/>
+        </w:rPr>
+        <w:t>Это КНФ? (1 - да, 0 - нет): 1</w:t>
+      </w:r>
+    </w:p>
+    <w:p>
+      <w:pPr>
+        <w:spacing w:before="240" w:after="240" w:line="0" w:lineRule="atLeast"/>
+        <w:rPr>
+          <w:rFonts w:ascii="Times New Roman" w:eastAsia="Times New Roman" w:hAnsi="Times New Roman" w:cs="Times New Roman"/>
+          <w:sz w:val="20"/>
+          <w:szCs w:val="20"/>
+          <w:lang w:val="ru-RU"/>
+        </w:rPr>
+      </w:pPr>
+      <w:r>
+        <w:rPr>
+          <w:rFonts w:ascii="Times New Roman" w:eastAsia="Times New Roman" w:hAnsi="Times New Roman" w:cs="Times New Roman"/>
+          <w:sz w:val="20"/>
+          <w:szCs w:val="20"/>
+          <w:lang w:val="ru-RU"/>
+        </w:rPr>
+        <w:t>Неправильно. Правильный ответ: не КНФ</w:t>
+      </w:r>
+    </w:p>
+    <w:p>
+      <w:pPr>
+        <w:spacing w:before="240" w:after="240" w:line="0" w:lineRule="atLeast"/>
+        <w:rPr>
+          <w:rFonts w:ascii="Times New Roman" w:eastAsia="Times New Roman" w:hAnsi="Times New Roman" w:cs="Times New Roman"/>
+          <w:sz w:val="20"/>
+          <w:szCs w:val="20"/>
+          <w:lang w:val="ru-RU"/>
+        </w:rPr>
+      </w:pPr>
+    </w:p>
+    <w:p>
+      <w:pPr>
+        <w:spacing w:before="240" w:after="240" w:line="0" w:lineRule="atLeast"/>
+        <w:rPr>
+          <w:rFonts w:ascii="Times New Roman" w:eastAsia="Times New Roman" w:hAnsi="Times New Roman" w:cs="Times New Roman"/>
+          <w:sz w:val="20"/>
+          <w:szCs w:val="20"/>
+          <w:lang w:val="ru-RU"/>
+        </w:rPr>
+      </w:pPr>
+      <w:r>
+        <w:rPr>
+          <w:rFonts w:ascii="Times New Roman" w:eastAsia="Times New Roman" w:hAnsi="Times New Roman" w:cs="Times New Roman"/>
+          <w:sz w:val="20"/>
+          <w:szCs w:val="20"/>
+          <w:lang w:val="ru-RU"/>
+        </w:rPr>
+        <w:t>Формула #10: ((A\/B)/\</w:t>
+      </w:r>
+    </w:p>
+    <w:p>
+      <w:pPr>
+        <w:spacing w:before="240" w:after="240" w:line="0" w:lineRule="atLeast"/>
+        <w:rPr>
+          <w:rFonts w:ascii="Times New Roman" w:eastAsia="Times New Roman" w:hAnsi="Times New Roman" w:cs="Times New Roman"/>
+          <w:sz w:val="20"/>
+          <w:szCs w:val="20"/>
+          <w:lang w:val="ru-RU"/>
+        </w:rPr>
+      </w:pPr>
+      <w:r>
+        <w:rPr>
+          <w:rFonts w:ascii="Times New Roman" w:eastAsia="Times New Roman" w:hAnsi="Times New Roman" w:cs="Times New Roman"/>
+          <w:sz w:val="20"/>
+          <w:szCs w:val="20"/>
+          <w:lang w:val="ru-RU"/>
+        </w:rPr>
+        <w:t>Это КНФ? (1 - да, 0 - нет): 0</w:t>
+      </w:r>
+    </w:p>
+    <w:p>
+      <w:pPr>
+        <w:spacing w:before="240" w:after="240" w:line="0" w:lineRule="atLeast"/>
+        <w:rPr>
+          <w:rFonts w:ascii="Times New Roman" w:eastAsia="Times New Roman" w:hAnsi="Times New Roman" w:cs="Times New Roman"/>
+          <w:sz w:val="20"/>
+          <w:szCs w:val="20"/>
+          <w:lang w:val="ru-RU"/>
+        </w:rPr>
+      </w:pPr>
+      <w:r>
+        <w:rPr>
+          <w:rFonts w:ascii="Times New Roman" w:eastAsia="Times New Roman" w:hAnsi="Times New Roman" w:cs="Times New Roman"/>
+          <w:sz w:val="20"/>
+          <w:szCs w:val="20"/>
+          <w:lang w:val="ru-RU"/>
+        </w:rPr>
+        <w:t>Правильно!</w:t>
+      </w:r>
+    </w:p>
+    <w:p>
+      <w:pPr>
+        <w:spacing w:before="240" w:after="240" w:line="0" w:lineRule="atLeast"/>
+        <w:rPr>
+          <w:rFonts w:ascii="Times New Roman" w:eastAsia="Times New Roman" w:hAnsi="Times New Roman" w:cs="Times New Roman"/>
+          <w:sz w:val="20"/>
+          <w:szCs w:val="20"/>
+          <w:lang w:val="ru-RU"/>
+        </w:rPr>
+      </w:pPr>
+    </w:p>
+    <w:p>
+      <w:pPr>
+        <w:spacing w:before="240" w:after="240" w:line="0" w:lineRule="atLeast"/>
+        <w:rPr>
+          <w:rFonts w:ascii="Times New Roman" w:eastAsia="Times New Roman" w:hAnsi="Times New Roman" w:cs="Times New Roman"/>
+          <w:sz w:val="20"/>
+          <w:szCs w:val="20"/>
+          <w:lang w:val="ru-RU"/>
+        </w:rPr>
+      </w:pPr>
+      <w:r>
+        <w:rPr>
+          <w:rFonts w:ascii="Times New Roman" w:eastAsia="Times New Roman" w:hAnsi="Times New Roman" w:cs="Times New Roman"/>
+          <w:sz w:val="20"/>
+          <w:szCs w:val="20"/>
+          <w:lang w:val="ru-RU"/>
+        </w:rPr>
+        <w:t>Формула #11: (A\/1)</w:t>
+      </w:r>
+    </w:p>
+    <w:p>
+      <w:pPr>
+        <w:spacing w:before="240" w:after="240" w:line="0" w:lineRule="atLeast"/>
+        <w:rPr>
+          <w:rFonts w:ascii="Times New Roman" w:eastAsia="Times New Roman" w:hAnsi="Times New Roman" w:cs="Times New Roman"/>
+          <w:sz w:val="20"/>
+          <w:szCs w:val="20"/>
+          <w:lang w:val="ru-RU"/>
+        </w:rPr>
+      </w:pPr>
+      <w:r>
+        <w:rPr>
+          <w:rFonts w:ascii="Times New Roman" w:eastAsia="Times New Roman" w:hAnsi="Times New Roman" w:cs="Times New Roman"/>
+          <w:sz w:val="20"/>
+          <w:szCs w:val="20"/>
+          <w:lang w:val="ru-RU"/>
+        </w:rPr>
+        <w:t>Это КНФ? (1 - да, 0 - нет): 1</w:t>
+      </w:r>
+    </w:p>
+    <w:p>
+      <w:pPr>
+        <w:spacing w:before="240" w:after="240" w:line="0" w:lineRule="atLeast"/>
+        <w:rPr>
+          <w:rFonts w:ascii="Times New Roman" w:eastAsia="Times New Roman" w:hAnsi="Times New Roman" w:cs="Times New Roman"/>
+          <w:sz w:val="20"/>
+          <w:szCs w:val="20"/>
+          <w:lang w:val="ru-RU"/>
+        </w:rPr>
+      </w:pPr>
+      <w:r>
+        <w:rPr>
+          <w:rFonts w:ascii="Times New Roman" w:eastAsia="Times New Roman" w:hAnsi="Times New Roman" w:cs="Times New Roman"/>
+          <w:sz w:val="20"/>
+          <w:szCs w:val="20"/>
+          <w:lang w:val="ru-RU"/>
+        </w:rPr>
+        <w:t>Неправильно. Правильный ответ: не КНФ</w:t>
+      </w:r>
+    </w:p>
+    <w:p>
+      <w:pPr>
+        <w:spacing w:before="240" w:after="240" w:line="0" w:lineRule="atLeast"/>
+        <w:rPr>
+          <w:rFonts w:ascii="Times New Roman" w:eastAsia="Times New Roman" w:hAnsi="Times New Roman" w:cs="Times New Roman"/>
+          <w:sz w:val="20"/>
+          <w:szCs w:val="20"/>
+          <w:lang w:val="ru-RU"/>
+        </w:rPr>
+      </w:pPr>
+    </w:p>
+    <w:p>
+      <w:pPr>
+        <w:spacing w:before="240" w:after="240" w:line="0" w:lineRule="atLeast"/>
+        <w:rPr>
+          <w:rFonts w:ascii="Times New Roman" w:eastAsia="Times New Roman" w:hAnsi="Times New Roman" w:cs="Times New Roman"/>
+          <w:sz w:val="20"/>
+          <w:szCs w:val="20"/>
+          <w:lang w:val="ru-RU"/>
+        </w:rPr>
+      </w:pPr>
+      <w:r>
+        <w:rPr>
+          <w:rFonts w:ascii="Times New Roman" w:eastAsia="Times New Roman" w:hAnsi="Times New Roman" w:cs="Times New Roman"/>
+          <w:sz w:val="20"/>
+          <w:szCs w:val="20"/>
+          <w:lang w:val="ru-RU"/>
+        </w:rPr>
+        <w:t>Формула #12: ((A\</w:t>
       </w:r>
       <w:proofErr w:type="gramStart"/>
       <w:r>
@@ -3480,16 +7106,7 @@
           <w:szCs w:val="20"/>
           <w:lang w:val="ru-RU"/>
         </w:rPr>
-        <w:t>|!</w:t>
-      </w:r>
-      <w:r>
-        <w:rPr>
-          <w:rFonts w:ascii="Times New Roman" w:eastAsia="Times New Roman" w:hAnsi="Times New Roman" w:cs="Times New Roman"/>
-          <w:sz w:val="20"/>
-          <w:szCs w:val="20"/>
-          <w:lang w:val="en-US"/>
-        </w:rPr>
-        <w:t>B</w:t>
+        <w:t>/!b</w:t>
       </w:r>
       <w:proofErr w:type="gramEnd"/>
       <w:r>
@@ -3499,34 +7116,7 @@
           <w:szCs w:val="20"/>
           <w:lang w:val="ru-RU"/>
         </w:rPr>
-        <w:t>)&amp;(</w:t>
-      </w:r>
-      <w:r>
-        <w:rPr>
-          <w:rFonts w:ascii="Times New Roman" w:eastAsia="Times New Roman" w:hAnsi="Times New Roman" w:cs="Times New Roman"/>
-          <w:sz w:val="20"/>
-          <w:szCs w:val="20"/>
-          <w:lang w:val="en-US"/>
-        </w:rPr>
-        <w:t>C</w:t>
-      </w:r>
-      <w:r>
-        <w:rPr>
-          <w:rFonts w:ascii="Times New Roman" w:eastAsia="Times New Roman" w:hAnsi="Times New Roman" w:cs="Times New Roman"/>
-          <w:sz w:val="20"/>
-          <w:szCs w:val="20"/>
-          <w:lang w:val="ru-RU"/>
-        </w:rPr>
-        <w:t>|</w:t>
-      </w:r>
-      <w:r>
-        <w:rPr>
-          <w:rFonts w:ascii="Times New Roman" w:eastAsia="Times New Roman" w:hAnsi="Times New Roman" w:cs="Times New Roman"/>
-          <w:sz w:val="20"/>
-          <w:szCs w:val="20"/>
-          <w:lang w:val="en-US"/>
-        </w:rPr>
-        <w:t>D</w:t>
+        <w:t>)/\(B\</w:t>
       </w:r>
       <w:proofErr w:type="gramStart"/>
       <w:r>
@@ -3536,16 +7126,7 @@
           <w:szCs w:val="20"/>
           <w:lang w:val="ru-RU"/>
         </w:rPr>
-        <w:t>|!</w:t>
-      </w:r>
-      <w:r>
-        <w:rPr>
-          <w:rFonts w:ascii="Times New Roman" w:eastAsia="Times New Roman" w:hAnsi="Times New Roman" w:cs="Times New Roman"/>
-          <w:sz w:val="20"/>
-          <w:szCs w:val="20"/>
-          <w:lang w:val="en-US"/>
-        </w:rPr>
-        <w:t>E</w:t>
+        <w:t>/!a</w:t>
       </w:r>
       <w:proofErr w:type="gramEnd"/>
       <w:r>
@@ -3555,16 +7136,87 @@
           <w:szCs w:val="20"/>
           <w:lang w:val="ru-RU"/>
         </w:rPr>
-        <w:t>)&amp;(</w:t>
-      </w:r>
-      <w:r>
-        <w:rPr>
-          <w:rFonts w:ascii="Times New Roman" w:eastAsia="Times New Roman" w:hAnsi="Times New Roman" w:cs="Times New Roman"/>
-          <w:sz w:val="20"/>
-          <w:szCs w:val="20"/>
-          <w:lang w:val="en-US"/>
-        </w:rPr>
-        <w:t>V</w:t>
+        <w:t>)</w:t>
+      </w:r>
+    </w:p>
+    <w:p>
+      <w:pPr>
+        <w:spacing w:before="240" w:after="240" w:line="0" w:lineRule="atLeast"/>
+        <w:rPr>
+          <w:rFonts w:ascii="Times New Roman" w:eastAsia="Times New Roman" w:hAnsi="Times New Roman" w:cs="Times New Roman"/>
+          <w:sz w:val="20"/>
+          <w:szCs w:val="20"/>
+          <w:lang w:val="ru-RU"/>
+        </w:rPr>
+      </w:pPr>
+      <w:r>
+        <w:rPr>
+          <w:rFonts w:ascii="Times New Roman" w:eastAsia="Times New Roman" w:hAnsi="Times New Roman" w:cs="Times New Roman"/>
+          <w:sz w:val="20"/>
+          <w:szCs w:val="20"/>
+          <w:lang w:val="ru-RU"/>
+        </w:rPr>
+        <w:t>Это КНФ? (1 - да, 0 - нет): 0</w:t>
+      </w:r>
+    </w:p>
+    <w:p>
+      <w:pPr>
+        <w:spacing w:before="240" w:after="240" w:line="0" w:lineRule="atLeast"/>
+        <w:rPr>
+          <w:rFonts w:ascii="Times New Roman" w:eastAsia="Times New Roman" w:hAnsi="Times New Roman" w:cs="Times New Roman"/>
+          <w:sz w:val="20"/>
+          <w:szCs w:val="20"/>
+          <w:lang w:val="ru-RU"/>
+        </w:rPr>
+      </w:pPr>
+      <w:r>
+        <w:rPr>
+          <w:rFonts w:ascii="Times New Roman" w:eastAsia="Times New Roman" w:hAnsi="Times New Roman" w:cs="Times New Roman"/>
+          <w:sz w:val="20"/>
+          <w:szCs w:val="20"/>
+          <w:lang w:val="ru-RU"/>
+        </w:rPr>
+        <w:t>Правильно!</w:t>
+      </w:r>
+    </w:p>
+    <w:p>
+      <w:pPr>
+        <w:spacing w:before="240" w:after="240" w:line="0" w:lineRule="atLeast"/>
+        <w:rPr>
+          <w:rFonts w:ascii="Times New Roman" w:eastAsia="Times New Roman" w:hAnsi="Times New Roman" w:cs="Times New Roman"/>
+          <w:sz w:val="20"/>
+          <w:szCs w:val="20"/>
+          <w:lang w:val="ru-RU"/>
+        </w:rPr>
+      </w:pPr>
+    </w:p>
+    <w:p>
+      <w:pPr>
+        <w:spacing w:before="240" w:after="240" w:line="0" w:lineRule="atLeast"/>
+        <w:rPr>
+          <w:rFonts w:ascii="Times New Roman" w:eastAsia="Times New Roman" w:hAnsi="Times New Roman" w:cs="Times New Roman"/>
+          <w:sz w:val="20"/>
+          <w:szCs w:val="20"/>
+          <w:lang w:val="en-US"/>
+        </w:rPr>
+      </w:pPr>
+      <w:r>
+        <w:rPr>
+          <w:rFonts w:ascii="Times New Roman" w:eastAsia="Times New Roman" w:hAnsi="Times New Roman" w:cs="Times New Roman"/>
+          <w:sz w:val="20"/>
+          <w:szCs w:val="20"/>
+          <w:lang w:val="ru-RU"/>
+        </w:rPr>
+        <w:t>Формула</w:t>
+      </w:r>
+      <w:r>
+        <w:rPr>
+          <w:rFonts w:ascii="Times New Roman" w:eastAsia="Times New Roman" w:hAnsi="Times New Roman" w:cs="Times New Roman"/>
+          <w:sz w:val="20"/>
+          <w:szCs w:val="20"/>
+          <w:lang w:val="en-US"/>
+        </w:rPr>
+        <w:t xml:space="preserve"> #13: (((A\/</w:t>
       </w:r>
       <w:proofErr w:type="gramStart"/>
       <w:r>
@@ -3572,18 +7224,9 @@
           <w:rFonts w:ascii="Times New Roman" w:eastAsia="Times New Roman" w:hAnsi="Times New Roman" w:cs="Times New Roman"/>
           <w:sz w:val="20"/>
           <w:szCs w:val="20"/>
-          <w:lang w:val="ru-RU"/>
-        </w:rPr>
-        <w:t>|!</w:t>
-      </w:r>
-      <w:r>
-        <w:rPr>
-          <w:rFonts w:ascii="Times New Roman" w:eastAsia="Times New Roman" w:hAnsi="Times New Roman" w:cs="Times New Roman"/>
-          <w:sz w:val="20"/>
-          <w:szCs w:val="20"/>
-          <w:lang w:val="en-US"/>
-        </w:rPr>
-        <w:t>Z</w:t>
+          <w:lang w:val="en-US"/>
+        </w:rPr>
+        <w:t>(!B</w:t>
       </w:r>
       <w:proofErr w:type="gramEnd"/>
       <w:r>
@@ -3591,36 +7234,9 @@
           <w:rFonts w:ascii="Times New Roman" w:eastAsia="Times New Roman" w:hAnsi="Times New Roman" w:cs="Times New Roman"/>
           <w:sz w:val="20"/>
           <w:szCs w:val="20"/>
-          <w:lang w:val="ru-RU"/>
-        </w:rPr>
-        <w:t>)&amp;&amp;(</w:t>
-      </w:r>
-      <w:r>
-        <w:rPr>
-          <w:rFonts w:ascii="Times New Roman" w:eastAsia="Times New Roman" w:hAnsi="Times New Roman" w:cs="Times New Roman"/>
-          <w:sz w:val="20"/>
-          <w:szCs w:val="20"/>
-          <w:lang w:val="en-US"/>
-        </w:rPr>
-        <w:t>A</w:t>
-      </w:r>
-      <w:r>
-        <w:rPr>
-          <w:rFonts w:ascii="Times New Roman" w:eastAsia="Times New Roman" w:hAnsi="Times New Roman" w:cs="Times New Roman"/>
-          <w:sz w:val="20"/>
-          <w:szCs w:val="20"/>
-          <w:lang w:val="ru-RU"/>
-        </w:rPr>
-        <w:t>|</w:t>
-      </w:r>
-      <w:r>
-        <w:rPr>
-          <w:rFonts w:ascii="Times New Roman" w:eastAsia="Times New Roman" w:hAnsi="Times New Roman" w:cs="Times New Roman"/>
-          <w:sz w:val="20"/>
-          <w:szCs w:val="20"/>
-          <w:lang w:val="en-US"/>
-        </w:rPr>
-        <w:t>S</w:t>
+          <w:lang w:val="en-US"/>
+        </w:rPr>
+        <w:t>))/\(C\/</w:t>
       </w:r>
       <w:proofErr w:type="gramStart"/>
       <w:r>
@@ -3628,18 +7244,9 @@
           <w:rFonts w:ascii="Times New Roman" w:eastAsia="Times New Roman" w:hAnsi="Times New Roman" w:cs="Times New Roman"/>
           <w:sz w:val="20"/>
           <w:szCs w:val="20"/>
-          <w:lang w:val="ru-RU"/>
-        </w:rPr>
-        <w:t>|!</w:t>
-      </w:r>
-      <w:r>
-        <w:rPr>
-          <w:rFonts w:ascii="Times New Roman" w:eastAsia="Times New Roman" w:hAnsi="Times New Roman" w:cs="Times New Roman"/>
-          <w:sz w:val="20"/>
-          <w:szCs w:val="20"/>
-          <w:lang w:val="en-US"/>
-        </w:rPr>
-        <w:t>V</w:t>
+          <w:lang w:val="en-US"/>
+        </w:rPr>
+        <w:t>(!B</w:t>
       </w:r>
       <w:proofErr w:type="gramEnd"/>
       <w:r>
@@ -3647,14 +7254,34 @@
           <w:rFonts w:ascii="Times New Roman" w:eastAsia="Times New Roman" w:hAnsi="Times New Roman" w:cs="Times New Roman"/>
           <w:sz w:val="20"/>
           <w:szCs w:val="20"/>
-          <w:lang w:val="ru-RU"/>
-        </w:rPr>
-        <w:t>)</w:t>
-      </w:r>
-    </w:p>
-    <w:p>
-      <w:pPr>
-        <w:spacing w:line="20" w:lineRule="atLeast"/>
+          <w:lang w:val="en-US"/>
+        </w:rPr>
+        <w:t>)))/\(</w:t>
+      </w:r>
+      <w:proofErr w:type="gramStart"/>
+      <w:r>
+        <w:rPr>
+          <w:rFonts w:ascii="Times New Roman" w:eastAsia="Times New Roman" w:hAnsi="Times New Roman" w:cs="Times New Roman"/>
+          <w:sz w:val="20"/>
+          <w:szCs w:val="20"/>
+          <w:lang w:val="en-US"/>
+        </w:rPr>
+        <w:t>(!A</w:t>
+      </w:r>
+      <w:proofErr w:type="gramEnd"/>
+      <w:r>
+        <w:rPr>
+          <w:rFonts w:ascii="Times New Roman" w:eastAsia="Times New Roman" w:hAnsi="Times New Roman" w:cs="Times New Roman"/>
+          <w:sz w:val="20"/>
+          <w:szCs w:val="20"/>
+          <w:lang w:val="en-US"/>
+        </w:rPr>
+        <w:t>)\/C))</w:t>
+      </w:r>
+    </w:p>
+    <w:p>
+      <w:pPr>
+        <w:spacing w:before="240" w:after="240" w:line="0" w:lineRule="atLeast"/>
         <w:rPr>
           <w:rFonts w:ascii="Times New Roman" w:eastAsia="Times New Roman" w:hAnsi="Times New Roman" w:cs="Times New Roman"/>
           <w:sz w:val="20"/>
@@ -3674,7 +7301,249 @@
     </w:p>
     <w:p>
       <w:pPr>
-        <w:spacing w:line="20" w:lineRule="atLeast"/>
+        <w:spacing w:before="240" w:after="240" w:line="0" w:lineRule="atLeast"/>
+        <w:rPr>
+          <w:rFonts w:ascii="Times New Roman" w:eastAsia="Times New Roman" w:hAnsi="Times New Roman" w:cs="Times New Roman"/>
+          <w:sz w:val="20"/>
+          <w:szCs w:val="20"/>
+          <w:lang w:val="ru-RU"/>
+        </w:rPr>
+      </w:pPr>
+      <w:r>
+        <w:rPr>
+          <w:rFonts w:ascii="Times New Roman" w:eastAsia="Times New Roman" w:hAnsi="Times New Roman" w:cs="Times New Roman"/>
+          <w:sz w:val="20"/>
+          <w:szCs w:val="20"/>
+          <w:lang w:val="ru-RU"/>
+        </w:rPr>
+        <w:t>Правильно!</w:t>
+      </w:r>
+    </w:p>
+    <w:p>
+      <w:pPr>
+        <w:spacing w:before="240" w:after="240" w:line="0" w:lineRule="atLeast"/>
+        <w:rPr>
+          <w:rFonts w:ascii="Times New Roman" w:eastAsia="Times New Roman" w:hAnsi="Times New Roman" w:cs="Times New Roman"/>
+          <w:sz w:val="20"/>
+          <w:szCs w:val="20"/>
+          <w:lang w:val="ru-RU"/>
+        </w:rPr>
+      </w:pPr>
+    </w:p>
+    <w:p>
+      <w:pPr>
+        <w:spacing w:before="240" w:after="240" w:line="0" w:lineRule="atLeast"/>
+        <w:rPr>
+          <w:rFonts w:ascii="Times New Roman" w:eastAsia="Times New Roman" w:hAnsi="Times New Roman" w:cs="Times New Roman"/>
+          <w:sz w:val="20"/>
+          <w:szCs w:val="20"/>
+          <w:lang w:val="ru-RU"/>
+        </w:rPr>
+      </w:pPr>
+      <w:r>
+        <w:rPr>
+          <w:rFonts w:ascii="Times New Roman" w:eastAsia="Times New Roman" w:hAnsi="Times New Roman" w:cs="Times New Roman"/>
+          <w:sz w:val="20"/>
+          <w:szCs w:val="20"/>
+          <w:lang w:val="ru-RU"/>
+        </w:rPr>
+        <w:t>Формула #14: (((X\/</w:t>
+      </w:r>
+      <w:proofErr w:type="gramStart"/>
+      <w:r>
+        <w:rPr>
+          <w:rFonts w:ascii="Times New Roman" w:eastAsia="Times New Roman" w:hAnsi="Times New Roman" w:cs="Times New Roman"/>
+          <w:sz w:val="20"/>
+          <w:szCs w:val="20"/>
+          <w:lang w:val="ru-RU"/>
+        </w:rPr>
+        <w:t>Y)\</w:t>
+      </w:r>
+      <w:proofErr w:type="gramEnd"/>
+      <w:r>
+        <w:rPr>
+          <w:rFonts w:ascii="Times New Roman" w:eastAsia="Times New Roman" w:hAnsi="Times New Roman" w:cs="Times New Roman"/>
+          <w:sz w:val="20"/>
+          <w:szCs w:val="20"/>
+          <w:lang w:val="ru-RU"/>
+        </w:rPr>
+        <w:t>/Z)/\((</w:t>
+      </w:r>
+      <w:proofErr w:type="gramStart"/>
+      <w:r>
+        <w:rPr>
+          <w:rFonts w:ascii="Times New Roman" w:eastAsia="Times New Roman" w:hAnsi="Times New Roman" w:cs="Times New Roman"/>
+          <w:sz w:val="20"/>
+          <w:szCs w:val="20"/>
+          <w:lang w:val="ru-RU"/>
+        </w:rPr>
+        <w:t>(!X</w:t>
+      </w:r>
+      <w:proofErr w:type="gramEnd"/>
+      <w:r>
+        <w:rPr>
+          <w:rFonts w:ascii="Times New Roman" w:eastAsia="Times New Roman" w:hAnsi="Times New Roman" w:cs="Times New Roman"/>
+          <w:sz w:val="20"/>
+          <w:szCs w:val="20"/>
+          <w:lang w:val="ru-RU"/>
+        </w:rPr>
+        <w:t>)\/</w:t>
+      </w:r>
+      <w:proofErr w:type="gramStart"/>
+      <w:r>
+        <w:rPr>
+          <w:rFonts w:ascii="Times New Roman" w:eastAsia="Times New Roman" w:hAnsi="Times New Roman" w:cs="Times New Roman"/>
+          <w:sz w:val="20"/>
+          <w:szCs w:val="20"/>
+          <w:lang w:val="ru-RU"/>
+        </w:rPr>
+        <w:t>(!Y))\</w:t>
+      </w:r>
+      <w:proofErr w:type="gramEnd"/>
+      <w:r>
+        <w:rPr>
+          <w:rFonts w:ascii="Times New Roman" w:eastAsia="Times New Roman" w:hAnsi="Times New Roman" w:cs="Times New Roman"/>
+          <w:sz w:val="20"/>
+          <w:szCs w:val="20"/>
+          <w:lang w:val="ru-RU"/>
+        </w:rPr>
+        <w:t>/</w:t>
+      </w:r>
+      <w:proofErr w:type="gramStart"/>
+      <w:r>
+        <w:rPr>
+          <w:rFonts w:ascii="Times New Roman" w:eastAsia="Times New Roman" w:hAnsi="Times New Roman" w:cs="Times New Roman"/>
+          <w:sz w:val="20"/>
+          <w:szCs w:val="20"/>
+          <w:lang w:val="ru-RU"/>
+        </w:rPr>
+        <w:t>(!Z</w:t>
+      </w:r>
+      <w:proofErr w:type="gramEnd"/>
+      <w:r>
+        <w:rPr>
+          <w:rFonts w:ascii="Times New Roman" w:eastAsia="Times New Roman" w:hAnsi="Times New Roman" w:cs="Times New Roman"/>
+          <w:sz w:val="20"/>
+          <w:szCs w:val="20"/>
+          <w:lang w:val="ru-RU"/>
+        </w:rPr>
+        <w:t>)))</w:t>
+      </w:r>
+    </w:p>
+    <w:p>
+      <w:pPr>
+        <w:spacing w:before="240" w:after="240" w:line="0" w:lineRule="atLeast"/>
+        <w:rPr>
+          <w:rFonts w:ascii="Times New Roman" w:eastAsia="Times New Roman" w:hAnsi="Times New Roman" w:cs="Times New Roman"/>
+          <w:sz w:val="20"/>
+          <w:szCs w:val="20"/>
+          <w:lang w:val="ru-RU"/>
+        </w:rPr>
+      </w:pPr>
+      <w:r>
+        <w:rPr>
+          <w:rFonts w:ascii="Times New Roman" w:eastAsia="Times New Roman" w:hAnsi="Times New Roman" w:cs="Times New Roman"/>
+          <w:sz w:val="20"/>
+          <w:szCs w:val="20"/>
+          <w:lang w:val="ru-RU"/>
+        </w:rPr>
+        <w:t>Это КНФ? (1 - да, 0 - нет): 0</w:t>
+      </w:r>
+    </w:p>
+    <w:p>
+      <w:pPr>
+        <w:spacing w:before="240" w:after="240" w:line="0" w:lineRule="atLeast"/>
+        <w:rPr>
+          <w:rFonts w:ascii="Times New Roman" w:eastAsia="Times New Roman" w:hAnsi="Times New Roman" w:cs="Times New Roman"/>
+          <w:sz w:val="20"/>
+          <w:szCs w:val="20"/>
+          <w:lang w:val="ru-RU"/>
+        </w:rPr>
+      </w:pPr>
+      <w:r>
+        <w:rPr>
+          <w:rFonts w:ascii="Times New Roman" w:eastAsia="Times New Roman" w:hAnsi="Times New Roman" w:cs="Times New Roman"/>
+          <w:sz w:val="20"/>
+          <w:szCs w:val="20"/>
+          <w:lang w:val="ru-RU"/>
+        </w:rPr>
+        <w:t>Неправильно. Правильный ответ: КНФ</w:t>
+      </w:r>
+    </w:p>
+    <w:p>
+      <w:pPr>
+        <w:spacing w:before="240" w:after="240" w:line="0" w:lineRule="atLeast"/>
+        <w:rPr>
+          <w:rFonts w:ascii="Times New Roman" w:eastAsia="Times New Roman" w:hAnsi="Times New Roman" w:cs="Times New Roman"/>
+          <w:sz w:val="20"/>
+          <w:szCs w:val="20"/>
+          <w:lang w:val="ru-RU"/>
+        </w:rPr>
+      </w:pPr>
+    </w:p>
+    <w:p>
+      <w:pPr>
+        <w:spacing w:before="240" w:after="240" w:line="0" w:lineRule="atLeast"/>
+        <w:rPr>
+          <w:rFonts w:ascii="Times New Roman" w:eastAsia="Times New Roman" w:hAnsi="Times New Roman" w:cs="Times New Roman"/>
+          <w:sz w:val="20"/>
+          <w:szCs w:val="20"/>
+          <w:lang w:val="ru-RU"/>
+        </w:rPr>
+      </w:pPr>
+      <w:r>
+        <w:rPr>
+          <w:rFonts w:ascii="Times New Roman" w:eastAsia="Times New Roman" w:hAnsi="Times New Roman" w:cs="Times New Roman"/>
+          <w:sz w:val="20"/>
+          <w:szCs w:val="20"/>
+          <w:lang w:val="ru-RU"/>
+        </w:rPr>
+        <w:t>Формула #15: (A\/</w:t>
+      </w:r>
+      <w:proofErr w:type="gramStart"/>
+      <w:r>
+        <w:rPr>
+          <w:rFonts w:ascii="Times New Roman" w:eastAsia="Times New Roman" w:hAnsi="Times New Roman" w:cs="Times New Roman"/>
+          <w:sz w:val="20"/>
+          <w:szCs w:val="20"/>
+          <w:lang w:val="ru-RU"/>
+        </w:rPr>
+        <w:t>(!A</w:t>
+      </w:r>
+      <w:proofErr w:type="gramEnd"/>
+      <w:r>
+        <w:rPr>
+          <w:rFonts w:ascii="Times New Roman" w:eastAsia="Times New Roman" w:hAnsi="Times New Roman" w:cs="Times New Roman"/>
+          <w:sz w:val="20"/>
+          <w:szCs w:val="20"/>
+          <w:lang w:val="ru-RU"/>
+        </w:rPr>
+        <w:t>))</w:t>
+      </w:r>
+    </w:p>
+    <w:p>
+      <w:pPr>
+        <w:spacing w:before="240" w:after="240" w:line="0" w:lineRule="atLeast"/>
+        <w:rPr>
+          <w:rFonts w:ascii="Times New Roman" w:eastAsia="Times New Roman" w:hAnsi="Times New Roman" w:cs="Times New Roman"/>
+          <w:sz w:val="20"/>
+          <w:szCs w:val="20"/>
+          <w:lang w:val="ru-RU"/>
+        </w:rPr>
+      </w:pPr>
+      <w:r>
+        <w:rPr>
+          <w:rFonts w:ascii="Times New Roman" w:eastAsia="Times New Roman" w:hAnsi="Times New Roman" w:cs="Times New Roman"/>
+          <w:sz w:val="20"/>
+          <w:szCs w:val="20"/>
+          <w:lang w:val="ru-RU"/>
+        </w:rPr>
+        <w:t>Это КНФ? (1 - да, 0 - нет): 1</w:t>
+      </w:r>
+    </w:p>
+    <w:p>
+      <w:pPr>
+        <w:spacing w:before="240" w:after="240" w:line="0" w:lineRule="atLeast"/>
         <w:rPr>
           <w:rFonts w:ascii="Times New Roman" w:eastAsia="Times New Roman" w:hAnsi="Times New Roman" w:cs="Times New Roman"/>
           <w:sz w:val="20"/>
@@ -3694,174 +7563,38 @@
     </w:p>
     <w:p>
       <w:pPr>
-        <w:spacing w:line="20" w:lineRule="atLeast"/>
-        <w:rPr>
-          <w:rFonts w:ascii="Times New Roman" w:eastAsia="Times New Roman" w:hAnsi="Times New Roman" w:cs="Times New Roman"/>
-          <w:sz w:val="20"/>
-          <w:szCs w:val="20"/>
-          <w:lang w:val="ru-RU"/>
-        </w:rPr>
-      </w:pPr>
-    </w:p>
-    <w:p>
-      <w:pPr>
-        <w:spacing w:line="20" w:lineRule="atLeast"/>
-        <w:rPr>
-          <w:rFonts w:ascii="Times New Roman" w:eastAsia="Times New Roman" w:hAnsi="Times New Roman" w:cs="Times New Roman"/>
-          <w:sz w:val="20"/>
-          <w:szCs w:val="20"/>
-          <w:lang w:val="ru-RU"/>
-        </w:rPr>
-      </w:pPr>
-      <w:r>
-        <w:rPr>
-          <w:rFonts w:ascii="Times New Roman" w:eastAsia="Times New Roman" w:hAnsi="Times New Roman" w:cs="Times New Roman"/>
-          <w:sz w:val="20"/>
-          <w:szCs w:val="20"/>
-          <w:lang w:val="ru-RU"/>
-        </w:rPr>
-        <w:t>Формула #3: (</w:t>
-      </w:r>
-      <w:r>
-        <w:rPr>
-          <w:rFonts w:ascii="Times New Roman" w:eastAsia="Times New Roman" w:hAnsi="Times New Roman" w:cs="Times New Roman"/>
-          <w:sz w:val="20"/>
-          <w:szCs w:val="20"/>
-          <w:lang w:val="en-US"/>
-        </w:rPr>
-        <w:t>Z</w:t>
-      </w:r>
-      <w:proofErr w:type="gramStart"/>
-      <w:r>
-        <w:rPr>
-          <w:rFonts w:ascii="Times New Roman" w:eastAsia="Times New Roman" w:hAnsi="Times New Roman" w:cs="Times New Roman"/>
-          <w:sz w:val="20"/>
-          <w:szCs w:val="20"/>
-          <w:lang w:val="ru-RU"/>
-        </w:rPr>
-        <w:t>|!</w:t>
-      </w:r>
-      <w:r>
-        <w:rPr>
-          <w:rFonts w:ascii="Times New Roman" w:eastAsia="Times New Roman" w:hAnsi="Times New Roman" w:cs="Times New Roman"/>
-          <w:sz w:val="20"/>
-          <w:szCs w:val="20"/>
-          <w:lang w:val="en-US"/>
-        </w:rPr>
-        <w:t>Z</w:t>
-      </w:r>
-      <w:proofErr w:type="gramEnd"/>
-      <w:r>
-        <w:rPr>
-          <w:rFonts w:ascii="Times New Roman" w:eastAsia="Times New Roman" w:hAnsi="Times New Roman" w:cs="Times New Roman"/>
-          <w:sz w:val="20"/>
-          <w:szCs w:val="20"/>
-          <w:lang w:val="ru-RU"/>
-        </w:rPr>
-        <w:t>)</w:t>
-      </w:r>
-    </w:p>
-    <w:p>
-      <w:pPr>
-        <w:spacing w:line="20" w:lineRule="atLeast"/>
-        <w:rPr>
-          <w:rFonts w:ascii="Times New Roman" w:eastAsia="Times New Roman" w:hAnsi="Times New Roman" w:cs="Times New Roman"/>
-          <w:sz w:val="20"/>
-          <w:szCs w:val="20"/>
-          <w:lang w:val="ru-RU"/>
-        </w:rPr>
-      </w:pPr>
-      <w:r>
-        <w:rPr>
-          <w:rFonts w:ascii="Times New Roman" w:eastAsia="Times New Roman" w:hAnsi="Times New Roman" w:cs="Times New Roman"/>
-          <w:sz w:val="20"/>
-          <w:szCs w:val="20"/>
-          <w:lang w:val="ru-RU"/>
-        </w:rPr>
-        <w:t>Это КНФ? (1 - да, 0 - нет): 12</w:t>
-      </w:r>
-    </w:p>
-    <w:p>
-      <w:pPr>
-        <w:spacing w:line="20" w:lineRule="atLeast"/>
-        <w:rPr>
-          <w:rFonts w:ascii="Times New Roman" w:eastAsia="Times New Roman" w:hAnsi="Times New Roman" w:cs="Times New Roman"/>
-          <w:sz w:val="20"/>
-          <w:szCs w:val="20"/>
-          <w:lang w:val="ru-RU"/>
-        </w:rPr>
-      </w:pPr>
-      <w:r>
-        <w:rPr>
-          <w:rFonts w:ascii="Times New Roman" w:eastAsia="Times New Roman" w:hAnsi="Times New Roman" w:cs="Times New Roman"/>
-          <w:sz w:val="20"/>
-          <w:szCs w:val="20"/>
-          <w:lang w:val="ru-RU"/>
-        </w:rPr>
-        <w:t>Некорректный ввод. Пропускаем.</w:t>
-      </w:r>
-    </w:p>
-    <w:p>
-      <w:pPr>
-        <w:spacing w:line="20" w:lineRule="atLeast"/>
-        <w:rPr>
-          <w:rFonts w:ascii="Times New Roman" w:eastAsia="Times New Roman" w:hAnsi="Times New Roman" w:cs="Times New Roman"/>
-          <w:sz w:val="20"/>
-          <w:szCs w:val="20"/>
-          <w:lang w:val="ru-RU"/>
-        </w:rPr>
-      </w:pPr>
-    </w:p>
-    <w:p>
-      <w:pPr>
-        <w:spacing w:line="20" w:lineRule="atLeast"/>
-        <w:rPr>
-          <w:rFonts w:ascii="Times New Roman" w:eastAsia="Times New Roman" w:hAnsi="Times New Roman" w:cs="Times New Roman"/>
-          <w:sz w:val="20"/>
-          <w:szCs w:val="20"/>
-          <w:lang w:val="ru-RU"/>
-        </w:rPr>
-      </w:pPr>
-      <w:r>
-        <w:rPr>
-          <w:rFonts w:ascii="Times New Roman" w:eastAsia="Times New Roman" w:hAnsi="Times New Roman" w:cs="Times New Roman"/>
-          <w:sz w:val="20"/>
-          <w:szCs w:val="20"/>
-          <w:lang w:val="ru-RU"/>
-        </w:rPr>
-        <w:t xml:space="preserve">Формула #4: </w:t>
-      </w:r>
-      <w:r>
-        <w:rPr>
-          <w:rFonts w:ascii="Times New Roman" w:eastAsia="Times New Roman" w:hAnsi="Times New Roman" w:cs="Times New Roman"/>
-          <w:sz w:val="20"/>
-          <w:szCs w:val="20"/>
-          <w:lang w:val="en-US"/>
-        </w:rPr>
-        <w:t>A</w:t>
-      </w:r>
-      <w:r>
-        <w:rPr>
-          <w:rFonts w:ascii="Times New Roman" w:eastAsia="Times New Roman" w:hAnsi="Times New Roman" w:cs="Times New Roman"/>
-          <w:sz w:val="20"/>
-          <w:szCs w:val="20"/>
-          <w:lang w:val="ru-RU"/>
-        </w:rPr>
-        <w:t>|</w:t>
-      </w:r>
-      <w:r>
-        <w:rPr>
-          <w:rFonts w:ascii="Times New Roman" w:eastAsia="Times New Roman" w:hAnsi="Times New Roman" w:cs="Times New Roman"/>
-          <w:sz w:val="20"/>
-          <w:szCs w:val="20"/>
-          <w:lang w:val="en-US"/>
-        </w:rPr>
-        <w:t>B</w:t>
-      </w:r>
-    </w:p>
-    <w:p>
-      <w:pPr>
-        <w:spacing w:line="20" w:lineRule="atLeast"/>
+        <w:spacing w:before="240" w:after="240" w:line="0" w:lineRule="atLeast"/>
+        <w:rPr>
+          <w:rFonts w:ascii="Times New Roman" w:eastAsia="Times New Roman" w:hAnsi="Times New Roman" w:cs="Times New Roman"/>
+          <w:sz w:val="20"/>
+          <w:szCs w:val="20"/>
+          <w:lang w:val="ru-RU"/>
+        </w:rPr>
+      </w:pPr>
+    </w:p>
+    <w:p>
+      <w:pPr>
+        <w:spacing w:before="240" w:after="240" w:line="0" w:lineRule="atLeast"/>
+        <w:rPr>
+          <w:rFonts w:ascii="Times New Roman" w:eastAsia="Times New Roman" w:hAnsi="Times New Roman" w:cs="Times New Roman"/>
+          <w:sz w:val="20"/>
+          <w:szCs w:val="20"/>
+          <w:lang w:val="ru-RU"/>
+        </w:rPr>
+      </w:pPr>
+      <w:r>
+        <w:rPr>
+          <w:rFonts w:ascii="Times New Roman" w:eastAsia="Times New Roman" w:hAnsi="Times New Roman" w:cs="Times New Roman"/>
+          <w:sz w:val="20"/>
+          <w:szCs w:val="20"/>
+          <w:lang w:val="ru-RU"/>
+        </w:rPr>
+        <w:t>Формула #16: ()</w:t>
+      </w:r>
+    </w:p>
+    <w:p>
+      <w:pPr>
+        <w:spacing w:before="240" w:after="240" w:line="0" w:lineRule="atLeast"/>
         <w:rPr>
           <w:rFonts w:ascii="Times New Roman" w:eastAsia="Times New Roman" w:hAnsi="Times New Roman" w:cs="Times New Roman"/>
           <w:sz w:val="20"/>
@@ -3881,7 +7614,7 @@
     </w:p>
     <w:p>
       <w:pPr>
-        <w:spacing w:line="20" w:lineRule="atLeast"/>
+        <w:spacing w:before="240" w:after="240" w:line="0" w:lineRule="atLeast"/>
         <w:rPr>
           <w:rFonts w:ascii="Times New Roman" w:eastAsia="Times New Roman" w:hAnsi="Times New Roman" w:cs="Times New Roman"/>
           <w:sz w:val="20"/>
@@ -3901,103 +7634,38 @@
     </w:p>
     <w:p>
       <w:pPr>
-        <w:spacing w:line="20" w:lineRule="atLeast"/>
-        <w:rPr>
-          <w:rFonts w:ascii="Times New Roman" w:eastAsia="Times New Roman" w:hAnsi="Times New Roman" w:cs="Times New Roman"/>
-          <w:sz w:val="20"/>
-          <w:szCs w:val="20"/>
-          <w:lang w:val="ru-RU"/>
-        </w:rPr>
-      </w:pPr>
-    </w:p>
-    <w:p>
-      <w:pPr>
-        <w:spacing w:line="20" w:lineRule="atLeast"/>
-        <w:rPr>
-          <w:rFonts w:ascii="Times New Roman" w:eastAsia="Times New Roman" w:hAnsi="Times New Roman" w:cs="Times New Roman"/>
-          <w:sz w:val="20"/>
-          <w:szCs w:val="20"/>
-          <w:lang w:val="ru-RU"/>
-        </w:rPr>
-      </w:pPr>
-      <w:r>
-        <w:rPr>
-          <w:rFonts w:ascii="Times New Roman" w:eastAsia="Times New Roman" w:hAnsi="Times New Roman" w:cs="Times New Roman"/>
-          <w:sz w:val="20"/>
-          <w:szCs w:val="20"/>
-          <w:lang w:val="ru-RU"/>
-        </w:rPr>
-        <w:t>Формула #5: ((</w:t>
-      </w:r>
-      <w:r>
-        <w:rPr>
-          <w:rFonts w:ascii="Times New Roman" w:eastAsia="Times New Roman" w:hAnsi="Times New Roman" w:cs="Times New Roman"/>
-          <w:sz w:val="20"/>
-          <w:szCs w:val="20"/>
-          <w:lang w:val="en-US"/>
-        </w:rPr>
-        <w:t>A</w:t>
-      </w:r>
-      <w:r>
-        <w:rPr>
-          <w:rFonts w:ascii="Times New Roman" w:eastAsia="Times New Roman" w:hAnsi="Times New Roman" w:cs="Times New Roman"/>
-          <w:sz w:val="20"/>
-          <w:szCs w:val="20"/>
-          <w:lang w:val="ru-RU"/>
-        </w:rPr>
-        <w:t>|</w:t>
-      </w:r>
-      <w:proofErr w:type="gramStart"/>
-      <w:r>
-        <w:rPr>
-          <w:rFonts w:ascii="Times New Roman" w:eastAsia="Times New Roman" w:hAnsi="Times New Roman" w:cs="Times New Roman"/>
-          <w:sz w:val="20"/>
-          <w:szCs w:val="20"/>
-          <w:lang w:val="en-US"/>
-        </w:rPr>
-        <w:t>B</w:t>
-      </w:r>
-      <w:r>
-        <w:rPr>
-          <w:rFonts w:ascii="Times New Roman" w:eastAsia="Times New Roman" w:hAnsi="Times New Roman" w:cs="Times New Roman"/>
-          <w:sz w:val="20"/>
-          <w:szCs w:val="20"/>
-          <w:lang w:val="ru-RU"/>
-        </w:rPr>
-        <w:t>)&amp;</w:t>
-      </w:r>
-      <w:proofErr w:type="gramEnd"/>
-      <w:r>
-        <w:rPr>
-          <w:rFonts w:ascii="Times New Roman" w:eastAsia="Times New Roman" w:hAnsi="Times New Roman" w:cs="Times New Roman"/>
-          <w:sz w:val="20"/>
-          <w:szCs w:val="20"/>
-          <w:lang w:val="ru-RU"/>
-        </w:rPr>
-        <w:t>(</w:t>
-      </w:r>
-      <w:r>
-        <w:rPr>
-          <w:rFonts w:ascii="Times New Roman" w:eastAsia="Times New Roman" w:hAnsi="Times New Roman" w:cs="Times New Roman"/>
-          <w:sz w:val="20"/>
-          <w:szCs w:val="20"/>
-          <w:lang w:val="en-US"/>
-        </w:rPr>
-        <w:t>C</w:t>
-      </w:r>
-      <w:r>
-        <w:rPr>
-          <w:rFonts w:ascii="Times New Roman" w:eastAsia="Times New Roman" w:hAnsi="Times New Roman" w:cs="Times New Roman"/>
-          <w:sz w:val="20"/>
-          <w:szCs w:val="20"/>
-          <w:lang w:val="ru-RU"/>
-        </w:rPr>
-        <w:t>))</w:t>
-      </w:r>
-    </w:p>
-    <w:p>
-      <w:pPr>
-        <w:spacing w:line="20" w:lineRule="atLeast"/>
+        <w:spacing w:before="240" w:after="240" w:line="0" w:lineRule="atLeast"/>
+        <w:rPr>
+          <w:rFonts w:ascii="Times New Roman" w:eastAsia="Times New Roman" w:hAnsi="Times New Roman" w:cs="Times New Roman"/>
+          <w:sz w:val="20"/>
+          <w:szCs w:val="20"/>
+          <w:lang w:val="ru-RU"/>
+        </w:rPr>
+      </w:pPr>
+    </w:p>
+    <w:p>
+      <w:pPr>
+        <w:spacing w:before="240" w:after="240" w:line="0" w:lineRule="atLeast"/>
+        <w:rPr>
+          <w:rFonts w:ascii="Times New Roman" w:eastAsia="Times New Roman" w:hAnsi="Times New Roman" w:cs="Times New Roman"/>
+          <w:sz w:val="20"/>
+          <w:szCs w:val="20"/>
+          <w:lang w:val="ru-RU"/>
+        </w:rPr>
+      </w:pPr>
+      <w:r>
+        <w:rPr>
+          <w:rFonts w:ascii="Times New Roman" w:eastAsia="Times New Roman" w:hAnsi="Times New Roman" w:cs="Times New Roman"/>
+          <w:sz w:val="20"/>
+          <w:szCs w:val="20"/>
+          <w:lang w:val="ru-RU"/>
+        </w:rPr>
+        <w:t>Формула #17: (AB)</w:t>
+      </w:r>
+    </w:p>
+    <w:p>
+      <w:pPr>
+        <w:spacing w:before="240" w:after="240" w:line="0" w:lineRule="atLeast"/>
         <w:rPr>
           <w:rFonts w:ascii="Times New Roman" w:eastAsia="Times New Roman" w:hAnsi="Times New Roman" w:cs="Times New Roman"/>
           <w:sz w:val="20"/>
@@ -4017,7 +7685,7 @@
     </w:p>
     <w:p>
       <w:pPr>
-        <w:spacing w:line="20" w:lineRule="atLeast"/>
+        <w:spacing w:before="240" w:after="240" w:line="0" w:lineRule="atLeast"/>
         <w:rPr>
           <w:rFonts w:ascii="Times New Roman" w:eastAsia="Times New Roman" w:hAnsi="Times New Roman" w:cs="Times New Roman"/>
           <w:sz w:val="20"/>
@@ -4037,92 +7705,38 @@
     </w:p>
     <w:p>
       <w:pPr>
-        <w:spacing w:line="20" w:lineRule="atLeast"/>
-        <w:rPr>
-          <w:rFonts w:ascii="Times New Roman" w:eastAsia="Times New Roman" w:hAnsi="Times New Roman" w:cs="Times New Roman"/>
-          <w:sz w:val="20"/>
-          <w:szCs w:val="20"/>
-          <w:lang w:val="ru-RU"/>
-        </w:rPr>
-      </w:pPr>
-    </w:p>
-    <w:p>
-      <w:pPr>
-        <w:spacing w:line="20" w:lineRule="atLeast"/>
-        <w:rPr>
-          <w:rFonts w:ascii="Times New Roman" w:eastAsia="Times New Roman" w:hAnsi="Times New Roman" w:cs="Times New Roman"/>
-          <w:sz w:val="20"/>
-          <w:szCs w:val="20"/>
-          <w:lang w:val="ru-RU"/>
-        </w:rPr>
-      </w:pPr>
-      <w:r>
-        <w:rPr>
-          <w:rFonts w:ascii="Times New Roman" w:eastAsia="Times New Roman" w:hAnsi="Times New Roman" w:cs="Times New Roman"/>
-          <w:sz w:val="20"/>
-          <w:szCs w:val="20"/>
-          <w:lang w:val="ru-RU"/>
-        </w:rPr>
-        <w:t>Формула #6: (</w:t>
-      </w:r>
-      <w:r>
-        <w:rPr>
-          <w:rFonts w:ascii="Times New Roman" w:eastAsia="Times New Roman" w:hAnsi="Times New Roman" w:cs="Times New Roman"/>
-          <w:sz w:val="20"/>
-          <w:szCs w:val="20"/>
-          <w:lang w:val="en-US"/>
-        </w:rPr>
-        <w:t>A</w:t>
-      </w:r>
-      <w:r>
-        <w:rPr>
-          <w:rFonts w:ascii="Times New Roman" w:eastAsia="Times New Roman" w:hAnsi="Times New Roman" w:cs="Times New Roman"/>
-          <w:sz w:val="20"/>
-          <w:szCs w:val="20"/>
-          <w:lang w:val="ru-RU"/>
-        </w:rPr>
-        <w:t>|</w:t>
-      </w:r>
-      <w:r>
-        <w:rPr>
-          <w:rFonts w:ascii="Times New Roman" w:eastAsia="Times New Roman" w:hAnsi="Times New Roman" w:cs="Times New Roman"/>
-          <w:sz w:val="20"/>
-          <w:szCs w:val="20"/>
-          <w:lang w:val="en-US"/>
-        </w:rPr>
-        <w:t>B</w:t>
-      </w:r>
-      <w:r>
-        <w:rPr>
-          <w:rFonts w:ascii="Times New Roman" w:eastAsia="Times New Roman" w:hAnsi="Times New Roman" w:cs="Times New Roman"/>
-          <w:sz w:val="20"/>
-          <w:szCs w:val="20"/>
-          <w:lang w:val="ru-RU"/>
-        </w:rPr>
-        <w:t>|</w:t>
-      </w:r>
-      <w:r>
-        <w:rPr>
-          <w:rFonts w:ascii="Times New Roman" w:eastAsia="Times New Roman" w:hAnsi="Times New Roman" w:cs="Times New Roman"/>
-          <w:sz w:val="20"/>
-          <w:szCs w:val="20"/>
-          <w:lang w:val="en-US"/>
-        </w:rPr>
-        <w:t>A</w:t>
-      </w:r>
-      <w:r>
-        <w:rPr>
-          <w:rFonts w:ascii="Times New Roman" w:eastAsia="Times New Roman" w:hAnsi="Times New Roman" w:cs="Times New Roman"/>
-          <w:sz w:val="20"/>
-          <w:szCs w:val="20"/>
-          <w:lang w:val="ru-RU"/>
-        </w:rPr>
-        <w:t>)</w:t>
-      </w:r>
-    </w:p>
-    <w:p>
-      <w:pPr>
-        <w:spacing w:line="20" w:lineRule="atLeast"/>
+        <w:spacing w:before="240" w:after="240" w:line="0" w:lineRule="atLeast"/>
+        <w:rPr>
+          <w:rFonts w:ascii="Times New Roman" w:eastAsia="Times New Roman" w:hAnsi="Times New Roman" w:cs="Times New Roman"/>
+          <w:sz w:val="20"/>
+          <w:szCs w:val="20"/>
+          <w:lang w:val="ru-RU"/>
+        </w:rPr>
+      </w:pPr>
+    </w:p>
+    <w:p>
+      <w:pPr>
+        <w:spacing w:before="240" w:after="240" w:line="0" w:lineRule="atLeast"/>
+        <w:rPr>
+          <w:rFonts w:ascii="Times New Roman" w:eastAsia="Times New Roman" w:hAnsi="Times New Roman" w:cs="Times New Roman"/>
+          <w:sz w:val="20"/>
+          <w:szCs w:val="20"/>
+          <w:lang w:val="ru-RU"/>
+        </w:rPr>
+      </w:pPr>
+      <w:r>
+        <w:rPr>
+          <w:rFonts w:ascii="Times New Roman" w:eastAsia="Times New Roman" w:hAnsi="Times New Roman" w:cs="Times New Roman"/>
+          <w:sz w:val="20"/>
+          <w:szCs w:val="20"/>
+          <w:lang w:val="ru-RU"/>
+        </w:rPr>
+        <w:t>Формула #18: ((A))</w:t>
+      </w:r>
+    </w:p>
+    <w:p>
+      <w:pPr>
+        <w:spacing w:before="240" w:after="240" w:line="0" w:lineRule="atLeast"/>
         <w:rPr>
           <w:rFonts w:ascii="Times New Roman" w:eastAsia="Times New Roman" w:hAnsi="Times New Roman" w:cs="Times New Roman"/>
           <w:sz w:val="20"/>
@@ -4142,7 +7756,7 @@
     </w:p>
     <w:p>
       <w:pPr>
-        <w:spacing w:line="20" w:lineRule="atLeast"/>
+        <w:spacing w:before="240" w:after="240" w:line="0" w:lineRule="atLeast"/>
         <w:rPr>
           <w:rFonts w:ascii="Times New Roman" w:eastAsia="Times New Roman" w:hAnsi="Times New Roman" w:cs="Times New Roman"/>
           <w:sz w:val="20"/>
@@ -4162,1459 +7776,33 @@
     </w:p>
     <w:p>
       <w:pPr>
-        <w:spacing w:line="20" w:lineRule="atLeast"/>
-        <w:rPr>
-          <w:rFonts w:ascii="Times New Roman" w:eastAsia="Times New Roman" w:hAnsi="Times New Roman" w:cs="Times New Roman"/>
-          <w:sz w:val="20"/>
-          <w:szCs w:val="20"/>
-          <w:lang w:val="ru-RU"/>
-        </w:rPr>
-      </w:pPr>
-    </w:p>
-    <w:p>
-      <w:pPr>
-        <w:spacing w:line="20" w:lineRule="atLeast"/>
-        <w:rPr>
-          <w:rFonts w:ascii="Times New Roman" w:eastAsia="Times New Roman" w:hAnsi="Times New Roman" w:cs="Times New Roman"/>
-          <w:sz w:val="20"/>
-          <w:szCs w:val="20"/>
-          <w:lang w:val="ru-RU"/>
-        </w:rPr>
-      </w:pPr>
-      <w:r>
-        <w:rPr>
-          <w:rFonts w:ascii="Times New Roman" w:eastAsia="Times New Roman" w:hAnsi="Times New Roman" w:cs="Times New Roman"/>
-          <w:sz w:val="20"/>
-          <w:szCs w:val="20"/>
-          <w:lang w:val="ru-RU"/>
-        </w:rPr>
-        <w:t>Формула #7: (</w:t>
-      </w:r>
-      <w:r>
-        <w:rPr>
-          <w:rFonts w:ascii="Times New Roman" w:eastAsia="Times New Roman" w:hAnsi="Times New Roman" w:cs="Times New Roman"/>
-          <w:sz w:val="20"/>
-          <w:szCs w:val="20"/>
-          <w:lang w:val="en-US"/>
-        </w:rPr>
-        <w:t>A</w:t>
-      </w:r>
-      <w:r>
-        <w:rPr>
-          <w:rFonts w:ascii="Times New Roman" w:eastAsia="Times New Roman" w:hAnsi="Times New Roman" w:cs="Times New Roman"/>
-          <w:sz w:val="20"/>
-          <w:szCs w:val="20"/>
-          <w:lang w:val="ru-RU"/>
-        </w:rPr>
-        <w:t>|</w:t>
-      </w:r>
-      <w:proofErr w:type="gramStart"/>
-      <w:r>
-        <w:rPr>
-          <w:rFonts w:ascii="Times New Roman" w:eastAsia="Times New Roman" w:hAnsi="Times New Roman" w:cs="Times New Roman"/>
-          <w:sz w:val="20"/>
-          <w:szCs w:val="20"/>
-          <w:lang w:val="en-US"/>
-        </w:rPr>
-        <w:t>B</w:t>
-      </w:r>
-      <w:r>
-        <w:rPr>
-          <w:rFonts w:ascii="Times New Roman" w:eastAsia="Times New Roman" w:hAnsi="Times New Roman" w:cs="Times New Roman"/>
-          <w:sz w:val="20"/>
-          <w:szCs w:val="20"/>
-          <w:lang w:val="ru-RU"/>
-        </w:rPr>
-        <w:t>)&amp;</w:t>
-      </w:r>
-      <w:proofErr w:type="gramEnd"/>
-      <w:r>
-        <w:rPr>
-          <w:rFonts w:ascii="Times New Roman" w:eastAsia="Times New Roman" w:hAnsi="Times New Roman" w:cs="Times New Roman"/>
-          <w:sz w:val="20"/>
-          <w:szCs w:val="20"/>
-          <w:lang w:val="ru-RU"/>
-        </w:rPr>
-        <w:t>(</w:t>
-      </w:r>
-      <w:r>
-        <w:rPr>
-          <w:rFonts w:ascii="Times New Roman" w:eastAsia="Times New Roman" w:hAnsi="Times New Roman" w:cs="Times New Roman"/>
-          <w:sz w:val="20"/>
-          <w:szCs w:val="20"/>
-          <w:lang w:val="en-US"/>
-        </w:rPr>
-        <w:t>C</w:t>
-      </w:r>
-      <w:r>
-        <w:rPr>
-          <w:rFonts w:ascii="Times New Roman" w:eastAsia="Times New Roman" w:hAnsi="Times New Roman" w:cs="Times New Roman"/>
-          <w:sz w:val="20"/>
-          <w:szCs w:val="20"/>
-          <w:lang w:val="ru-RU"/>
-        </w:rPr>
-        <w:t>|</w:t>
-      </w:r>
-      <w:r>
-        <w:rPr>
-          <w:rFonts w:ascii="Times New Roman" w:eastAsia="Times New Roman" w:hAnsi="Times New Roman" w:cs="Times New Roman"/>
-          <w:sz w:val="20"/>
-          <w:szCs w:val="20"/>
-          <w:lang w:val="en-US"/>
-        </w:rPr>
-        <w:t>D</w:t>
-      </w:r>
-      <w:r>
-        <w:rPr>
-          <w:rFonts w:ascii="Times New Roman" w:eastAsia="Times New Roman" w:hAnsi="Times New Roman" w:cs="Times New Roman"/>
-          <w:sz w:val="20"/>
-          <w:szCs w:val="20"/>
-          <w:lang w:val="ru-RU"/>
-        </w:rPr>
-        <w:t>)</w:t>
-      </w:r>
-    </w:p>
-    <w:p>
-      <w:pPr>
-        <w:spacing w:line="20" w:lineRule="atLeast"/>
-        <w:rPr>
-          <w:rFonts w:ascii="Times New Roman" w:eastAsia="Times New Roman" w:hAnsi="Times New Roman" w:cs="Times New Roman"/>
-          <w:sz w:val="20"/>
-          <w:szCs w:val="20"/>
-          <w:lang w:val="ru-RU"/>
-        </w:rPr>
-      </w:pPr>
-      <w:r>
-        <w:rPr>
-          <w:rFonts w:ascii="Times New Roman" w:eastAsia="Times New Roman" w:hAnsi="Times New Roman" w:cs="Times New Roman"/>
-          <w:sz w:val="20"/>
-          <w:szCs w:val="20"/>
-          <w:lang w:val="ru-RU"/>
-        </w:rPr>
-        <w:lastRenderedPageBreak/>
-        <w:t>Это КНФ? (1 - да, 0 - нет): 1</w:t>
-      </w:r>
-    </w:p>
-    <w:p>
-      <w:pPr>
-        <w:spacing w:line="20" w:lineRule="atLeast"/>
-        <w:rPr>
-          <w:rFonts w:ascii="Times New Roman" w:eastAsia="Times New Roman" w:hAnsi="Times New Roman" w:cs="Times New Roman"/>
-          <w:sz w:val="20"/>
-          <w:szCs w:val="20"/>
-          <w:lang w:val="ru-RU"/>
-        </w:rPr>
-      </w:pPr>
-      <w:r>
-        <w:rPr>
-          <w:rFonts w:ascii="Times New Roman" w:eastAsia="Times New Roman" w:hAnsi="Times New Roman" w:cs="Times New Roman"/>
-          <w:sz w:val="20"/>
-          <w:szCs w:val="20"/>
-          <w:lang w:val="ru-RU"/>
-        </w:rPr>
-        <w:t>Правильно!</w:t>
-      </w:r>
-    </w:p>
-    <w:p>
-      <w:pPr>
-        <w:spacing w:line="20" w:lineRule="atLeast"/>
-        <w:rPr>
-          <w:rFonts w:ascii="Times New Roman" w:eastAsia="Times New Roman" w:hAnsi="Times New Roman" w:cs="Times New Roman"/>
-          <w:sz w:val="20"/>
-          <w:szCs w:val="20"/>
-          <w:lang w:val="ru-RU"/>
-        </w:rPr>
-      </w:pPr>
-    </w:p>
-    <w:p>
-      <w:pPr>
-        <w:spacing w:line="20" w:lineRule="atLeast"/>
-        <w:rPr>
-          <w:rFonts w:ascii="Times New Roman" w:eastAsia="Times New Roman" w:hAnsi="Times New Roman" w:cs="Times New Roman"/>
-          <w:sz w:val="20"/>
-          <w:szCs w:val="20"/>
-          <w:lang w:val="ru-RU"/>
-        </w:rPr>
-      </w:pPr>
-      <w:r>
-        <w:rPr>
-          <w:rFonts w:ascii="Times New Roman" w:eastAsia="Times New Roman" w:hAnsi="Times New Roman" w:cs="Times New Roman"/>
-          <w:sz w:val="20"/>
-          <w:szCs w:val="20"/>
-          <w:lang w:val="ru-RU"/>
-        </w:rPr>
-        <w:t>Формула #8: (</w:t>
-      </w:r>
-      <w:r>
-        <w:rPr>
-          <w:rFonts w:ascii="Times New Roman" w:eastAsia="Times New Roman" w:hAnsi="Times New Roman" w:cs="Times New Roman"/>
-          <w:sz w:val="20"/>
-          <w:szCs w:val="20"/>
-          <w:lang w:val="en-US"/>
-        </w:rPr>
-        <w:t>A</w:t>
-      </w:r>
-      <w:proofErr w:type="gramStart"/>
-      <w:r>
-        <w:rPr>
-          <w:rFonts w:ascii="Times New Roman" w:eastAsia="Times New Roman" w:hAnsi="Times New Roman" w:cs="Times New Roman"/>
-          <w:sz w:val="20"/>
-          <w:szCs w:val="20"/>
-          <w:lang w:val="ru-RU"/>
-        </w:rPr>
-        <w:t>|!</w:t>
-      </w:r>
-      <w:r>
-        <w:rPr>
-          <w:rFonts w:ascii="Times New Roman" w:eastAsia="Times New Roman" w:hAnsi="Times New Roman" w:cs="Times New Roman"/>
-          <w:sz w:val="20"/>
-          <w:szCs w:val="20"/>
-          <w:lang w:val="en-US"/>
-        </w:rPr>
-        <w:t>B</w:t>
-      </w:r>
-      <w:proofErr w:type="gramEnd"/>
-      <w:r>
-        <w:rPr>
-          <w:rFonts w:ascii="Times New Roman" w:eastAsia="Times New Roman" w:hAnsi="Times New Roman" w:cs="Times New Roman"/>
-          <w:sz w:val="20"/>
-          <w:szCs w:val="20"/>
-          <w:lang w:val="ru-RU"/>
-        </w:rPr>
-        <w:t>)&amp;(</w:t>
-      </w:r>
-      <w:r>
-        <w:rPr>
-          <w:rFonts w:ascii="Times New Roman" w:eastAsia="Times New Roman" w:hAnsi="Times New Roman" w:cs="Times New Roman"/>
-          <w:sz w:val="20"/>
-          <w:szCs w:val="20"/>
-          <w:lang w:val="en-US"/>
-        </w:rPr>
-        <w:t>C</w:t>
-      </w:r>
-      <w:r>
-        <w:rPr>
-          <w:rFonts w:ascii="Times New Roman" w:eastAsia="Times New Roman" w:hAnsi="Times New Roman" w:cs="Times New Roman"/>
-          <w:sz w:val="20"/>
-          <w:szCs w:val="20"/>
-          <w:lang w:val="ru-RU"/>
-        </w:rPr>
-        <w:t>|</w:t>
-      </w:r>
-      <w:r>
-        <w:rPr>
-          <w:rFonts w:ascii="Times New Roman" w:eastAsia="Times New Roman" w:hAnsi="Times New Roman" w:cs="Times New Roman"/>
-          <w:sz w:val="20"/>
-          <w:szCs w:val="20"/>
-          <w:lang w:val="en-US"/>
-        </w:rPr>
-        <w:t>D</w:t>
-      </w:r>
-      <w:proofErr w:type="gramStart"/>
-      <w:r>
-        <w:rPr>
-          <w:rFonts w:ascii="Times New Roman" w:eastAsia="Times New Roman" w:hAnsi="Times New Roman" w:cs="Times New Roman"/>
-          <w:sz w:val="20"/>
-          <w:szCs w:val="20"/>
-          <w:lang w:val="ru-RU"/>
-        </w:rPr>
-        <w:t>|!</w:t>
-      </w:r>
-      <w:r>
-        <w:rPr>
-          <w:rFonts w:ascii="Times New Roman" w:eastAsia="Times New Roman" w:hAnsi="Times New Roman" w:cs="Times New Roman"/>
-          <w:sz w:val="20"/>
-          <w:szCs w:val="20"/>
-          <w:lang w:val="en-US"/>
-        </w:rPr>
-        <w:t>E</w:t>
-      </w:r>
-      <w:proofErr w:type="gramEnd"/>
-      <w:r>
-        <w:rPr>
-          <w:rFonts w:ascii="Times New Roman" w:eastAsia="Times New Roman" w:hAnsi="Times New Roman" w:cs="Times New Roman"/>
-          <w:sz w:val="20"/>
-          <w:szCs w:val="20"/>
-          <w:lang w:val="ru-RU"/>
-        </w:rPr>
-        <w:t>)</w:t>
-      </w:r>
-    </w:p>
-    <w:p>
-      <w:pPr>
-        <w:spacing w:line="20" w:lineRule="atLeast"/>
-        <w:rPr>
-          <w:rFonts w:ascii="Times New Roman" w:eastAsia="Times New Roman" w:hAnsi="Times New Roman" w:cs="Times New Roman"/>
-          <w:sz w:val="20"/>
-          <w:szCs w:val="20"/>
-          <w:lang w:val="ru-RU"/>
-        </w:rPr>
-      </w:pPr>
-      <w:r>
-        <w:rPr>
-          <w:rFonts w:ascii="Times New Roman" w:eastAsia="Times New Roman" w:hAnsi="Times New Roman" w:cs="Times New Roman"/>
-          <w:sz w:val="20"/>
-          <w:szCs w:val="20"/>
-          <w:lang w:val="ru-RU"/>
-        </w:rPr>
-        <w:t>Это КНФ? (1 - да, 0 - нет): 1</w:t>
-      </w:r>
-    </w:p>
-    <w:p>
-      <w:pPr>
-        <w:spacing w:line="20" w:lineRule="atLeast"/>
-        <w:rPr>
-          <w:rFonts w:ascii="Times New Roman" w:eastAsia="Times New Roman" w:hAnsi="Times New Roman" w:cs="Times New Roman"/>
-          <w:sz w:val="20"/>
-          <w:szCs w:val="20"/>
-          <w:lang w:val="ru-RU"/>
-        </w:rPr>
-      </w:pPr>
-      <w:r>
-        <w:rPr>
-          <w:rFonts w:ascii="Times New Roman" w:eastAsia="Times New Roman" w:hAnsi="Times New Roman" w:cs="Times New Roman"/>
-          <w:sz w:val="20"/>
-          <w:szCs w:val="20"/>
-          <w:lang w:val="ru-RU"/>
-        </w:rPr>
-        <w:t>Правильно!</w:t>
-      </w:r>
-    </w:p>
-    <w:p>
-      <w:pPr>
-        <w:spacing w:line="20" w:lineRule="atLeast"/>
-        <w:rPr>
-          <w:rFonts w:ascii="Times New Roman" w:eastAsia="Times New Roman" w:hAnsi="Times New Roman" w:cs="Times New Roman"/>
-          <w:sz w:val="20"/>
-          <w:szCs w:val="20"/>
-          <w:lang w:val="ru-RU"/>
-        </w:rPr>
-      </w:pPr>
-    </w:p>
-    <w:p>
-      <w:pPr>
-        <w:spacing w:line="20" w:lineRule="atLeast"/>
-        <w:rPr>
-          <w:rFonts w:ascii="Times New Roman" w:eastAsia="Times New Roman" w:hAnsi="Times New Roman" w:cs="Times New Roman"/>
-          <w:sz w:val="20"/>
-          <w:szCs w:val="20"/>
-          <w:lang w:val="ru-RU"/>
-        </w:rPr>
-      </w:pPr>
-      <w:r>
-        <w:rPr>
-          <w:rFonts w:ascii="Times New Roman" w:eastAsia="Times New Roman" w:hAnsi="Times New Roman" w:cs="Times New Roman"/>
-          <w:sz w:val="20"/>
-          <w:szCs w:val="20"/>
-          <w:lang w:val="ru-RU"/>
-        </w:rPr>
-        <w:t>Формула #9: &amp;(</w:t>
-      </w:r>
-      <w:r>
-        <w:rPr>
-          <w:rFonts w:ascii="Times New Roman" w:eastAsia="Times New Roman" w:hAnsi="Times New Roman" w:cs="Times New Roman"/>
-          <w:sz w:val="20"/>
-          <w:szCs w:val="20"/>
-          <w:lang w:val="en-US"/>
-        </w:rPr>
-        <w:t>A</w:t>
-      </w:r>
-      <w:r>
-        <w:rPr>
-          <w:rFonts w:ascii="Times New Roman" w:eastAsia="Times New Roman" w:hAnsi="Times New Roman" w:cs="Times New Roman"/>
-          <w:sz w:val="20"/>
-          <w:szCs w:val="20"/>
-          <w:lang w:val="ru-RU"/>
-        </w:rPr>
-        <w:t>|</w:t>
-      </w:r>
-      <w:r>
-        <w:rPr>
-          <w:rFonts w:ascii="Times New Roman" w:eastAsia="Times New Roman" w:hAnsi="Times New Roman" w:cs="Times New Roman"/>
-          <w:sz w:val="20"/>
-          <w:szCs w:val="20"/>
-          <w:lang w:val="en-US"/>
-        </w:rPr>
-        <w:t>B</w:t>
-      </w:r>
-      <w:r>
-        <w:rPr>
-          <w:rFonts w:ascii="Times New Roman" w:eastAsia="Times New Roman" w:hAnsi="Times New Roman" w:cs="Times New Roman"/>
-          <w:sz w:val="20"/>
-          <w:szCs w:val="20"/>
-          <w:lang w:val="ru-RU"/>
-        </w:rPr>
-        <w:t>)</w:t>
-      </w:r>
-    </w:p>
-    <w:p>
-      <w:pPr>
-        <w:spacing w:line="20" w:lineRule="atLeast"/>
-        <w:rPr>
-          <w:rFonts w:ascii="Times New Roman" w:eastAsia="Times New Roman" w:hAnsi="Times New Roman" w:cs="Times New Roman"/>
-          <w:sz w:val="20"/>
-          <w:szCs w:val="20"/>
-          <w:lang w:val="ru-RU"/>
-        </w:rPr>
-      </w:pPr>
-      <w:r>
-        <w:rPr>
-          <w:rFonts w:ascii="Times New Roman" w:eastAsia="Times New Roman" w:hAnsi="Times New Roman" w:cs="Times New Roman"/>
-          <w:sz w:val="20"/>
-          <w:szCs w:val="20"/>
-          <w:lang w:val="ru-RU"/>
-        </w:rPr>
-        <w:t>Это КНФ? (1 - да, 0 - нет): 1</w:t>
-      </w:r>
-    </w:p>
-    <w:p>
-      <w:pPr>
-        <w:spacing w:line="20" w:lineRule="atLeast"/>
-        <w:rPr>
-          <w:rFonts w:ascii="Times New Roman" w:eastAsia="Times New Roman" w:hAnsi="Times New Roman" w:cs="Times New Roman"/>
-          <w:sz w:val="20"/>
-          <w:szCs w:val="20"/>
-          <w:lang w:val="ru-RU"/>
-        </w:rPr>
-      </w:pPr>
-      <w:r>
-        <w:rPr>
-          <w:rFonts w:ascii="Times New Roman" w:eastAsia="Times New Roman" w:hAnsi="Times New Roman" w:cs="Times New Roman"/>
-          <w:sz w:val="20"/>
-          <w:szCs w:val="20"/>
-          <w:lang w:val="ru-RU"/>
-        </w:rPr>
-        <w:t>Неправильно. Правильный ответ: не КНФ</w:t>
-      </w:r>
-    </w:p>
-    <w:p>
-      <w:pPr>
-        <w:spacing w:line="20" w:lineRule="atLeast"/>
-        <w:rPr>
-          <w:rFonts w:ascii="Times New Roman" w:eastAsia="Times New Roman" w:hAnsi="Times New Roman" w:cs="Times New Roman"/>
-          <w:sz w:val="20"/>
-          <w:szCs w:val="20"/>
-          <w:lang w:val="ru-RU"/>
-        </w:rPr>
-      </w:pPr>
-    </w:p>
-    <w:p>
-      <w:pPr>
-        <w:spacing w:line="20" w:lineRule="atLeast"/>
-        <w:rPr>
-          <w:rFonts w:ascii="Times New Roman" w:eastAsia="Times New Roman" w:hAnsi="Times New Roman" w:cs="Times New Roman"/>
-          <w:sz w:val="20"/>
-          <w:szCs w:val="20"/>
-          <w:lang w:val="ru-RU"/>
-        </w:rPr>
-      </w:pPr>
-      <w:r>
-        <w:rPr>
-          <w:rFonts w:ascii="Times New Roman" w:eastAsia="Times New Roman" w:hAnsi="Times New Roman" w:cs="Times New Roman"/>
-          <w:sz w:val="20"/>
-          <w:szCs w:val="20"/>
-          <w:lang w:val="ru-RU"/>
-        </w:rPr>
-        <w:t>Формула #10: (</w:t>
-      </w:r>
-      <w:r>
-        <w:rPr>
-          <w:rFonts w:ascii="Times New Roman" w:eastAsia="Times New Roman" w:hAnsi="Times New Roman" w:cs="Times New Roman"/>
-          <w:sz w:val="20"/>
-          <w:szCs w:val="20"/>
-          <w:lang w:val="en-US"/>
-        </w:rPr>
-        <w:t>A</w:t>
-      </w:r>
-      <w:r>
-        <w:rPr>
-          <w:rFonts w:ascii="Times New Roman" w:eastAsia="Times New Roman" w:hAnsi="Times New Roman" w:cs="Times New Roman"/>
-          <w:sz w:val="20"/>
-          <w:szCs w:val="20"/>
-          <w:lang w:val="ru-RU"/>
-        </w:rPr>
-        <w:t>|</w:t>
-      </w:r>
-      <w:proofErr w:type="gramStart"/>
-      <w:r>
-        <w:rPr>
-          <w:rFonts w:ascii="Times New Roman" w:eastAsia="Times New Roman" w:hAnsi="Times New Roman" w:cs="Times New Roman"/>
-          <w:sz w:val="20"/>
-          <w:szCs w:val="20"/>
-          <w:lang w:val="en-US"/>
-        </w:rPr>
-        <w:t>B</w:t>
-      </w:r>
-      <w:r>
-        <w:rPr>
-          <w:rFonts w:ascii="Times New Roman" w:eastAsia="Times New Roman" w:hAnsi="Times New Roman" w:cs="Times New Roman"/>
-          <w:sz w:val="20"/>
-          <w:szCs w:val="20"/>
-          <w:lang w:val="ru-RU"/>
-        </w:rPr>
-        <w:t>)&amp;</w:t>
-      </w:r>
-      <w:proofErr w:type="gramEnd"/>
-    </w:p>
-    <w:p>
-      <w:pPr>
-        <w:spacing w:line="20" w:lineRule="atLeast"/>
-        <w:rPr>
-          <w:rFonts w:ascii="Times New Roman" w:eastAsia="Times New Roman" w:hAnsi="Times New Roman" w:cs="Times New Roman"/>
-          <w:sz w:val="20"/>
-          <w:szCs w:val="20"/>
-          <w:lang w:val="ru-RU"/>
-        </w:rPr>
-      </w:pPr>
-      <w:r>
-        <w:rPr>
-          <w:rFonts w:ascii="Times New Roman" w:eastAsia="Times New Roman" w:hAnsi="Times New Roman" w:cs="Times New Roman"/>
-          <w:sz w:val="20"/>
-          <w:szCs w:val="20"/>
-          <w:lang w:val="ru-RU"/>
-        </w:rPr>
-        <w:t>Это КНФ? (1 - да, 0 - нет): 0</w:t>
-      </w:r>
-    </w:p>
-    <w:p>
-      <w:pPr>
-        <w:spacing w:line="20" w:lineRule="atLeast"/>
-        <w:rPr>
-          <w:rFonts w:ascii="Times New Roman" w:eastAsia="Times New Roman" w:hAnsi="Times New Roman" w:cs="Times New Roman"/>
-          <w:sz w:val="20"/>
-          <w:szCs w:val="20"/>
-          <w:lang w:val="ru-RU"/>
-        </w:rPr>
-      </w:pPr>
-      <w:r>
-        <w:rPr>
-          <w:rFonts w:ascii="Times New Roman" w:eastAsia="Times New Roman" w:hAnsi="Times New Roman" w:cs="Times New Roman"/>
-          <w:sz w:val="20"/>
-          <w:szCs w:val="20"/>
-          <w:lang w:val="ru-RU"/>
-        </w:rPr>
-        <w:t>Правильно!</w:t>
-      </w:r>
-    </w:p>
-    <w:p>
-      <w:pPr>
-        <w:spacing w:line="20" w:lineRule="atLeast"/>
-        <w:rPr>
-          <w:rFonts w:ascii="Times New Roman" w:eastAsia="Times New Roman" w:hAnsi="Times New Roman" w:cs="Times New Roman"/>
-          <w:sz w:val="20"/>
-          <w:szCs w:val="20"/>
-          <w:lang w:val="ru-RU"/>
-        </w:rPr>
-      </w:pPr>
-    </w:p>
-    <w:p>
-      <w:pPr>
-        <w:spacing w:line="20" w:lineRule="atLeast"/>
-        <w:rPr>
-          <w:rFonts w:ascii="Times New Roman" w:eastAsia="Times New Roman" w:hAnsi="Times New Roman" w:cs="Times New Roman"/>
-          <w:sz w:val="20"/>
-          <w:szCs w:val="20"/>
-          <w:lang w:val="ru-RU"/>
-        </w:rPr>
-      </w:pPr>
-      <w:r>
-        <w:rPr>
-          <w:rFonts w:ascii="Times New Roman" w:eastAsia="Times New Roman" w:hAnsi="Times New Roman" w:cs="Times New Roman"/>
-          <w:sz w:val="20"/>
-          <w:szCs w:val="20"/>
-          <w:lang w:val="ru-RU"/>
-        </w:rPr>
-        <w:t>Формула #11: (</w:t>
-      </w:r>
-      <w:r>
-        <w:rPr>
-          <w:rFonts w:ascii="Times New Roman" w:eastAsia="Times New Roman" w:hAnsi="Times New Roman" w:cs="Times New Roman"/>
-          <w:sz w:val="20"/>
-          <w:szCs w:val="20"/>
-          <w:lang w:val="en-US"/>
-        </w:rPr>
-        <w:t>A</w:t>
-      </w:r>
-      <w:r>
-        <w:rPr>
-          <w:rFonts w:ascii="Times New Roman" w:eastAsia="Times New Roman" w:hAnsi="Times New Roman" w:cs="Times New Roman"/>
-          <w:sz w:val="20"/>
-          <w:szCs w:val="20"/>
-          <w:lang w:val="ru-RU"/>
-        </w:rPr>
-        <w:t>|1)</w:t>
-      </w:r>
-    </w:p>
-    <w:p>
-      <w:pPr>
-        <w:spacing w:line="20" w:lineRule="atLeast"/>
-        <w:rPr>
-          <w:rFonts w:ascii="Times New Roman" w:eastAsia="Times New Roman" w:hAnsi="Times New Roman" w:cs="Times New Roman"/>
-          <w:sz w:val="20"/>
-          <w:szCs w:val="20"/>
-          <w:lang w:val="ru-RU"/>
-        </w:rPr>
-      </w:pPr>
-      <w:r>
-        <w:rPr>
-          <w:rFonts w:ascii="Times New Roman" w:eastAsia="Times New Roman" w:hAnsi="Times New Roman" w:cs="Times New Roman"/>
-          <w:sz w:val="20"/>
-          <w:szCs w:val="20"/>
-          <w:lang w:val="ru-RU"/>
-        </w:rPr>
-        <w:t>Это КНФ? (1 - да, 0 - нет): 1</w:t>
-      </w:r>
-    </w:p>
-    <w:p>
-      <w:pPr>
-        <w:spacing w:line="20" w:lineRule="atLeast"/>
-        <w:rPr>
-          <w:rFonts w:ascii="Times New Roman" w:eastAsia="Times New Roman" w:hAnsi="Times New Roman" w:cs="Times New Roman"/>
-          <w:sz w:val="20"/>
-          <w:szCs w:val="20"/>
-          <w:lang w:val="ru-RU"/>
-        </w:rPr>
-      </w:pPr>
-      <w:r>
-        <w:rPr>
-          <w:rFonts w:ascii="Times New Roman" w:eastAsia="Times New Roman" w:hAnsi="Times New Roman" w:cs="Times New Roman"/>
-          <w:sz w:val="20"/>
-          <w:szCs w:val="20"/>
-          <w:lang w:val="ru-RU"/>
-        </w:rPr>
-        <w:t>Неправильно. Правильный ответ: не КНФ</w:t>
-      </w:r>
-    </w:p>
-    <w:p>
-      <w:pPr>
-        <w:spacing w:line="20" w:lineRule="atLeast"/>
-        <w:rPr>
-          <w:rFonts w:ascii="Times New Roman" w:eastAsia="Times New Roman" w:hAnsi="Times New Roman" w:cs="Times New Roman"/>
-          <w:sz w:val="20"/>
-          <w:szCs w:val="20"/>
-          <w:lang w:val="ru-RU"/>
-        </w:rPr>
-      </w:pPr>
-    </w:p>
-    <w:p>
-      <w:pPr>
-        <w:spacing w:line="20" w:lineRule="atLeast"/>
-        <w:rPr>
-          <w:rFonts w:ascii="Times New Roman" w:eastAsia="Times New Roman" w:hAnsi="Times New Roman" w:cs="Times New Roman"/>
-          <w:sz w:val="20"/>
-          <w:szCs w:val="20"/>
-          <w:lang w:val="ru-RU"/>
-        </w:rPr>
-      </w:pPr>
-      <w:r>
-        <w:rPr>
-          <w:rFonts w:ascii="Times New Roman" w:eastAsia="Times New Roman" w:hAnsi="Times New Roman" w:cs="Times New Roman"/>
-          <w:sz w:val="20"/>
-          <w:szCs w:val="20"/>
-          <w:lang w:val="ru-RU"/>
-        </w:rPr>
-        <w:t>Формула #12: (</w:t>
-      </w:r>
-      <w:r>
-        <w:rPr>
-          <w:rFonts w:ascii="Times New Roman" w:eastAsia="Times New Roman" w:hAnsi="Times New Roman" w:cs="Times New Roman"/>
-          <w:sz w:val="20"/>
-          <w:szCs w:val="20"/>
-          <w:lang w:val="en-US"/>
-        </w:rPr>
-        <w:t>A</w:t>
-      </w:r>
-      <w:proofErr w:type="gramStart"/>
-      <w:r>
-        <w:rPr>
-          <w:rFonts w:ascii="Times New Roman" w:eastAsia="Times New Roman" w:hAnsi="Times New Roman" w:cs="Times New Roman"/>
-          <w:sz w:val="20"/>
-          <w:szCs w:val="20"/>
-          <w:lang w:val="ru-RU"/>
-        </w:rPr>
-        <w:t>|!</w:t>
-      </w:r>
-      <w:r>
-        <w:rPr>
-          <w:rFonts w:ascii="Times New Roman" w:eastAsia="Times New Roman" w:hAnsi="Times New Roman" w:cs="Times New Roman"/>
-          <w:sz w:val="20"/>
-          <w:szCs w:val="20"/>
-          <w:lang w:val="en-US"/>
-        </w:rPr>
-        <w:t>b</w:t>
-      </w:r>
-      <w:proofErr w:type="gramEnd"/>
-      <w:r>
-        <w:rPr>
-          <w:rFonts w:ascii="Times New Roman" w:eastAsia="Times New Roman" w:hAnsi="Times New Roman" w:cs="Times New Roman"/>
-          <w:sz w:val="20"/>
-          <w:szCs w:val="20"/>
-          <w:lang w:val="ru-RU"/>
-        </w:rPr>
-        <w:t>)&amp;(</w:t>
-      </w:r>
-      <w:r>
-        <w:rPr>
-          <w:rFonts w:ascii="Times New Roman" w:eastAsia="Times New Roman" w:hAnsi="Times New Roman" w:cs="Times New Roman"/>
-          <w:sz w:val="20"/>
-          <w:szCs w:val="20"/>
-          <w:lang w:val="en-US"/>
-        </w:rPr>
-        <w:t>B</w:t>
-      </w:r>
-      <w:proofErr w:type="gramStart"/>
-      <w:r>
-        <w:rPr>
-          <w:rFonts w:ascii="Times New Roman" w:eastAsia="Times New Roman" w:hAnsi="Times New Roman" w:cs="Times New Roman"/>
-          <w:sz w:val="20"/>
-          <w:szCs w:val="20"/>
-          <w:lang w:val="ru-RU"/>
-        </w:rPr>
-        <w:t>|!</w:t>
-      </w:r>
-      <w:r>
-        <w:rPr>
-          <w:rFonts w:ascii="Times New Roman" w:eastAsia="Times New Roman" w:hAnsi="Times New Roman" w:cs="Times New Roman"/>
-          <w:sz w:val="20"/>
-          <w:szCs w:val="20"/>
-          <w:lang w:val="en-US"/>
-        </w:rPr>
-        <w:t>a</w:t>
-      </w:r>
-      <w:proofErr w:type="gramEnd"/>
-      <w:r>
-        <w:rPr>
-          <w:rFonts w:ascii="Times New Roman" w:eastAsia="Times New Roman" w:hAnsi="Times New Roman" w:cs="Times New Roman"/>
-          <w:sz w:val="20"/>
-          <w:szCs w:val="20"/>
-          <w:lang w:val="ru-RU"/>
-        </w:rPr>
-        <w:t>)</w:t>
-      </w:r>
-    </w:p>
-    <w:p>
-      <w:pPr>
-        <w:spacing w:line="20" w:lineRule="atLeast"/>
-        <w:rPr>
-          <w:rFonts w:ascii="Times New Roman" w:eastAsia="Times New Roman" w:hAnsi="Times New Roman" w:cs="Times New Roman"/>
-          <w:sz w:val="20"/>
-          <w:szCs w:val="20"/>
-          <w:lang w:val="ru-RU"/>
-        </w:rPr>
-      </w:pPr>
-      <w:r>
-        <w:rPr>
-          <w:rFonts w:ascii="Times New Roman" w:eastAsia="Times New Roman" w:hAnsi="Times New Roman" w:cs="Times New Roman"/>
-          <w:sz w:val="20"/>
-          <w:szCs w:val="20"/>
-          <w:lang w:val="ru-RU"/>
-        </w:rPr>
-        <w:t>Это КНФ? (1 - да, 0 - нет): 0</w:t>
-      </w:r>
-    </w:p>
-    <w:p>
-      <w:pPr>
-        <w:spacing w:line="20" w:lineRule="atLeast"/>
-        <w:rPr>
-          <w:rFonts w:ascii="Times New Roman" w:eastAsia="Times New Roman" w:hAnsi="Times New Roman" w:cs="Times New Roman"/>
-          <w:sz w:val="20"/>
-          <w:szCs w:val="20"/>
-          <w:lang w:val="ru-RU"/>
-        </w:rPr>
-      </w:pPr>
-      <w:r>
-        <w:rPr>
-          <w:rFonts w:ascii="Times New Roman" w:eastAsia="Times New Roman" w:hAnsi="Times New Roman" w:cs="Times New Roman"/>
-          <w:sz w:val="20"/>
-          <w:szCs w:val="20"/>
-          <w:lang w:val="ru-RU"/>
-        </w:rPr>
-        <w:t>Неправильно. Правильный ответ: КНФ</w:t>
-      </w:r>
-    </w:p>
-    <w:p>
-      <w:pPr>
-        <w:spacing w:line="20" w:lineRule="atLeast"/>
-        <w:rPr>
-          <w:rFonts w:ascii="Times New Roman" w:eastAsia="Times New Roman" w:hAnsi="Times New Roman" w:cs="Times New Roman"/>
-          <w:sz w:val="20"/>
-          <w:szCs w:val="20"/>
-          <w:lang w:val="ru-RU"/>
-        </w:rPr>
-      </w:pPr>
-    </w:p>
-    <w:p>
-      <w:pPr>
-        <w:spacing w:line="20" w:lineRule="atLeast"/>
-        <w:rPr>
-          <w:rFonts w:ascii="Times New Roman" w:eastAsia="Times New Roman" w:hAnsi="Times New Roman" w:cs="Times New Roman"/>
-          <w:sz w:val="20"/>
-          <w:szCs w:val="20"/>
-          <w:lang w:val="ru-RU"/>
-        </w:rPr>
-      </w:pPr>
-      <w:r>
-        <w:rPr>
-          <w:rFonts w:ascii="Times New Roman" w:eastAsia="Times New Roman" w:hAnsi="Times New Roman" w:cs="Times New Roman"/>
-          <w:sz w:val="20"/>
-          <w:szCs w:val="20"/>
-          <w:lang w:val="ru-RU"/>
-        </w:rPr>
-        <w:t>Формула #13: (</w:t>
-      </w:r>
-      <w:r>
-        <w:rPr>
-          <w:rFonts w:ascii="Times New Roman" w:eastAsia="Times New Roman" w:hAnsi="Times New Roman" w:cs="Times New Roman"/>
-          <w:sz w:val="20"/>
-          <w:szCs w:val="20"/>
-          <w:lang w:val="en-US"/>
-        </w:rPr>
-        <w:t>A</w:t>
-      </w:r>
-      <w:proofErr w:type="gramStart"/>
-      <w:r>
-        <w:rPr>
-          <w:rFonts w:ascii="Times New Roman" w:eastAsia="Times New Roman" w:hAnsi="Times New Roman" w:cs="Times New Roman"/>
-          <w:sz w:val="20"/>
-          <w:szCs w:val="20"/>
-          <w:lang w:val="ru-RU"/>
-        </w:rPr>
-        <w:t>|!</w:t>
-      </w:r>
-      <w:r>
-        <w:rPr>
-          <w:rFonts w:ascii="Times New Roman" w:eastAsia="Times New Roman" w:hAnsi="Times New Roman" w:cs="Times New Roman"/>
-          <w:sz w:val="20"/>
-          <w:szCs w:val="20"/>
-          <w:lang w:val="en-US"/>
-        </w:rPr>
-        <w:t>B</w:t>
-      </w:r>
-      <w:proofErr w:type="gramEnd"/>
-      <w:r>
-        <w:rPr>
-          <w:rFonts w:ascii="Times New Roman" w:eastAsia="Times New Roman" w:hAnsi="Times New Roman" w:cs="Times New Roman"/>
-          <w:sz w:val="20"/>
-          <w:szCs w:val="20"/>
-          <w:lang w:val="ru-RU"/>
-        </w:rPr>
-        <w:t>)&amp;(</w:t>
-      </w:r>
-      <w:r>
-        <w:rPr>
-          <w:rFonts w:ascii="Times New Roman" w:eastAsia="Times New Roman" w:hAnsi="Times New Roman" w:cs="Times New Roman"/>
-          <w:sz w:val="20"/>
-          <w:szCs w:val="20"/>
-          <w:lang w:val="en-US"/>
-        </w:rPr>
-        <w:t>C</w:t>
-      </w:r>
-      <w:proofErr w:type="gramStart"/>
-      <w:r>
-        <w:rPr>
-          <w:rFonts w:ascii="Times New Roman" w:eastAsia="Times New Roman" w:hAnsi="Times New Roman" w:cs="Times New Roman"/>
-          <w:sz w:val="20"/>
-          <w:szCs w:val="20"/>
-          <w:lang w:val="ru-RU"/>
-        </w:rPr>
-        <w:t>|!</w:t>
-      </w:r>
-      <w:r>
-        <w:rPr>
-          <w:rFonts w:ascii="Times New Roman" w:eastAsia="Times New Roman" w:hAnsi="Times New Roman" w:cs="Times New Roman"/>
-          <w:sz w:val="20"/>
-          <w:szCs w:val="20"/>
-          <w:lang w:val="en-US"/>
-        </w:rPr>
-        <w:t>B</w:t>
-      </w:r>
-      <w:proofErr w:type="gramEnd"/>
-      <w:r>
-        <w:rPr>
-          <w:rFonts w:ascii="Times New Roman" w:eastAsia="Times New Roman" w:hAnsi="Times New Roman" w:cs="Times New Roman"/>
-          <w:sz w:val="20"/>
-          <w:szCs w:val="20"/>
-          <w:lang w:val="ru-RU"/>
-        </w:rPr>
-        <w:t>)&amp;</w:t>
-      </w:r>
-      <w:proofErr w:type="gramStart"/>
-      <w:r>
-        <w:rPr>
-          <w:rFonts w:ascii="Times New Roman" w:eastAsia="Times New Roman" w:hAnsi="Times New Roman" w:cs="Times New Roman"/>
-          <w:sz w:val="20"/>
-          <w:szCs w:val="20"/>
-          <w:lang w:val="ru-RU"/>
-        </w:rPr>
-        <w:t>(!</w:t>
-      </w:r>
-      <w:r>
-        <w:rPr>
-          <w:rFonts w:ascii="Times New Roman" w:eastAsia="Times New Roman" w:hAnsi="Times New Roman" w:cs="Times New Roman"/>
-          <w:sz w:val="20"/>
-          <w:szCs w:val="20"/>
-          <w:lang w:val="en-US"/>
-        </w:rPr>
-        <w:t>A</w:t>
-      </w:r>
-      <w:proofErr w:type="gramEnd"/>
-      <w:r>
-        <w:rPr>
-          <w:rFonts w:ascii="Times New Roman" w:eastAsia="Times New Roman" w:hAnsi="Times New Roman" w:cs="Times New Roman"/>
-          <w:sz w:val="20"/>
-          <w:szCs w:val="20"/>
-          <w:lang w:val="ru-RU"/>
-        </w:rPr>
-        <w:t>|</w:t>
-      </w:r>
-      <w:r>
-        <w:rPr>
-          <w:rFonts w:ascii="Times New Roman" w:eastAsia="Times New Roman" w:hAnsi="Times New Roman" w:cs="Times New Roman"/>
-          <w:sz w:val="20"/>
-          <w:szCs w:val="20"/>
-          <w:lang w:val="en-US"/>
-        </w:rPr>
-        <w:t>C</w:t>
-      </w:r>
-      <w:r>
-        <w:rPr>
-          <w:rFonts w:ascii="Times New Roman" w:eastAsia="Times New Roman" w:hAnsi="Times New Roman" w:cs="Times New Roman"/>
-          <w:sz w:val="20"/>
-          <w:szCs w:val="20"/>
-          <w:lang w:val="ru-RU"/>
-        </w:rPr>
-        <w:t>)</w:t>
-      </w:r>
-    </w:p>
-    <w:p>
-      <w:pPr>
-        <w:spacing w:line="20" w:lineRule="atLeast"/>
-        <w:rPr>
-          <w:rFonts w:ascii="Times New Roman" w:eastAsia="Times New Roman" w:hAnsi="Times New Roman" w:cs="Times New Roman"/>
-          <w:sz w:val="20"/>
-          <w:szCs w:val="20"/>
-          <w:lang w:val="ru-RU"/>
-        </w:rPr>
-      </w:pPr>
-      <w:r>
-        <w:rPr>
-          <w:rFonts w:ascii="Times New Roman" w:eastAsia="Times New Roman" w:hAnsi="Times New Roman" w:cs="Times New Roman"/>
-          <w:sz w:val="20"/>
-          <w:szCs w:val="20"/>
-          <w:lang w:val="ru-RU"/>
-        </w:rPr>
-        <w:t>Это КНФ? (1 - да, 0 - нет): 1</w:t>
-      </w:r>
-    </w:p>
-    <w:p>
-      <w:pPr>
-        <w:spacing w:line="20" w:lineRule="atLeast"/>
-        <w:rPr>
-          <w:rFonts w:ascii="Times New Roman" w:eastAsia="Times New Roman" w:hAnsi="Times New Roman" w:cs="Times New Roman"/>
-          <w:sz w:val="20"/>
-          <w:szCs w:val="20"/>
-          <w:lang w:val="ru-RU"/>
-        </w:rPr>
-      </w:pPr>
-      <w:r>
-        <w:rPr>
-          <w:rFonts w:ascii="Times New Roman" w:eastAsia="Times New Roman" w:hAnsi="Times New Roman" w:cs="Times New Roman"/>
-          <w:sz w:val="20"/>
-          <w:szCs w:val="20"/>
-          <w:lang w:val="ru-RU"/>
-        </w:rPr>
-        <w:t>Правильно!</w:t>
-      </w:r>
-    </w:p>
-    <w:p>
-      <w:pPr>
-        <w:spacing w:line="20" w:lineRule="atLeast"/>
-        <w:rPr>
-          <w:rFonts w:ascii="Times New Roman" w:eastAsia="Times New Roman" w:hAnsi="Times New Roman" w:cs="Times New Roman"/>
-          <w:sz w:val="20"/>
-          <w:szCs w:val="20"/>
-          <w:lang w:val="ru-RU"/>
-        </w:rPr>
-      </w:pPr>
-    </w:p>
-    <w:p>
-      <w:pPr>
-        <w:spacing w:line="20" w:lineRule="atLeast"/>
-        <w:rPr>
-          <w:rFonts w:ascii="Times New Roman" w:eastAsia="Times New Roman" w:hAnsi="Times New Roman" w:cs="Times New Roman"/>
-          <w:sz w:val="20"/>
-          <w:szCs w:val="20"/>
-          <w:lang w:val="en-US"/>
-        </w:rPr>
-      </w:pPr>
-      <w:proofErr w:type="spellStart"/>
-      <w:r>
-        <w:rPr>
-          <w:rFonts w:ascii="Times New Roman" w:eastAsia="Times New Roman" w:hAnsi="Times New Roman" w:cs="Times New Roman"/>
-          <w:sz w:val="20"/>
-          <w:szCs w:val="20"/>
-          <w:lang w:val="en-US"/>
-        </w:rPr>
-        <w:t>Формула</w:t>
-      </w:r>
-      <w:proofErr w:type="spellEnd"/>
-      <w:r>
-        <w:rPr>
-          <w:rFonts w:ascii="Times New Roman" w:eastAsia="Times New Roman" w:hAnsi="Times New Roman" w:cs="Times New Roman"/>
-          <w:sz w:val="20"/>
-          <w:szCs w:val="20"/>
-          <w:lang w:val="en-US"/>
-        </w:rPr>
-        <w:t xml:space="preserve"> #14: (X|Y|</w:t>
-      </w:r>
-      <w:proofErr w:type="gramStart"/>
-      <w:r>
-        <w:rPr>
-          <w:rFonts w:ascii="Times New Roman" w:eastAsia="Times New Roman" w:hAnsi="Times New Roman" w:cs="Times New Roman"/>
-          <w:sz w:val="20"/>
-          <w:szCs w:val="20"/>
-          <w:lang w:val="en-US"/>
-        </w:rPr>
-        <w:t>Z)&amp;(!X|!Y|!Z</w:t>
-      </w:r>
-      <w:proofErr w:type="gramEnd"/>
-      <w:r>
-        <w:rPr>
-          <w:rFonts w:ascii="Times New Roman" w:eastAsia="Times New Roman" w:hAnsi="Times New Roman" w:cs="Times New Roman"/>
-          <w:sz w:val="20"/>
-          <w:szCs w:val="20"/>
-          <w:lang w:val="en-US"/>
-        </w:rPr>
-        <w:t>)</w:t>
-      </w:r>
-    </w:p>
-    <w:p>
-      <w:pPr>
-        <w:spacing w:line="20" w:lineRule="atLeast"/>
-        <w:rPr>
-          <w:rFonts w:ascii="Times New Roman" w:eastAsia="Times New Roman" w:hAnsi="Times New Roman" w:cs="Times New Roman"/>
-          <w:sz w:val="20"/>
-          <w:szCs w:val="20"/>
-          <w:lang w:val="ru-RU"/>
-        </w:rPr>
-      </w:pPr>
-      <w:r>
-        <w:rPr>
-          <w:rFonts w:ascii="Times New Roman" w:eastAsia="Times New Roman" w:hAnsi="Times New Roman" w:cs="Times New Roman"/>
-          <w:sz w:val="20"/>
-          <w:szCs w:val="20"/>
-          <w:lang w:val="ru-RU"/>
-        </w:rPr>
-        <w:t>Это КНФ? (1 - да, 0 - нет): 0</w:t>
-      </w:r>
-    </w:p>
-    <w:p>
-      <w:pPr>
-        <w:spacing w:line="20" w:lineRule="atLeast"/>
-        <w:rPr>
-          <w:rFonts w:ascii="Times New Roman" w:eastAsia="Times New Roman" w:hAnsi="Times New Roman" w:cs="Times New Roman"/>
-          <w:sz w:val="20"/>
-          <w:szCs w:val="20"/>
-          <w:lang w:val="ru-RU"/>
-        </w:rPr>
-      </w:pPr>
-      <w:r>
-        <w:rPr>
-          <w:rFonts w:ascii="Times New Roman" w:eastAsia="Times New Roman" w:hAnsi="Times New Roman" w:cs="Times New Roman"/>
-          <w:sz w:val="20"/>
-          <w:szCs w:val="20"/>
-          <w:lang w:val="ru-RU"/>
-        </w:rPr>
-        <w:t>Неправильно. Правильный ответ: КНФ</w:t>
-      </w:r>
-    </w:p>
-    <w:p>
-      <w:pPr>
-        <w:spacing w:line="20" w:lineRule="atLeast"/>
-        <w:rPr>
-          <w:rFonts w:ascii="Times New Roman" w:eastAsia="Times New Roman" w:hAnsi="Times New Roman" w:cs="Times New Roman"/>
-          <w:sz w:val="20"/>
-          <w:szCs w:val="20"/>
-          <w:lang w:val="ru-RU"/>
-        </w:rPr>
-      </w:pPr>
-    </w:p>
-    <w:p>
-      <w:pPr>
-        <w:spacing w:line="20" w:lineRule="atLeast"/>
-        <w:rPr>
-          <w:rFonts w:ascii="Times New Roman" w:eastAsia="Times New Roman" w:hAnsi="Times New Roman" w:cs="Times New Roman"/>
-          <w:sz w:val="20"/>
-          <w:szCs w:val="20"/>
-          <w:lang w:val="ru-RU"/>
-        </w:rPr>
-      </w:pPr>
-      <w:r>
-        <w:rPr>
-          <w:rFonts w:ascii="Times New Roman" w:eastAsia="Times New Roman" w:hAnsi="Times New Roman" w:cs="Times New Roman"/>
-          <w:sz w:val="20"/>
-          <w:szCs w:val="20"/>
-          <w:lang w:val="ru-RU"/>
-        </w:rPr>
-        <w:t>Формула #15: (</w:t>
-      </w:r>
-      <w:r>
-        <w:rPr>
-          <w:rFonts w:ascii="Times New Roman" w:eastAsia="Times New Roman" w:hAnsi="Times New Roman" w:cs="Times New Roman"/>
-          <w:sz w:val="20"/>
-          <w:szCs w:val="20"/>
-          <w:lang w:val="en-US"/>
-        </w:rPr>
-        <w:t>A</w:t>
-      </w:r>
-      <w:proofErr w:type="gramStart"/>
-      <w:r>
-        <w:rPr>
-          <w:rFonts w:ascii="Times New Roman" w:eastAsia="Times New Roman" w:hAnsi="Times New Roman" w:cs="Times New Roman"/>
-          <w:sz w:val="20"/>
-          <w:szCs w:val="20"/>
-          <w:lang w:val="ru-RU"/>
-        </w:rPr>
-        <w:t>|!</w:t>
-      </w:r>
-      <w:r>
-        <w:rPr>
-          <w:rFonts w:ascii="Times New Roman" w:eastAsia="Times New Roman" w:hAnsi="Times New Roman" w:cs="Times New Roman"/>
-          <w:sz w:val="20"/>
-          <w:szCs w:val="20"/>
-          <w:lang w:val="en-US"/>
-        </w:rPr>
-        <w:t>A</w:t>
-      </w:r>
-      <w:proofErr w:type="gramEnd"/>
-      <w:r>
-        <w:rPr>
-          <w:rFonts w:ascii="Times New Roman" w:eastAsia="Times New Roman" w:hAnsi="Times New Roman" w:cs="Times New Roman"/>
-          <w:sz w:val="20"/>
-          <w:szCs w:val="20"/>
-          <w:lang w:val="ru-RU"/>
-        </w:rPr>
-        <w:t>)</w:t>
-      </w:r>
-    </w:p>
-    <w:p>
-      <w:pPr>
-        <w:spacing w:line="20" w:lineRule="atLeast"/>
-        <w:rPr>
-          <w:rFonts w:ascii="Times New Roman" w:eastAsia="Times New Roman" w:hAnsi="Times New Roman" w:cs="Times New Roman"/>
-          <w:sz w:val="20"/>
-          <w:szCs w:val="20"/>
-          <w:lang w:val="ru-RU"/>
-        </w:rPr>
-      </w:pPr>
-      <w:r>
-        <w:rPr>
-          <w:rFonts w:ascii="Times New Roman" w:eastAsia="Times New Roman" w:hAnsi="Times New Roman" w:cs="Times New Roman"/>
-          <w:sz w:val="20"/>
-          <w:szCs w:val="20"/>
-          <w:lang w:val="ru-RU"/>
-        </w:rPr>
-        <w:t>Это КНФ? (1 - да, 0 - нет): 1</w:t>
-      </w:r>
-    </w:p>
-    <w:p>
-      <w:pPr>
-        <w:spacing w:line="20" w:lineRule="atLeast"/>
-        <w:rPr>
-          <w:rFonts w:ascii="Times New Roman" w:eastAsia="Times New Roman" w:hAnsi="Times New Roman" w:cs="Times New Roman"/>
-          <w:sz w:val="20"/>
-          <w:szCs w:val="20"/>
-          <w:lang w:val="ru-RU"/>
-        </w:rPr>
-      </w:pPr>
-      <w:r>
-        <w:rPr>
-          <w:rFonts w:ascii="Times New Roman" w:eastAsia="Times New Roman" w:hAnsi="Times New Roman" w:cs="Times New Roman"/>
-          <w:sz w:val="20"/>
-          <w:szCs w:val="20"/>
-          <w:lang w:val="ru-RU"/>
-        </w:rPr>
-        <w:t>Неправильно. Правильный ответ: не КНФ</w:t>
-      </w:r>
-    </w:p>
-    <w:p>
-      <w:pPr>
-        <w:spacing w:line="20" w:lineRule="atLeast"/>
-        <w:rPr>
-          <w:rFonts w:ascii="Times New Roman" w:eastAsia="Times New Roman" w:hAnsi="Times New Roman" w:cs="Times New Roman"/>
-          <w:sz w:val="20"/>
-          <w:szCs w:val="20"/>
-          <w:lang w:val="ru-RU"/>
-        </w:rPr>
-      </w:pPr>
-    </w:p>
-    <w:p>
-      <w:pPr>
-        <w:spacing w:line="20" w:lineRule="atLeast"/>
-        <w:rPr>
-          <w:rFonts w:ascii="Times New Roman" w:eastAsia="Times New Roman" w:hAnsi="Times New Roman" w:cs="Times New Roman"/>
-          <w:sz w:val="20"/>
-          <w:szCs w:val="20"/>
-          <w:lang w:val="ru-RU"/>
-        </w:rPr>
-      </w:pPr>
-      <w:r>
-        <w:rPr>
-          <w:rFonts w:ascii="Times New Roman" w:eastAsia="Times New Roman" w:hAnsi="Times New Roman" w:cs="Times New Roman"/>
-          <w:sz w:val="20"/>
-          <w:szCs w:val="20"/>
-          <w:lang w:val="ru-RU"/>
-        </w:rPr>
-        <w:t>Формула #16: ()</w:t>
-      </w:r>
-    </w:p>
-    <w:p>
-      <w:pPr>
-        <w:spacing w:line="20" w:lineRule="atLeast"/>
-        <w:rPr>
-          <w:rFonts w:ascii="Times New Roman" w:eastAsia="Times New Roman" w:hAnsi="Times New Roman" w:cs="Times New Roman"/>
-          <w:sz w:val="20"/>
-          <w:szCs w:val="20"/>
-          <w:lang w:val="ru-RU"/>
-        </w:rPr>
-      </w:pPr>
-      <w:r>
-        <w:rPr>
-          <w:rFonts w:ascii="Times New Roman" w:eastAsia="Times New Roman" w:hAnsi="Times New Roman" w:cs="Times New Roman"/>
-          <w:sz w:val="20"/>
-          <w:szCs w:val="20"/>
-          <w:lang w:val="ru-RU"/>
-        </w:rPr>
-        <w:t>Это КНФ? (1 - да, 0 - нет): 0</w:t>
-      </w:r>
-    </w:p>
-    <w:p>
-      <w:pPr>
-        <w:spacing w:line="20" w:lineRule="atLeast"/>
-        <w:rPr>
-          <w:rFonts w:ascii="Times New Roman" w:eastAsia="Times New Roman" w:hAnsi="Times New Roman" w:cs="Times New Roman"/>
-          <w:sz w:val="20"/>
-          <w:szCs w:val="20"/>
-          <w:lang w:val="ru-RU"/>
-        </w:rPr>
-      </w:pPr>
-      <w:r>
-        <w:rPr>
-          <w:rFonts w:ascii="Times New Roman" w:eastAsia="Times New Roman" w:hAnsi="Times New Roman" w:cs="Times New Roman"/>
-          <w:sz w:val="20"/>
-          <w:szCs w:val="20"/>
-          <w:lang w:val="ru-RU"/>
-        </w:rPr>
-        <w:t>Правильно!</w:t>
-      </w:r>
-    </w:p>
-    <w:p>
-      <w:pPr>
-        <w:spacing w:line="20" w:lineRule="atLeast"/>
-        <w:rPr>
-          <w:rFonts w:ascii="Times New Roman" w:eastAsia="Times New Roman" w:hAnsi="Times New Roman" w:cs="Times New Roman"/>
-          <w:sz w:val="20"/>
-          <w:szCs w:val="20"/>
-          <w:lang w:val="ru-RU"/>
-        </w:rPr>
-      </w:pPr>
-    </w:p>
-    <w:p>
-      <w:pPr>
-        <w:spacing w:line="20" w:lineRule="atLeast"/>
-        <w:rPr>
-          <w:rFonts w:ascii="Times New Roman" w:eastAsia="Times New Roman" w:hAnsi="Times New Roman" w:cs="Times New Roman"/>
-          <w:sz w:val="20"/>
-          <w:szCs w:val="20"/>
-          <w:lang w:val="ru-RU"/>
-        </w:rPr>
-      </w:pPr>
-      <w:r>
-        <w:rPr>
-          <w:rFonts w:ascii="Times New Roman" w:eastAsia="Times New Roman" w:hAnsi="Times New Roman" w:cs="Times New Roman"/>
-          <w:sz w:val="20"/>
-          <w:szCs w:val="20"/>
-          <w:lang w:val="ru-RU"/>
-        </w:rPr>
-        <w:t>Формула #17: (</w:t>
-      </w:r>
-      <w:r>
-        <w:rPr>
-          <w:rFonts w:ascii="Times New Roman" w:eastAsia="Times New Roman" w:hAnsi="Times New Roman" w:cs="Times New Roman"/>
-          <w:sz w:val="20"/>
-          <w:szCs w:val="20"/>
-          <w:lang w:val="en-US"/>
-        </w:rPr>
-        <w:t>AB</w:t>
-      </w:r>
-      <w:r>
-        <w:rPr>
-          <w:rFonts w:ascii="Times New Roman" w:eastAsia="Times New Roman" w:hAnsi="Times New Roman" w:cs="Times New Roman"/>
-          <w:sz w:val="20"/>
-          <w:szCs w:val="20"/>
-          <w:lang w:val="ru-RU"/>
-        </w:rPr>
-        <w:t>)</w:t>
-      </w:r>
-    </w:p>
-    <w:p>
-      <w:pPr>
-        <w:spacing w:line="20" w:lineRule="atLeast"/>
-        <w:rPr>
-          <w:rFonts w:ascii="Times New Roman" w:eastAsia="Times New Roman" w:hAnsi="Times New Roman" w:cs="Times New Roman"/>
-          <w:sz w:val="20"/>
-          <w:szCs w:val="20"/>
-          <w:lang w:val="ru-RU"/>
-        </w:rPr>
-      </w:pPr>
-      <w:r>
-        <w:rPr>
-          <w:rFonts w:ascii="Times New Roman" w:eastAsia="Times New Roman" w:hAnsi="Times New Roman" w:cs="Times New Roman"/>
-          <w:sz w:val="20"/>
-          <w:szCs w:val="20"/>
-          <w:lang w:val="ru-RU"/>
-        </w:rPr>
-        <w:t>Это КНФ? (1 - да, 0 - нет): 1</w:t>
-      </w:r>
-    </w:p>
-    <w:p>
-      <w:pPr>
-        <w:spacing w:line="20" w:lineRule="atLeast"/>
-        <w:rPr>
-          <w:rFonts w:ascii="Times New Roman" w:eastAsia="Times New Roman" w:hAnsi="Times New Roman" w:cs="Times New Roman"/>
-          <w:sz w:val="20"/>
-          <w:szCs w:val="20"/>
-          <w:lang w:val="ru-RU"/>
-        </w:rPr>
-      </w:pPr>
-      <w:r>
-        <w:rPr>
-          <w:rFonts w:ascii="Times New Roman" w:eastAsia="Times New Roman" w:hAnsi="Times New Roman" w:cs="Times New Roman"/>
-          <w:sz w:val="20"/>
-          <w:szCs w:val="20"/>
-          <w:lang w:val="ru-RU"/>
-        </w:rPr>
-        <w:t>Неправильно. Правильный ответ: не КНФ</w:t>
-      </w:r>
-    </w:p>
-    <w:p>
-      <w:pPr>
-        <w:spacing w:line="20" w:lineRule="atLeast"/>
-        <w:rPr>
-          <w:rFonts w:ascii="Times New Roman" w:eastAsia="Times New Roman" w:hAnsi="Times New Roman" w:cs="Times New Roman"/>
-          <w:sz w:val="20"/>
-          <w:szCs w:val="20"/>
-          <w:lang w:val="ru-RU"/>
-        </w:rPr>
-      </w:pPr>
-    </w:p>
-    <w:p>
-      <w:pPr>
-        <w:spacing w:line="20" w:lineRule="atLeast"/>
-        <w:rPr>
-          <w:rFonts w:ascii="Times New Roman" w:eastAsia="Times New Roman" w:hAnsi="Times New Roman" w:cs="Times New Roman"/>
-          <w:sz w:val="20"/>
-          <w:szCs w:val="20"/>
-          <w:lang w:val="ru-RU"/>
-        </w:rPr>
-      </w:pPr>
-      <w:r>
-        <w:rPr>
-          <w:rFonts w:ascii="Times New Roman" w:eastAsia="Times New Roman" w:hAnsi="Times New Roman" w:cs="Times New Roman"/>
-          <w:sz w:val="20"/>
-          <w:szCs w:val="20"/>
-          <w:lang w:val="ru-RU"/>
-        </w:rPr>
-        <w:t>Формула #18: ((</w:t>
-      </w:r>
-      <w:r>
-        <w:rPr>
-          <w:rFonts w:ascii="Times New Roman" w:eastAsia="Times New Roman" w:hAnsi="Times New Roman" w:cs="Times New Roman"/>
-          <w:sz w:val="20"/>
-          <w:szCs w:val="20"/>
-          <w:lang w:val="en-US"/>
-        </w:rPr>
-        <w:t>A</w:t>
-      </w:r>
-      <w:r>
-        <w:rPr>
-          <w:rFonts w:ascii="Times New Roman" w:eastAsia="Times New Roman" w:hAnsi="Times New Roman" w:cs="Times New Roman"/>
-          <w:sz w:val="20"/>
-          <w:szCs w:val="20"/>
-          <w:lang w:val="ru-RU"/>
-        </w:rPr>
-        <w:t>))</w:t>
-      </w:r>
-    </w:p>
-    <w:p>
-      <w:pPr>
-        <w:spacing w:line="20" w:lineRule="atLeast"/>
-        <w:rPr>
-          <w:rFonts w:ascii="Times New Roman" w:eastAsia="Times New Roman" w:hAnsi="Times New Roman" w:cs="Times New Roman"/>
-          <w:sz w:val="20"/>
-          <w:szCs w:val="20"/>
-          <w:lang w:val="ru-RU"/>
-        </w:rPr>
-      </w:pPr>
-      <w:r>
-        <w:rPr>
-          <w:rFonts w:ascii="Times New Roman" w:eastAsia="Times New Roman" w:hAnsi="Times New Roman" w:cs="Times New Roman"/>
-          <w:sz w:val="20"/>
-          <w:szCs w:val="20"/>
-          <w:lang w:val="ru-RU"/>
-        </w:rPr>
-        <w:t>Это КНФ? (1 - да, 0 - нет): 0</w:t>
-      </w:r>
-    </w:p>
-    <w:p>
-      <w:pPr>
-        <w:spacing w:line="20" w:lineRule="atLeast"/>
-        <w:rPr>
-          <w:rFonts w:ascii="Times New Roman" w:eastAsia="Times New Roman" w:hAnsi="Times New Roman" w:cs="Times New Roman"/>
-          <w:sz w:val="20"/>
-          <w:szCs w:val="20"/>
-          <w:lang w:val="ru-RU"/>
-        </w:rPr>
-      </w:pPr>
-      <w:r>
-        <w:rPr>
-          <w:rFonts w:ascii="Times New Roman" w:eastAsia="Times New Roman" w:hAnsi="Times New Roman" w:cs="Times New Roman"/>
-          <w:sz w:val="20"/>
-          <w:szCs w:val="20"/>
-          <w:lang w:val="ru-RU"/>
-        </w:rPr>
-        <w:t>Правильно!</w:t>
-      </w:r>
-    </w:p>
-    <w:p>
-      <w:pPr>
-        <w:spacing w:line="20" w:lineRule="atLeast"/>
-        <w:rPr>
-          <w:rFonts w:ascii="Times New Roman" w:eastAsia="Times New Roman" w:hAnsi="Times New Roman" w:cs="Times New Roman"/>
-          <w:sz w:val="20"/>
-          <w:szCs w:val="20"/>
-          <w:lang w:val="ru-RU"/>
-        </w:rPr>
-      </w:pPr>
-    </w:p>
-    <w:p>
-      <w:pPr>
-        <w:spacing w:line="20" w:lineRule="atLeast"/>
-        <w:rPr>
-          <w:rFonts w:ascii="Times New Roman" w:eastAsia="Times New Roman" w:hAnsi="Times New Roman" w:cs="Times New Roman"/>
-          <w:sz w:val="20"/>
-          <w:szCs w:val="20"/>
-          <w:lang w:val="ru-RU"/>
-        </w:rPr>
-      </w:pPr>
-      <w:r>
-        <w:rPr>
-          <w:rFonts w:ascii="Times New Roman" w:eastAsia="Times New Roman" w:hAnsi="Times New Roman" w:cs="Times New Roman"/>
-          <w:sz w:val="20"/>
-          <w:szCs w:val="20"/>
-          <w:lang w:val="ru-RU"/>
-        </w:rPr>
-        <w:t>Вы ответили правильно на 8 из 18 вопросов.</w:t>
+        <w:spacing w:before="240" w:after="240" w:line="0" w:lineRule="atLeast"/>
+        <w:rPr>
+          <w:rFonts w:ascii="Times New Roman" w:eastAsia="Times New Roman" w:hAnsi="Times New Roman" w:cs="Times New Roman"/>
+          <w:sz w:val="20"/>
+          <w:szCs w:val="20"/>
+          <w:lang w:val="ru-RU"/>
+        </w:rPr>
+      </w:pPr>
+    </w:p>
+    <w:p>
+      <w:pPr>
+        <w:spacing w:before="240" w:after="240" w:line="0" w:lineRule="atLeast"/>
+        <w:rPr>
+          <w:rFonts w:ascii="Times New Roman" w:eastAsia="Times New Roman" w:hAnsi="Times New Roman" w:cs="Times New Roman"/>
+          <w:sz w:val="20"/>
+          <w:szCs w:val="20"/>
+          <w:lang w:val="ru-RU"/>
+        </w:rPr>
+      </w:pPr>
+      <w:r>
+        <w:rPr>
+          <w:rFonts w:ascii="Times New Roman" w:eastAsia="Times New Roman" w:hAnsi="Times New Roman" w:cs="Times New Roman"/>
+          <w:sz w:val="20"/>
+          <w:szCs w:val="20"/>
+          <w:lang w:val="ru-RU"/>
+        </w:rPr>
+        <w:t>Вы ответили правильно на 10 из 18 вопросов.</w:t>
       </w:r>
     </w:p>
     <w:p>
@@ -5698,47 +7886,7 @@
           <w:szCs w:val="28"/>
           <w:lang w:val="ru-RU"/>
         </w:rPr>
-        <w:t xml:space="preserve">. </w:t>
-      </w:r>
-      <w:r>
-        <w:rPr>
-          <w:rFonts w:ascii="Times New Roman" w:eastAsia="Times New Roman" w:hAnsi="Times New Roman" w:cs="Times New Roman"/>
-          <w:bCs/>
-          <w:sz w:val="28"/>
-          <w:szCs w:val="28"/>
-          <w:lang w:val="ru-RU"/>
-        </w:rPr>
-        <w:t>Алгоритм</w:t>
-      </w:r>
-      <w:r>
-        <w:rPr>
-          <w:rFonts w:ascii="Times New Roman" w:eastAsia="Times New Roman" w:hAnsi="Times New Roman" w:cs="Times New Roman"/>
-          <w:bCs/>
-          <w:sz w:val="28"/>
-          <w:szCs w:val="28"/>
-          <w:lang w:val="ru-RU"/>
-        </w:rPr>
-        <w:t xml:space="preserve"> </w:t>
-      </w:r>
-      <w:r>
-        <w:rPr>
-          <w:rFonts w:ascii="Times New Roman" w:eastAsia="Times New Roman" w:hAnsi="Times New Roman" w:cs="Times New Roman"/>
-          <w:bCs/>
-          <w:sz w:val="28"/>
-          <w:szCs w:val="28"/>
-          <w:lang w:val="ru-RU"/>
-        </w:rPr>
-        <w:t>основан на</w:t>
-      </w:r>
-      <w:r>
-        <w:rPr>
-          <w:rFonts w:ascii="Times New Roman" w:eastAsia="Times New Roman" w:hAnsi="Times New Roman" w:cs="Times New Roman"/>
-          <w:bCs/>
-          <w:sz w:val="28"/>
-          <w:szCs w:val="28"/>
-          <w:lang w:val="ru-RU"/>
-        </w:rPr>
-        <w:t xml:space="preserve"> </w:t>
+        <w:t xml:space="preserve">. Алгоритм основан на </w:t>
       </w:r>
       <w:r>
         <w:rPr>
@@ -6507,7 +8655,7 @@
   </w:latentStyles>
   <w:style w:type="paragraph" w:default="1" w:styleId="a">
     <w:name w:val="Normal"/>
-    <w:rsid w:val="00F57463"/>
+    <w:rsid w:val="00ED7997"/>
     <w:pPr>
       <w:spacing w:after="0" w:line="276" w:lineRule="auto"/>
     </w:pPr>
